--- a/ARENA_Database_Final.docx
+++ b/ARENA_Database_Final.docx
@@ -86,11 +86,9 @@
       </w:pPr>
       <w:r>
         <w:rPr>
-          <w:color w:val="404040"/>
-          <w:sz w:val="24"/>
-          <w:szCs w:val="24"/>
+          <w:color w:val="767676"/>
         </w:rPr>
-        <w:t>Prepared by: Faizan Toheed, Muhammad Rohan Jabbar, Muhammad Usman</w:t>
+        <w:t>May 2026</w:t>
       </w:r>
     </w:p>
     <w:p>
@@ -102,26 +100,140 @@
         <w:rPr>
           <w:color w:val="767676"/>
         </w:rPr>
-        <w:t>May 2026</w:t>
+        <w:t>Course: Database Management Systems (DBMS)</w:t>
       </w:r>
     </w:p>
+    <w:tbl>
+      <w:tblPr>
+        <w:tblStyle w:val="GridTable4-Accent5"/>
+        <w:tblpPr w:leftFromText="180" w:rightFromText="180" w:vertAnchor="text" w:horzAnchor="margin" w:tblpY="663"/>
+        <w:tblW w:w="0" w:type="auto"/>
+        <w:tblLook w:val="04A0" w:firstRow="1" w:lastRow="0" w:firstColumn="1" w:lastColumn="0" w:noHBand="0" w:noVBand="1"/>
+      </w:tblPr>
+      <w:tblGrid>
+        <w:gridCol w:w="5035"/>
+        <w:gridCol w:w="5035"/>
+      </w:tblGrid>
+      <w:tr>
+        <w:trPr>
+          <w:cnfStyle w:val="100000000000" w:firstRow="1" w:lastRow="0" w:firstColumn="0" w:lastColumn="0" w:oddVBand="0" w:evenVBand="0" w:oddHBand="0" w:evenHBand="0" w:firstRowFirstColumn="0" w:firstRowLastColumn="0" w:lastRowFirstColumn="0" w:lastRowLastColumn="0"/>
+        </w:trPr>
+        <w:tc>
+          <w:tcPr>
+            <w:cnfStyle w:val="001000000000" w:firstRow="0" w:lastRow="0" w:firstColumn="1" w:lastColumn="0" w:oddVBand="0" w:evenVBand="0" w:oddHBand="0" w:evenHBand="0" w:firstRowFirstColumn="0" w:firstRowLastColumn="0" w:lastRowFirstColumn="0" w:lastRowLastColumn="0"/>
+            <w:tcW w:w="5035" w:type="dxa"/>
+          </w:tcPr>
+          <w:p>
+            <w:r>
+              <w:t>Name</w:t>
+            </w:r>
+          </w:p>
+        </w:tc>
+        <w:tc>
+          <w:tcPr>
+            <w:tcW w:w="5035" w:type="dxa"/>
+          </w:tcPr>
+          <w:p>
+            <w:pPr>
+              <w:cnfStyle w:val="100000000000" w:firstRow="1" w:lastRow="0" w:firstColumn="0" w:lastColumn="0" w:oddVBand="0" w:evenVBand="0" w:oddHBand="0" w:evenHBand="0" w:firstRowFirstColumn="0" w:firstRowLastColumn="0" w:lastRowFirstColumn="0" w:lastRowLastColumn="0"/>
+            </w:pPr>
+            <w:r>
+              <w:t>ID</w:t>
+            </w:r>
+          </w:p>
+        </w:tc>
+      </w:tr>
+      <w:tr>
+        <w:trPr>
+          <w:cnfStyle w:val="000000100000" w:firstRow="0" w:lastRow="0" w:firstColumn="0" w:lastColumn="0" w:oddVBand="0" w:evenVBand="0" w:oddHBand="1" w:evenHBand="0" w:firstRowFirstColumn="0" w:firstRowLastColumn="0" w:lastRowFirstColumn="0" w:lastRowLastColumn="0"/>
+        </w:trPr>
+        <w:tc>
+          <w:tcPr>
+            <w:cnfStyle w:val="001000000000" w:firstRow="0" w:lastRow="0" w:firstColumn="1" w:lastColumn="0" w:oddVBand="0" w:evenVBand="0" w:oddHBand="0" w:evenHBand="0" w:firstRowFirstColumn="0" w:firstRowLastColumn="0" w:lastRowFirstColumn="0" w:lastRowLastColumn="0"/>
+            <w:tcW w:w="5035" w:type="dxa"/>
+          </w:tcPr>
+          <w:p>
+            <w:r>
+              <w:t>Faizan Toheed</w:t>
+            </w:r>
+          </w:p>
+        </w:tc>
+        <w:tc>
+          <w:tcPr>
+            <w:tcW w:w="5035" w:type="dxa"/>
+          </w:tcPr>
+          <w:p>
+            <w:pPr>
+              <w:cnfStyle w:val="000000100000" w:firstRow="0" w:lastRow="0" w:firstColumn="0" w:lastColumn="0" w:oddVBand="0" w:evenVBand="0" w:oddHBand="1" w:evenHBand="0" w:firstRowFirstColumn="0" w:firstRowLastColumn="0" w:lastRowFirstColumn="0" w:lastRowLastColumn="0"/>
+            </w:pPr>
+            <w:r>
+              <w:t>F2024332018</w:t>
+            </w:r>
+          </w:p>
+        </w:tc>
+      </w:tr>
+      <w:tr>
+        <w:tc>
+          <w:tcPr>
+            <w:cnfStyle w:val="001000000000" w:firstRow="0" w:lastRow="0" w:firstColumn="1" w:lastColumn="0" w:oddVBand="0" w:evenVBand="0" w:oddHBand="0" w:evenHBand="0" w:firstRowFirstColumn="0" w:firstRowLastColumn="0" w:lastRowFirstColumn="0" w:lastRowLastColumn="0"/>
+            <w:tcW w:w="5035" w:type="dxa"/>
+          </w:tcPr>
+          <w:p>
+            <w:r>
+              <w:t>Muhammad Rohan Jabbar</w:t>
+            </w:r>
+          </w:p>
+        </w:tc>
+        <w:tc>
+          <w:tcPr>
+            <w:tcW w:w="5035" w:type="dxa"/>
+          </w:tcPr>
+          <w:p>
+            <w:pPr>
+              <w:cnfStyle w:val="000000000000" w:firstRow="0" w:lastRow="0" w:firstColumn="0" w:lastColumn="0" w:oddVBand="0" w:evenVBand="0" w:oddHBand="0" w:evenHBand="0" w:firstRowFirstColumn="0" w:firstRowLastColumn="0" w:lastRowFirstColumn="0" w:lastRowLastColumn="0"/>
+            </w:pPr>
+            <w:r>
+              <w:t>F2024332019</w:t>
+            </w:r>
+          </w:p>
+        </w:tc>
+      </w:tr>
+      <w:tr>
+        <w:trPr>
+          <w:cnfStyle w:val="000000100000" w:firstRow="0" w:lastRow="0" w:firstColumn="0" w:lastColumn="0" w:oddVBand="0" w:evenVBand="0" w:oddHBand="1" w:evenHBand="0" w:firstRowFirstColumn="0" w:firstRowLastColumn="0" w:lastRowFirstColumn="0" w:lastRowLastColumn="0"/>
+        </w:trPr>
+        <w:tc>
+          <w:tcPr>
+            <w:cnfStyle w:val="001000000000" w:firstRow="0" w:lastRow="0" w:firstColumn="1" w:lastColumn="0" w:oddVBand="0" w:evenVBand="0" w:oddHBand="0" w:evenHBand="0" w:firstRowFirstColumn="0" w:firstRowLastColumn="0" w:lastRowFirstColumn="0" w:lastRowLastColumn="0"/>
+            <w:tcW w:w="5035" w:type="dxa"/>
+          </w:tcPr>
+          <w:p>
+            <w:r>
+              <w:t>Muhammad Usman</w:t>
+            </w:r>
+          </w:p>
+        </w:tc>
+        <w:tc>
+          <w:tcPr>
+            <w:tcW w:w="5035" w:type="dxa"/>
+          </w:tcPr>
+          <w:p>
+            <w:pPr>
+              <w:cnfStyle w:val="000000100000" w:firstRow="0" w:lastRow="0" w:firstColumn="0" w:lastColumn="0" w:oddVBand="0" w:evenVBand="0" w:oddHBand="1" w:evenHBand="0" w:firstRowFirstColumn="0" w:firstRowLastColumn="0" w:lastRowFirstColumn="0" w:lastRowLastColumn="0"/>
+            </w:pPr>
+            <w:r>
+              <w:t>F2024332044</w:t>
+            </w:r>
+          </w:p>
+        </w:tc>
+      </w:tr>
+    </w:tbl>
     <w:p>
-      <w:pPr>
-        <w:spacing w:after="80"/>
-        <w:jc w:val="center"/>
-      </w:pPr>
-      <w:r>
-        <w:rPr>
-          <w:color w:val="767676"/>
-        </w:rPr>
-        <w:t>Course: Database Management Systems (DBMS)</w:t>
+      <w:r>
+        <w:br w:type="page"/>
       </w:r>
     </w:p>
-    <w:p>
-      <w:r>
-        <w:br w:type="page"/>
-      </w:r>
-    </w:p>
+    <w:p/>
     <w:p>
       <w:pPr>
         <w:pStyle w:val="Heading1"/>
@@ -131,7 +243,6 @@
       </w:pPr>
       <w:bookmarkStart w:id="0" w:name="_Toc231078439"/>
       <w:r>
-        <w:lastRenderedPageBreak/>
         <w:t>Table of Contents</w:t>
       </w:r>
       <w:bookmarkEnd w:id="0"/>
@@ -159,7 +270,6 @@
               <w:kern w:val="2"/>
               <w:sz w:val="24"/>
               <w:szCs w:val="24"/>
-              <w:lang w:val="en-PK" w:eastAsia="en-PK"/>
               <w14:ligatures w14:val="standardContextual"/>
             </w:rPr>
           </w:pPr>
@@ -244,7 +354,6 @@
               <w:kern w:val="2"/>
               <w:sz w:val="24"/>
               <w:szCs w:val="24"/>
-              <w:lang w:val="en-PK" w:eastAsia="en-PK"/>
               <w14:ligatures w14:val="standardContextual"/>
             </w:rPr>
           </w:pPr>
@@ -319,7 +428,6 @@
               <w:kern w:val="2"/>
               <w:sz w:val="24"/>
               <w:szCs w:val="24"/>
-              <w:lang w:val="en-PK" w:eastAsia="en-PK"/>
               <w14:ligatures w14:val="standardContextual"/>
             </w:rPr>
           </w:pPr>
@@ -394,7 +502,6 @@
               <w:kern w:val="2"/>
               <w:sz w:val="24"/>
               <w:szCs w:val="24"/>
-              <w:lang w:val="en-PK" w:eastAsia="en-PK"/>
               <w14:ligatures w14:val="standardContextual"/>
             </w:rPr>
           </w:pPr>
@@ -469,7 +576,6 @@
               <w:kern w:val="2"/>
               <w:sz w:val="24"/>
               <w:szCs w:val="24"/>
-              <w:lang w:val="en-PK" w:eastAsia="en-PK"/>
               <w14:ligatures w14:val="standardContextual"/>
             </w:rPr>
           </w:pPr>
@@ -545,7 +651,6 @@
               <w:kern w:val="2"/>
               <w:sz w:val="24"/>
               <w:szCs w:val="24"/>
-              <w:lang w:val="en-PK" w:eastAsia="en-PK"/>
               <w14:ligatures w14:val="standardContextual"/>
             </w:rPr>
           </w:pPr>
@@ -620,7 +725,6 @@
               <w:kern w:val="2"/>
               <w:sz w:val="24"/>
               <w:szCs w:val="24"/>
-              <w:lang w:val="en-PK" w:eastAsia="en-PK"/>
               <w14:ligatures w14:val="standardContextual"/>
             </w:rPr>
           </w:pPr>
@@ -695,7 +799,6 @@
               <w:kern w:val="2"/>
               <w:sz w:val="24"/>
               <w:szCs w:val="24"/>
-              <w:lang w:val="en-PK" w:eastAsia="en-PK"/>
               <w14:ligatures w14:val="standardContextual"/>
             </w:rPr>
           </w:pPr>
@@ -770,7 +873,6 @@
               <w:kern w:val="2"/>
               <w:sz w:val="24"/>
               <w:szCs w:val="24"/>
-              <w:lang w:val="en-PK" w:eastAsia="en-PK"/>
               <w14:ligatures w14:val="standardContextual"/>
             </w:rPr>
           </w:pPr>
@@ -845,7 +947,6 @@
               <w:kern w:val="2"/>
               <w:sz w:val="24"/>
               <w:szCs w:val="24"/>
-              <w:lang w:val="en-PK" w:eastAsia="en-PK"/>
               <w14:ligatures w14:val="standardContextual"/>
             </w:rPr>
           </w:pPr>
@@ -920,7 +1021,6 @@
               <w:kern w:val="2"/>
               <w:sz w:val="24"/>
               <w:szCs w:val="24"/>
-              <w:lang w:val="en-PK" w:eastAsia="en-PK"/>
               <w14:ligatures w14:val="standardContextual"/>
             </w:rPr>
           </w:pPr>
@@ -995,7 +1095,6 @@
               <w:kern w:val="2"/>
               <w:sz w:val="24"/>
               <w:szCs w:val="24"/>
-              <w:lang w:val="en-PK" w:eastAsia="en-PK"/>
               <w14:ligatures w14:val="standardContextual"/>
             </w:rPr>
           </w:pPr>
@@ -1070,7 +1169,6 @@
               <w:kern w:val="2"/>
               <w:sz w:val="24"/>
               <w:szCs w:val="24"/>
-              <w:lang w:val="en-PK" w:eastAsia="en-PK"/>
               <w14:ligatures w14:val="standardContextual"/>
             </w:rPr>
           </w:pPr>
@@ -1146,7 +1244,6 @@
               <w:kern w:val="2"/>
               <w:sz w:val="24"/>
               <w:szCs w:val="24"/>
-              <w:lang w:val="en-PK" w:eastAsia="en-PK"/>
               <w14:ligatures w14:val="standardContextual"/>
             </w:rPr>
           </w:pPr>
@@ -1221,7 +1318,6 @@
               <w:kern w:val="2"/>
               <w:sz w:val="24"/>
               <w:szCs w:val="24"/>
-              <w:lang w:val="en-PK" w:eastAsia="en-PK"/>
               <w14:ligatures w14:val="standardContextual"/>
             </w:rPr>
           </w:pPr>
@@ -1296,7 +1392,6 @@
               <w:kern w:val="2"/>
               <w:sz w:val="24"/>
               <w:szCs w:val="24"/>
-              <w:lang w:val="en-PK" w:eastAsia="en-PK"/>
               <w14:ligatures w14:val="standardContextual"/>
             </w:rPr>
           </w:pPr>
@@ -1371,7 +1466,6 @@
               <w:kern w:val="2"/>
               <w:sz w:val="24"/>
               <w:szCs w:val="24"/>
-              <w:lang w:val="en-PK" w:eastAsia="en-PK"/>
               <w14:ligatures w14:val="standardContextual"/>
             </w:rPr>
           </w:pPr>
@@ -1446,7 +1540,6 @@
               <w:kern w:val="2"/>
               <w:sz w:val="24"/>
               <w:szCs w:val="24"/>
-              <w:lang w:val="en-PK" w:eastAsia="en-PK"/>
               <w14:ligatures w14:val="standardContextual"/>
             </w:rPr>
           </w:pPr>
@@ -1521,7 +1614,6 @@
               <w:kern w:val="2"/>
               <w:sz w:val="24"/>
               <w:szCs w:val="24"/>
-              <w:lang w:val="en-PK" w:eastAsia="en-PK"/>
               <w14:ligatures w14:val="standardContextual"/>
             </w:rPr>
           </w:pPr>
@@ -1596,7 +1688,6 @@
               <w:kern w:val="2"/>
               <w:sz w:val="24"/>
               <w:szCs w:val="24"/>
-              <w:lang w:val="en-PK" w:eastAsia="en-PK"/>
               <w14:ligatures w14:val="standardContextual"/>
             </w:rPr>
           </w:pPr>
@@ -1671,7 +1762,6 @@
               <w:kern w:val="2"/>
               <w:sz w:val="24"/>
               <w:szCs w:val="24"/>
-              <w:lang w:val="en-PK" w:eastAsia="en-PK"/>
               <w14:ligatures w14:val="standardContextual"/>
             </w:rPr>
           </w:pPr>
@@ -1746,7 +1836,6 @@
               <w:kern w:val="2"/>
               <w:sz w:val="24"/>
               <w:szCs w:val="24"/>
-              <w:lang w:val="en-PK" w:eastAsia="en-PK"/>
               <w14:ligatures w14:val="standardContextual"/>
             </w:rPr>
           </w:pPr>
@@ -1822,7 +1911,6 @@
               <w:kern w:val="2"/>
               <w:sz w:val="24"/>
               <w:szCs w:val="24"/>
-              <w:lang w:val="en-PK" w:eastAsia="en-PK"/>
               <w14:ligatures w14:val="standardContextual"/>
             </w:rPr>
           </w:pPr>
@@ -1897,7 +1985,6 @@
               <w:kern w:val="2"/>
               <w:sz w:val="24"/>
               <w:szCs w:val="24"/>
-              <w:lang w:val="en-PK" w:eastAsia="en-PK"/>
               <w14:ligatures w14:val="standardContextual"/>
             </w:rPr>
           </w:pPr>
@@ -1973,7 +2060,6 @@
               <w:kern w:val="2"/>
               <w:sz w:val="24"/>
               <w:szCs w:val="24"/>
-              <w:lang w:val="en-PK" w:eastAsia="en-PK"/>
               <w14:ligatures w14:val="standardContextual"/>
             </w:rPr>
           </w:pPr>
@@ -2024,7 +2110,7 @@
                 <w:noProof/>
                 <w:webHidden/>
               </w:rPr>
-              <w:t>14</w:t>
+              <w:t>13</w:t>
             </w:r>
             <w:r>
               <w:rPr>
@@ -2048,7 +2134,6 @@
               <w:kern w:val="2"/>
               <w:sz w:val="24"/>
               <w:szCs w:val="24"/>
-              <w:lang w:val="en-PK" w:eastAsia="en-PK"/>
               <w14:ligatures w14:val="standardContextual"/>
             </w:rPr>
           </w:pPr>
@@ -2099,7 +2184,7 @@
                 <w:noProof/>
                 <w:webHidden/>
               </w:rPr>
-              <w:t>14</w:t>
+              <w:t>13</w:t>
             </w:r>
             <w:r>
               <w:rPr>
@@ -2123,7 +2208,6 @@
               <w:kern w:val="2"/>
               <w:sz w:val="24"/>
               <w:szCs w:val="24"/>
-              <w:lang w:val="en-PK" w:eastAsia="en-PK"/>
               <w14:ligatures w14:val="standardContextual"/>
             </w:rPr>
           </w:pPr>
@@ -2174,7 +2258,7 @@
                 <w:noProof/>
                 <w:webHidden/>
               </w:rPr>
-              <w:t>15</w:t>
+              <w:t>14</w:t>
             </w:r>
             <w:r>
               <w:rPr>
@@ -2198,7 +2282,6 @@
               <w:kern w:val="2"/>
               <w:sz w:val="24"/>
               <w:szCs w:val="24"/>
-              <w:lang w:val="en-PK" w:eastAsia="en-PK"/>
               <w14:ligatures w14:val="standardContextual"/>
             </w:rPr>
           </w:pPr>
@@ -2249,7 +2332,7 @@
                 <w:noProof/>
                 <w:webHidden/>
               </w:rPr>
-              <w:t>15</w:t>
+              <w:t>14</w:t>
             </w:r>
             <w:r>
               <w:rPr>
@@ -2273,7 +2356,6 @@
               <w:kern w:val="2"/>
               <w:sz w:val="24"/>
               <w:szCs w:val="24"/>
-              <w:lang w:val="en-PK" w:eastAsia="en-PK"/>
               <w14:ligatures w14:val="standardContextual"/>
             </w:rPr>
           </w:pPr>
@@ -2324,7 +2406,7 @@
                 <w:noProof/>
                 <w:webHidden/>
               </w:rPr>
-              <w:t>15</w:t>
+              <w:t>14</w:t>
             </w:r>
             <w:r>
               <w:rPr>
@@ -2348,7 +2430,6 @@
               <w:kern w:val="2"/>
               <w:sz w:val="24"/>
               <w:szCs w:val="24"/>
-              <w:lang w:val="en-PK" w:eastAsia="en-PK"/>
               <w14:ligatures w14:val="standardContextual"/>
             </w:rPr>
           </w:pPr>
@@ -2399,7 +2480,7 @@
                 <w:noProof/>
                 <w:webHidden/>
               </w:rPr>
-              <w:t>16</w:t>
+              <w:t>15</w:t>
             </w:r>
             <w:r>
               <w:rPr>
@@ -2423,7 +2504,6 @@
               <w:kern w:val="2"/>
               <w:sz w:val="24"/>
               <w:szCs w:val="24"/>
-              <w:lang w:val="en-PK" w:eastAsia="en-PK"/>
               <w14:ligatures w14:val="standardContextual"/>
             </w:rPr>
           </w:pPr>
@@ -2474,7 +2554,7 @@
                 <w:noProof/>
                 <w:webHidden/>
               </w:rPr>
-              <w:t>16</w:t>
+              <w:t>15</w:t>
             </w:r>
             <w:r>
               <w:rPr>
@@ -2498,7 +2578,6 @@
               <w:kern w:val="2"/>
               <w:sz w:val="24"/>
               <w:szCs w:val="24"/>
-              <w:lang w:val="en-PK" w:eastAsia="en-PK"/>
               <w14:ligatures w14:val="standardContextual"/>
             </w:rPr>
           </w:pPr>
@@ -2549,7 +2628,7 @@
                 <w:noProof/>
                 <w:webHidden/>
               </w:rPr>
-              <w:t>16</w:t>
+              <w:t>15</w:t>
             </w:r>
             <w:r>
               <w:rPr>
@@ -2573,7 +2652,6 @@
               <w:kern w:val="2"/>
               <w:sz w:val="24"/>
               <w:szCs w:val="24"/>
-              <w:lang w:val="en-PK" w:eastAsia="en-PK"/>
               <w14:ligatures w14:val="standardContextual"/>
             </w:rPr>
           </w:pPr>
@@ -2624,7 +2702,7 @@
                 <w:noProof/>
                 <w:webHidden/>
               </w:rPr>
-              <w:t>16</w:t>
+              <w:t>15</w:t>
             </w:r>
             <w:r>
               <w:rPr>
@@ -2648,7 +2726,6 @@
               <w:kern w:val="2"/>
               <w:sz w:val="24"/>
               <w:szCs w:val="24"/>
-              <w:lang w:val="en-PK" w:eastAsia="en-PK"/>
               <w14:ligatures w14:val="standardContextual"/>
             </w:rPr>
           </w:pPr>
@@ -2699,7 +2776,7 @@
                 <w:noProof/>
                 <w:webHidden/>
               </w:rPr>
-              <w:t>17</w:t>
+              <w:t>16</w:t>
             </w:r>
             <w:r>
               <w:rPr>
@@ -2723,7 +2800,6 @@
               <w:kern w:val="2"/>
               <w:sz w:val="24"/>
               <w:szCs w:val="24"/>
-              <w:lang w:val="en-PK" w:eastAsia="en-PK"/>
               <w14:ligatures w14:val="standardContextual"/>
             </w:rPr>
           </w:pPr>
@@ -2774,7 +2850,7 @@
                 <w:noProof/>
                 <w:webHidden/>
               </w:rPr>
-              <w:t>17</w:t>
+              <w:t>16</w:t>
             </w:r>
             <w:r>
               <w:rPr>
@@ -2798,7 +2874,6 @@
               <w:kern w:val="2"/>
               <w:sz w:val="24"/>
               <w:szCs w:val="24"/>
-              <w:lang w:val="en-PK" w:eastAsia="en-PK"/>
               <w14:ligatures w14:val="standardContextual"/>
             </w:rPr>
           </w:pPr>
@@ -2849,7 +2924,7 @@
                 <w:noProof/>
                 <w:webHidden/>
               </w:rPr>
-              <w:t>17</w:t>
+              <w:t>16</w:t>
             </w:r>
             <w:r>
               <w:rPr>
@@ -2873,7 +2948,6 @@
               <w:kern w:val="2"/>
               <w:sz w:val="24"/>
               <w:szCs w:val="24"/>
-              <w:lang w:val="en-PK" w:eastAsia="en-PK"/>
               <w14:ligatures w14:val="standardContextual"/>
             </w:rPr>
           </w:pPr>
@@ -2924,7 +2998,7 @@
                 <w:noProof/>
                 <w:webHidden/>
               </w:rPr>
-              <w:t>17</w:t>
+              <w:t>16</w:t>
             </w:r>
             <w:r>
               <w:rPr>
@@ -2948,7 +3022,6 @@
               <w:kern w:val="2"/>
               <w:sz w:val="24"/>
               <w:szCs w:val="24"/>
-              <w:lang w:val="en-PK" w:eastAsia="en-PK"/>
               <w14:ligatures w14:val="standardContextual"/>
             </w:rPr>
           </w:pPr>
@@ -2999,7 +3072,7 @@
                 <w:noProof/>
                 <w:webHidden/>
               </w:rPr>
-              <w:t>17</w:t>
+              <w:t>16</w:t>
             </w:r>
             <w:r>
               <w:rPr>
@@ -3023,7 +3096,6 @@
               <w:kern w:val="2"/>
               <w:sz w:val="24"/>
               <w:szCs w:val="24"/>
-              <w:lang w:val="en-PK" w:eastAsia="en-PK"/>
               <w14:ligatures w14:val="standardContextual"/>
             </w:rPr>
           </w:pPr>
@@ -3074,7 +3146,7 @@
                 <w:noProof/>
                 <w:webHidden/>
               </w:rPr>
-              <w:t>17</w:t>
+              <w:t>16</w:t>
             </w:r>
             <w:r>
               <w:rPr>
@@ -3098,7 +3170,6 @@
               <w:kern w:val="2"/>
               <w:sz w:val="24"/>
               <w:szCs w:val="24"/>
-              <w:lang w:val="en-PK" w:eastAsia="en-PK"/>
               <w14:ligatures w14:val="standardContextual"/>
             </w:rPr>
           </w:pPr>
@@ -3149,7 +3220,7 @@
                 <w:noProof/>
                 <w:webHidden/>
               </w:rPr>
-              <w:t>18</w:t>
+              <w:t>17</w:t>
             </w:r>
             <w:r>
               <w:rPr>
@@ -3173,7 +3244,6 @@
               <w:kern w:val="2"/>
               <w:sz w:val="24"/>
               <w:szCs w:val="24"/>
-              <w:lang w:val="en-PK" w:eastAsia="en-PK"/>
               <w14:ligatures w14:val="standardContextual"/>
             </w:rPr>
           </w:pPr>
@@ -3224,7 +3294,7 @@
                 <w:noProof/>
                 <w:webHidden/>
               </w:rPr>
-              <w:t>18</w:t>
+              <w:t>17</w:t>
             </w:r>
             <w:r>
               <w:rPr>
@@ -3248,7 +3318,6 @@
               <w:kern w:val="2"/>
               <w:sz w:val="24"/>
               <w:szCs w:val="24"/>
-              <w:lang w:val="en-PK" w:eastAsia="en-PK"/>
               <w14:ligatures w14:val="standardContextual"/>
             </w:rPr>
           </w:pPr>
@@ -3299,7 +3368,7 @@
                 <w:noProof/>
                 <w:webHidden/>
               </w:rPr>
-              <w:t>18</w:t>
+              <w:t>17</w:t>
             </w:r>
             <w:r>
               <w:rPr>
@@ -3323,7 +3392,6 @@
               <w:kern w:val="2"/>
               <w:sz w:val="24"/>
               <w:szCs w:val="24"/>
-              <w:lang w:val="en-PK" w:eastAsia="en-PK"/>
               <w14:ligatures w14:val="standardContextual"/>
             </w:rPr>
           </w:pPr>
@@ -3374,7 +3442,7 @@
                 <w:noProof/>
                 <w:webHidden/>
               </w:rPr>
-              <w:t>18</w:t>
+              <w:t>17</w:t>
             </w:r>
             <w:r>
               <w:rPr>
@@ -3398,7 +3466,6 @@
               <w:kern w:val="2"/>
               <w:sz w:val="24"/>
               <w:szCs w:val="24"/>
-              <w:lang w:val="en-PK" w:eastAsia="en-PK"/>
               <w14:ligatures w14:val="standardContextual"/>
             </w:rPr>
           </w:pPr>
@@ -3449,7 +3516,7 @@
                 <w:noProof/>
                 <w:webHidden/>
               </w:rPr>
-              <w:t>18</w:t>
+              <w:t>17</w:t>
             </w:r>
             <w:r>
               <w:rPr>
@@ -3474,7 +3541,6 @@
               <w:kern w:val="2"/>
               <w:sz w:val="24"/>
               <w:szCs w:val="24"/>
-              <w:lang w:val="en-PK" w:eastAsia="en-PK"/>
               <w14:ligatures w14:val="standardContextual"/>
             </w:rPr>
           </w:pPr>
@@ -3525,7 +3591,7 @@
                 <w:noProof/>
                 <w:webHidden/>
               </w:rPr>
-              <w:t>21</w:t>
+              <w:t>20</w:t>
             </w:r>
             <w:r>
               <w:rPr>
@@ -3549,7 +3615,6 @@
               <w:kern w:val="2"/>
               <w:sz w:val="24"/>
               <w:szCs w:val="24"/>
-              <w:lang w:val="en-PK" w:eastAsia="en-PK"/>
               <w14:ligatures w14:val="standardContextual"/>
             </w:rPr>
           </w:pPr>
@@ -3600,7 +3665,7 @@
                 <w:noProof/>
                 <w:webHidden/>
               </w:rPr>
-              <w:t>21</w:t>
+              <w:t>20</w:t>
             </w:r>
             <w:r>
               <w:rPr>
@@ -3624,7 +3689,6 @@
               <w:kern w:val="2"/>
               <w:sz w:val="24"/>
               <w:szCs w:val="24"/>
-              <w:lang w:val="en-PK" w:eastAsia="en-PK"/>
               <w14:ligatures w14:val="standardContextual"/>
             </w:rPr>
           </w:pPr>
@@ -3675,7 +3739,7 @@
                 <w:noProof/>
                 <w:webHidden/>
               </w:rPr>
-              <w:t>21</w:t>
+              <w:t>20</w:t>
             </w:r>
             <w:r>
               <w:rPr>
@@ -3699,7 +3763,6 @@
               <w:kern w:val="2"/>
               <w:sz w:val="24"/>
               <w:szCs w:val="24"/>
-              <w:lang w:val="en-PK" w:eastAsia="en-PK"/>
               <w14:ligatures w14:val="standardContextual"/>
             </w:rPr>
           </w:pPr>
@@ -3750,7 +3813,7 @@
                 <w:noProof/>
                 <w:webHidden/>
               </w:rPr>
-              <w:t>21</w:t>
+              <w:t>20</w:t>
             </w:r>
             <w:r>
               <w:rPr>
@@ -3774,7 +3837,6 @@
               <w:kern w:val="2"/>
               <w:sz w:val="24"/>
               <w:szCs w:val="24"/>
-              <w:lang w:val="en-PK" w:eastAsia="en-PK"/>
               <w14:ligatures w14:val="standardContextual"/>
             </w:rPr>
           </w:pPr>
@@ -3825,7 +3887,7 @@
                 <w:noProof/>
                 <w:webHidden/>
               </w:rPr>
-              <w:t>21</w:t>
+              <w:t>20</w:t>
             </w:r>
             <w:r>
               <w:rPr>
@@ -3849,7 +3911,6 @@
               <w:kern w:val="2"/>
               <w:sz w:val="24"/>
               <w:szCs w:val="24"/>
-              <w:lang w:val="en-PK" w:eastAsia="en-PK"/>
               <w14:ligatures w14:val="standardContextual"/>
             </w:rPr>
           </w:pPr>
@@ -3900,7 +3961,7 @@
                 <w:noProof/>
                 <w:webHidden/>
               </w:rPr>
-              <w:t>21</w:t>
+              <w:t>20</w:t>
             </w:r>
             <w:r>
               <w:rPr>
@@ -3924,7 +3985,6 @@
               <w:kern w:val="2"/>
               <w:sz w:val="24"/>
               <w:szCs w:val="24"/>
-              <w:lang w:val="en-PK" w:eastAsia="en-PK"/>
               <w14:ligatures w14:val="standardContextual"/>
             </w:rPr>
           </w:pPr>
@@ -3975,7 +4035,7 @@
                 <w:noProof/>
                 <w:webHidden/>
               </w:rPr>
-              <w:t>22</w:t>
+              <w:t>21</w:t>
             </w:r>
             <w:r>
               <w:rPr>
@@ -3999,7 +4059,6 @@
               <w:kern w:val="2"/>
               <w:sz w:val="24"/>
               <w:szCs w:val="24"/>
-              <w:lang w:val="en-PK" w:eastAsia="en-PK"/>
               <w14:ligatures w14:val="standardContextual"/>
             </w:rPr>
           </w:pPr>
@@ -4050,7 +4109,7 @@
                 <w:noProof/>
                 <w:webHidden/>
               </w:rPr>
-              <w:t>22</w:t>
+              <w:t>21</w:t>
             </w:r>
             <w:r>
               <w:rPr>
@@ -4074,7 +4133,6 @@
               <w:kern w:val="2"/>
               <w:sz w:val="24"/>
               <w:szCs w:val="24"/>
-              <w:lang w:val="en-PK" w:eastAsia="en-PK"/>
               <w14:ligatures w14:val="standardContextual"/>
             </w:rPr>
           </w:pPr>
@@ -4125,7 +4183,7 @@
                 <w:noProof/>
                 <w:webHidden/>
               </w:rPr>
-              <w:t>22</w:t>
+              <w:t>21</w:t>
             </w:r>
             <w:r>
               <w:rPr>
@@ -4149,7 +4207,6 @@
               <w:kern w:val="2"/>
               <w:sz w:val="24"/>
               <w:szCs w:val="24"/>
-              <w:lang w:val="en-PK" w:eastAsia="en-PK"/>
               <w14:ligatures w14:val="standardContextual"/>
             </w:rPr>
           </w:pPr>
@@ -4200,7 +4257,7 @@
                 <w:noProof/>
                 <w:webHidden/>
               </w:rPr>
-              <w:t>22</w:t>
+              <w:t>21</w:t>
             </w:r>
             <w:r>
               <w:rPr>
@@ -4224,7 +4281,6 @@
               <w:kern w:val="2"/>
               <w:sz w:val="24"/>
               <w:szCs w:val="24"/>
-              <w:lang w:val="en-PK" w:eastAsia="en-PK"/>
               <w14:ligatures w14:val="standardContextual"/>
             </w:rPr>
           </w:pPr>
@@ -4275,7 +4331,7 @@
                 <w:noProof/>
                 <w:webHidden/>
               </w:rPr>
-              <w:t>22</w:t>
+              <w:t>21</w:t>
             </w:r>
             <w:r>
               <w:rPr>
@@ -4299,7 +4355,6 @@
               <w:kern w:val="2"/>
               <w:sz w:val="24"/>
               <w:szCs w:val="24"/>
-              <w:lang w:val="en-PK" w:eastAsia="en-PK"/>
               <w14:ligatures w14:val="standardContextual"/>
             </w:rPr>
           </w:pPr>
@@ -4350,7 +4405,7 @@
                 <w:noProof/>
                 <w:webHidden/>
               </w:rPr>
-              <w:t>22</w:t>
+              <w:t>21</w:t>
             </w:r>
             <w:r>
               <w:rPr>
@@ -4374,7 +4429,6 @@
               <w:kern w:val="2"/>
               <w:sz w:val="24"/>
               <w:szCs w:val="24"/>
-              <w:lang w:val="en-PK" w:eastAsia="en-PK"/>
               <w14:ligatures w14:val="standardContextual"/>
             </w:rPr>
           </w:pPr>
@@ -4425,7 +4479,7 @@
                 <w:noProof/>
                 <w:webHidden/>
               </w:rPr>
-              <w:t>22</w:t>
+              <w:t>21</w:t>
             </w:r>
             <w:r>
               <w:rPr>
@@ -4449,7 +4503,6 @@
               <w:kern w:val="2"/>
               <w:sz w:val="24"/>
               <w:szCs w:val="24"/>
-              <w:lang w:val="en-PK" w:eastAsia="en-PK"/>
               <w14:ligatures w14:val="standardContextual"/>
             </w:rPr>
           </w:pPr>
@@ -4500,7 +4553,7 @@
                 <w:noProof/>
                 <w:webHidden/>
               </w:rPr>
-              <w:t>22</w:t>
+              <w:t>21</w:t>
             </w:r>
             <w:r>
               <w:rPr>
@@ -4524,7 +4577,6 @@
               <w:kern w:val="2"/>
               <w:sz w:val="24"/>
               <w:szCs w:val="24"/>
-              <w:lang w:val="en-PK" w:eastAsia="en-PK"/>
               <w14:ligatures w14:val="standardContextual"/>
             </w:rPr>
           </w:pPr>
@@ -4575,7 +4627,7 @@
                 <w:noProof/>
                 <w:webHidden/>
               </w:rPr>
-              <w:t>22</w:t>
+              <w:t>21</w:t>
             </w:r>
             <w:r>
               <w:rPr>
@@ -4599,7 +4651,6 @@
               <w:kern w:val="2"/>
               <w:sz w:val="24"/>
               <w:szCs w:val="24"/>
-              <w:lang w:val="en-PK" w:eastAsia="en-PK"/>
               <w14:ligatures w14:val="standardContextual"/>
             </w:rPr>
           </w:pPr>
@@ -4650,7 +4701,7 @@
                 <w:noProof/>
                 <w:webHidden/>
               </w:rPr>
-              <w:t>23</w:t>
+              <w:t>22</w:t>
             </w:r>
             <w:r>
               <w:rPr>
@@ -4674,7 +4725,6 @@
               <w:kern w:val="2"/>
               <w:sz w:val="24"/>
               <w:szCs w:val="24"/>
-              <w:lang w:val="en-PK" w:eastAsia="en-PK"/>
               <w14:ligatures w14:val="standardContextual"/>
             </w:rPr>
           </w:pPr>
@@ -4725,7 +4775,7 @@
                 <w:noProof/>
                 <w:webHidden/>
               </w:rPr>
-              <w:t>23</w:t>
+              <w:t>22</w:t>
             </w:r>
             <w:r>
               <w:rPr>
@@ -4749,7 +4799,6 @@
               <w:kern w:val="2"/>
               <w:sz w:val="24"/>
               <w:szCs w:val="24"/>
-              <w:lang w:val="en-PK" w:eastAsia="en-PK"/>
               <w14:ligatures w14:val="standardContextual"/>
             </w:rPr>
           </w:pPr>
@@ -4800,7 +4849,7 @@
                 <w:noProof/>
                 <w:webHidden/>
               </w:rPr>
-              <w:t>23</w:t>
+              <w:t>22</w:t>
             </w:r>
             <w:r>
               <w:rPr>
@@ -4824,7 +4873,6 @@
               <w:kern w:val="2"/>
               <w:sz w:val="24"/>
               <w:szCs w:val="24"/>
-              <w:lang w:val="en-PK" w:eastAsia="en-PK"/>
               <w14:ligatures w14:val="standardContextual"/>
             </w:rPr>
           </w:pPr>
@@ -4875,7 +4923,7 @@
                 <w:noProof/>
                 <w:webHidden/>
               </w:rPr>
-              <w:t>23</w:t>
+              <w:t>22</w:t>
             </w:r>
             <w:r>
               <w:rPr>
@@ -4899,7 +4947,6 @@
               <w:kern w:val="2"/>
               <w:sz w:val="24"/>
               <w:szCs w:val="24"/>
-              <w:lang w:val="en-PK" w:eastAsia="en-PK"/>
               <w14:ligatures w14:val="standardContextual"/>
             </w:rPr>
           </w:pPr>
@@ -4950,7 +4997,7 @@
                 <w:noProof/>
                 <w:webHidden/>
               </w:rPr>
-              <w:t>23</w:t>
+              <w:t>22</w:t>
             </w:r>
             <w:r>
               <w:rPr>
@@ -4974,7 +5021,6 @@
               <w:kern w:val="2"/>
               <w:sz w:val="24"/>
               <w:szCs w:val="24"/>
-              <w:lang w:val="en-PK" w:eastAsia="en-PK"/>
               <w14:ligatures w14:val="standardContextual"/>
             </w:rPr>
           </w:pPr>
@@ -5025,7 +5071,7 @@
                 <w:noProof/>
                 <w:webHidden/>
               </w:rPr>
-              <w:t>24</w:t>
+              <w:t>23</w:t>
             </w:r>
             <w:r>
               <w:rPr>
@@ -5049,7 +5095,6 @@
               <w:kern w:val="2"/>
               <w:sz w:val="24"/>
               <w:szCs w:val="24"/>
-              <w:lang w:val="en-PK" w:eastAsia="en-PK"/>
               <w14:ligatures w14:val="standardContextual"/>
             </w:rPr>
           </w:pPr>
@@ -5100,7 +5145,7 @@
                 <w:noProof/>
                 <w:webHidden/>
               </w:rPr>
-              <w:t>24</w:t>
+              <w:t>23</w:t>
             </w:r>
             <w:r>
               <w:rPr>
@@ -5124,7 +5169,6 @@
               <w:kern w:val="2"/>
               <w:sz w:val="24"/>
               <w:szCs w:val="24"/>
-              <w:lang w:val="en-PK" w:eastAsia="en-PK"/>
               <w14:ligatures w14:val="standardContextual"/>
             </w:rPr>
           </w:pPr>
@@ -5175,7 +5219,7 @@
                 <w:noProof/>
                 <w:webHidden/>
               </w:rPr>
-              <w:t>24</w:t>
+              <w:t>23</w:t>
             </w:r>
             <w:r>
               <w:rPr>
@@ -5199,7 +5243,6 @@
               <w:kern w:val="2"/>
               <w:sz w:val="24"/>
               <w:szCs w:val="24"/>
-              <w:lang w:val="en-PK" w:eastAsia="en-PK"/>
               <w14:ligatures w14:val="standardContextual"/>
             </w:rPr>
           </w:pPr>
@@ -5250,7 +5293,7 @@
                 <w:noProof/>
                 <w:webHidden/>
               </w:rPr>
-              <w:t>24</w:t>
+              <w:t>23</w:t>
             </w:r>
             <w:r>
               <w:rPr>
@@ -5274,7 +5317,6 @@
               <w:kern w:val="2"/>
               <w:sz w:val="24"/>
               <w:szCs w:val="24"/>
-              <w:lang w:val="en-PK" w:eastAsia="en-PK"/>
               <w14:ligatures w14:val="standardContextual"/>
             </w:rPr>
           </w:pPr>
@@ -5325,7 +5367,7 @@
                 <w:noProof/>
                 <w:webHidden/>
               </w:rPr>
-              <w:t>24</w:t>
+              <w:t>23</w:t>
             </w:r>
             <w:r>
               <w:rPr>
@@ -5349,7 +5391,6 @@
               <w:kern w:val="2"/>
               <w:sz w:val="24"/>
               <w:szCs w:val="24"/>
-              <w:lang w:val="en-PK" w:eastAsia="en-PK"/>
               <w14:ligatures w14:val="standardContextual"/>
             </w:rPr>
           </w:pPr>
@@ -5400,7 +5441,7 @@
                 <w:noProof/>
                 <w:webHidden/>
               </w:rPr>
-              <w:t>24</w:t>
+              <w:t>23</w:t>
             </w:r>
             <w:r>
               <w:rPr>
@@ -5424,7 +5465,6 @@
               <w:kern w:val="2"/>
               <w:sz w:val="24"/>
               <w:szCs w:val="24"/>
-              <w:lang w:val="en-PK" w:eastAsia="en-PK"/>
               <w14:ligatures w14:val="standardContextual"/>
             </w:rPr>
           </w:pPr>
@@ -5475,7 +5515,7 @@
                 <w:noProof/>
                 <w:webHidden/>
               </w:rPr>
-              <w:t>24</w:t>
+              <w:t>23</w:t>
             </w:r>
             <w:r>
               <w:rPr>
@@ -5499,7 +5539,6 @@
               <w:kern w:val="2"/>
               <w:sz w:val="24"/>
               <w:szCs w:val="24"/>
-              <w:lang w:val="en-PK" w:eastAsia="en-PK"/>
               <w14:ligatures w14:val="standardContextual"/>
             </w:rPr>
           </w:pPr>
@@ -5550,7 +5589,7 @@
                 <w:noProof/>
                 <w:webHidden/>
               </w:rPr>
-              <w:t>24</w:t>
+              <w:t>23</w:t>
             </w:r>
             <w:r>
               <w:rPr>
@@ -5574,7 +5613,6 @@
               <w:kern w:val="2"/>
               <w:sz w:val="24"/>
               <w:szCs w:val="24"/>
-              <w:lang w:val="en-PK" w:eastAsia="en-PK"/>
               <w14:ligatures w14:val="standardContextual"/>
             </w:rPr>
           </w:pPr>
@@ -5625,7 +5663,7 @@
                 <w:noProof/>
                 <w:webHidden/>
               </w:rPr>
-              <w:t>24</w:t>
+              <w:t>23</w:t>
             </w:r>
             <w:r>
               <w:rPr>
@@ -5649,7 +5687,6 @@
               <w:kern w:val="2"/>
               <w:sz w:val="24"/>
               <w:szCs w:val="24"/>
-              <w:lang w:val="en-PK" w:eastAsia="en-PK"/>
               <w14:ligatures w14:val="standardContextual"/>
             </w:rPr>
           </w:pPr>
@@ -5700,7 +5737,7 @@
                 <w:noProof/>
                 <w:webHidden/>
               </w:rPr>
-              <w:t>24</w:t>
+              <w:t>23</w:t>
             </w:r>
             <w:r>
               <w:rPr>
@@ -5724,7 +5761,6 @@
               <w:kern w:val="2"/>
               <w:sz w:val="24"/>
               <w:szCs w:val="24"/>
-              <w:lang w:val="en-PK" w:eastAsia="en-PK"/>
               <w14:ligatures w14:val="standardContextual"/>
             </w:rPr>
           </w:pPr>
@@ -5775,7 +5811,7 @@
                 <w:noProof/>
                 <w:webHidden/>
               </w:rPr>
-              <w:t>24</w:t>
+              <w:t>23</w:t>
             </w:r>
             <w:r>
               <w:rPr>
@@ -5799,7 +5835,6 @@
               <w:kern w:val="2"/>
               <w:sz w:val="24"/>
               <w:szCs w:val="24"/>
-              <w:lang w:val="en-PK" w:eastAsia="en-PK"/>
               <w14:ligatures w14:val="standardContextual"/>
             </w:rPr>
           </w:pPr>
@@ -5850,7 +5885,7 @@
                 <w:noProof/>
                 <w:webHidden/>
               </w:rPr>
-              <w:t>24</w:t>
+              <w:t>23</w:t>
             </w:r>
             <w:r>
               <w:rPr>
@@ -5874,7 +5909,6 @@
               <w:kern w:val="2"/>
               <w:sz w:val="24"/>
               <w:szCs w:val="24"/>
-              <w:lang w:val="en-PK" w:eastAsia="en-PK"/>
               <w14:ligatures w14:val="standardContextual"/>
             </w:rPr>
           </w:pPr>
@@ -5925,7 +5959,7 @@
                 <w:noProof/>
                 <w:webHidden/>
               </w:rPr>
-              <w:t>24</w:t>
+              <w:t>23</w:t>
             </w:r>
             <w:r>
               <w:rPr>
@@ -5949,7 +5983,6 @@
               <w:kern w:val="2"/>
               <w:sz w:val="24"/>
               <w:szCs w:val="24"/>
-              <w:lang w:val="en-PK" w:eastAsia="en-PK"/>
               <w14:ligatures w14:val="standardContextual"/>
             </w:rPr>
           </w:pPr>
@@ -6000,7 +6033,7 @@
                 <w:noProof/>
                 <w:webHidden/>
               </w:rPr>
-              <w:t>25</w:t>
+              <w:t>24</w:t>
             </w:r>
             <w:r>
               <w:rPr>
@@ -6024,7 +6057,6 @@
               <w:kern w:val="2"/>
               <w:sz w:val="24"/>
               <w:szCs w:val="24"/>
-              <w:lang w:val="en-PK" w:eastAsia="en-PK"/>
               <w14:ligatures w14:val="standardContextual"/>
             </w:rPr>
           </w:pPr>
@@ -6075,7 +6107,7 @@
                 <w:noProof/>
                 <w:webHidden/>
               </w:rPr>
-              <w:t>25</w:t>
+              <w:t>24</w:t>
             </w:r>
             <w:r>
               <w:rPr>
@@ -6100,7 +6132,6 @@
               <w:kern w:val="2"/>
               <w:sz w:val="24"/>
               <w:szCs w:val="24"/>
-              <w:lang w:val="en-PK" w:eastAsia="en-PK"/>
               <w14:ligatures w14:val="standardContextual"/>
             </w:rPr>
           </w:pPr>
@@ -6151,7 +6182,7 @@
                 <w:noProof/>
                 <w:webHidden/>
               </w:rPr>
-              <w:t>26</w:t>
+              <w:t>25</w:t>
             </w:r>
             <w:r>
               <w:rPr>
@@ -6175,7 +6206,6 @@
               <w:kern w:val="2"/>
               <w:sz w:val="24"/>
               <w:szCs w:val="24"/>
-              <w:lang w:val="en-PK" w:eastAsia="en-PK"/>
               <w14:ligatures w14:val="standardContextual"/>
             </w:rPr>
           </w:pPr>
@@ -6226,7 +6256,7 @@
                 <w:noProof/>
                 <w:webHidden/>
               </w:rPr>
-              <w:t>26</w:t>
+              <w:t>25</w:t>
             </w:r>
             <w:r>
               <w:rPr>
@@ -6250,7 +6280,6 @@
               <w:kern w:val="2"/>
               <w:sz w:val="24"/>
               <w:szCs w:val="24"/>
-              <w:lang w:val="en-PK" w:eastAsia="en-PK"/>
               <w14:ligatures w14:val="standardContextual"/>
             </w:rPr>
           </w:pPr>
@@ -6301,7 +6330,7 @@
                 <w:noProof/>
                 <w:webHidden/>
               </w:rPr>
-              <w:t>26</w:t>
+              <w:t>25</w:t>
             </w:r>
             <w:r>
               <w:rPr>
@@ -6325,7 +6354,6 @@
               <w:kern w:val="2"/>
               <w:sz w:val="24"/>
               <w:szCs w:val="24"/>
-              <w:lang w:val="en-PK" w:eastAsia="en-PK"/>
               <w14:ligatures w14:val="standardContextual"/>
             </w:rPr>
           </w:pPr>
@@ -6376,7 +6404,7 @@
                 <w:noProof/>
                 <w:webHidden/>
               </w:rPr>
-              <w:t>26</w:t>
+              <w:t>25</w:t>
             </w:r>
             <w:r>
               <w:rPr>
@@ -6400,7 +6428,6 @@
               <w:kern w:val="2"/>
               <w:sz w:val="24"/>
               <w:szCs w:val="24"/>
-              <w:lang w:val="en-PK" w:eastAsia="en-PK"/>
               <w14:ligatures w14:val="standardContextual"/>
             </w:rPr>
           </w:pPr>
@@ -6451,7 +6478,7 @@
                 <w:noProof/>
                 <w:webHidden/>
               </w:rPr>
-              <w:t>26</w:t>
+              <w:t>25</w:t>
             </w:r>
             <w:r>
               <w:rPr>
@@ -6475,7 +6502,6 @@
               <w:kern w:val="2"/>
               <w:sz w:val="24"/>
               <w:szCs w:val="24"/>
-              <w:lang w:val="en-PK" w:eastAsia="en-PK"/>
               <w14:ligatures w14:val="standardContextual"/>
             </w:rPr>
           </w:pPr>
@@ -6526,7 +6552,7 @@
                 <w:noProof/>
                 <w:webHidden/>
               </w:rPr>
-              <w:t>27</w:t>
+              <w:t>26</w:t>
             </w:r>
             <w:r>
               <w:rPr>
@@ -6550,7 +6576,6 @@
               <w:kern w:val="2"/>
               <w:sz w:val="24"/>
               <w:szCs w:val="24"/>
-              <w:lang w:val="en-PK" w:eastAsia="en-PK"/>
               <w14:ligatures w14:val="standardContextual"/>
             </w:rPr>
           </w:pPr>
@@ -6601,7 +6626,7 @@
                 <w:noProof/>
                 <w:webHidden/>
               </w:rPr>
-              <w:t>27</w:t>
+              <w:t>26</w:t>
             </w:r>
             <w:r>
               <w:rPr>
@@ -6625,7 +6650,6 @@
               <w:kern w:val="2"/>
               <w:sz w:val="24"/>
               <w:szCs w:val="24"/>
-              <w:lang w:val="en-PK" w:eastAsia="en-PK"/>
               <w14:ligatures w14:val="standardContextual"/>
             </w:rPr>
           </w:pPr>
@@ -6676,7 +6700,7 @@
                 <w:noProof/>
                 <w:webHidden/>
               </w:rPr>
-              <w:t>27</w:t>
+              <w:t>26</w:t>
             </w:r>
             <w:r>
               <w:rPr>
@@ -6700,7 +6724,6 @@
               <w:kern w:val="2"/>
               <w:sz w:val="24"/>
               <w:szCs w:val="24"/>
-              <w:lang w:val="en-PK" w:eastAsia="en-PK"/>
               <w14:ligatures w14:val="standardContextual"/>
             </w:rPr>
           </w:pPr>
@@ -6751,7 +6774,7 @@
                 <w:noProof/>
                 <w:webHidden/>
               </w:rPr>
-              <w:t>27</w:t>
+              <w:t>26</w:t>
             </w:r>
             <w:r>
               <w:rPr>
@@ -6775,7 +6798,6 @@
               <w:kern w:val="2"/>
               <w:sz w:val="24"/>
               <w:szCs w:val="24"/>
-              <w:lang w:val="en-PK" w:eastAsia="en-PK"/>
               <w14:ligatures w14:val="standardContextual"/>
             </w:rPr>
           </w:pPr>
@@ -6826,7 +6848,7 @@
                 <w:noProof/>
                 <w:webHidden/>
               </w:rPr>
-              <w:t>28</w:t>
+              <w:t>27</w:t>
             </w:r>
             <w:r>
               <w:rPr>
@@ -6850,7 +6872,6 @@
               <w:kern w:val="2"/>
               <w:sz w:val="24"/>
               <w:szCs w:val="24"/>
-              <w:lang w:val="en-PK" w:eastAsia="en-PK"/>
               <w14:ligatures w14:val="standardContextual"/>
             </w:rPr>
           </w:pPr>
@@ -6901,7 +6922,7 @@
                 <w:noProof/>
                 <w:webHidden/>
               </w:rPr>
-              <w:t>29</w:t>
+              <w:t>28</w:t>
             </w:r>
             <w:r>
               <w:rPr>
@@ -6925,7 +6946,6 @@
               <w:kern w:val="2"/>
               <w:sz w:val="24"/>
               <w:szCs w:val="24"/>
-              <w:lang w:val="en-PK" w:eastAsia="en-PK"/>
               <w14:ligatures w14:val="standardContextual"/>
             </w:rPr>
           </w:pPr>
@@ -6976,7 +6996,7 @@
                 <w:noProof/>
                 <w:webHidden/>
               </w:rPr>
-              <w:t>29</w:t>
+              <w:t>28</w:t>
             </w:r>
             <w:r>
               <w:rPr>
@@ -7000,7 +7020,6 @@
               <w:kern w:val="2"/>
               <w:sz w:val="24"/>
               <w:szCs w:val="24"/>
-              <w:lang w:val="en-PK" w:eastAsia="en-PK"/>
               <w14:ligatures w14:val="standardContextual"/>
             </w:rPr>
           </w:pPr>
@@ -7051,7 +7070,7 @@
                 <w:noProof/>
                 <w:webHidden/>
               </w:rPr>
-              <w:t>29</w:t>
+              <w:t>28</w:t>
             </w:r>
             <w:r>
               <w:rPr>
@@ -7075,7 +7094,6 @@
               <w:kern w:val="2"/>
               <w:sz w:val="24"/>
               <w:szCs w:val="24"/>
-              <w:lang w:val="en-PK" w:eastAsia="en-PK"/>
               <w14:ligatures w14:val="standardContextual"/>
             </w:rPr>
           </w:pPr>
@@ -7126,7 +7144,7 @@
                 <w:noProof/>
                 <w:webHidden/>
               </w:rPr>
-              <w:t>30</w:t>
+              <w:t>29</w:t>
             </w:r>
             <w:r>
               <w:rPr>
@@ -7150,7 +7168,6 @@
               <w:kern w:val="2"/>
               <w:sz w:val="24"/>
               <w:szCs w:val="24"/>
-              <w:lang w:val="en-PK" w:eastAsia="en-PK"/>
               <w14:ligatures w14:val="standardContextual"/>
             </w:rPr>
           </w:pPr>
@@ -7201,7 +7218,7 @@
                 <w:noProof/>
                 <w:webHidden/>
               </w:rPr>
-              <w:t>30</w:t>
+              <w:t>29</w:t>
             </w:r>
             <w:r>
               <w:rPr>
@@ -7432,7 +7449,21 @@
         <w:rPr>
           <w:color w:val="404040"/>
         </w:rPr>
-        <w:t>The raw CSV was loaded into a Pandas DataFrame. Initial inspection revealed the following:</w:t>
+        <w:t xml:space="preserve">The raw CSV was loaded into a Pandas </w:t>
+      </w:r>
+      <w:proofErr w:type="spellStart"/>
+      <w:r>
+        <w:rPr>
+          <w:color w:val="404040"/>
+        </w:rPr>
+        <w:t>DataFrame</w:t>
+      </w:r>
+      <w:proofErr w:type="spellEnd"/>
+      <w:r>
+        <w:rPr>
+          <w:color w:val="404040"/>
+        </w:rPr>
+        <w:t>. Initial inspection revealed the following:</w:t>
       </w:r>
     </w:p>
     <w:p>
@@ -7480,7 +7511,49 @@
         <w:rPr>
           <w:color w:val="404040"/>
         </w:rPr>
-        <w:t>Several columns had significant missing values (notably twitch_stream_viewers_avg with 302 nulls, monthly_revenue_usd with 302 nulls, win_rate_pct with 288 nulls)</w:t>
+        <w:t xml:space="preserve">Several columns had significant missing values (notably </w:t>
+      </w:r>
+      <w:proofErr w:type="spellStart"/>
+      <w:r>
+        <w:rPr>
+          <w:color w:val="404040"/>
+        </w:rPr>
+        <w:t>twitch_stream_viewers_avg</w:t>
+      </w:r>
+      <w:proofErr w:type="spellEnd"/>
+      <w:r>
+        <w:rPr>
+          <w:color w:val="404040"/>
+        </w:rPr>
+        <w:t xml:space="preserve"> with 302 nulls, </w:t>
+      </w:r>
+      <w:proofErr w:type="spellStart"/>
+      <w:r>
+        <w:rPr>
+          <w:color w:val="404040"/>
+        </w:rPr>
+        <w:t>monthly_revenue_usd</w:t>
+      </w:r>
+      <w:proofErr w:type="spellEnd"/>
+      <w:r>
+        <w:rPr>
+          <w:color w:val="404040"/>
+        </w:rPr>
+        <w:t xml:space="preserve"> with 302 nulls, </w:t>
+      </w:r>
+      <w:proofErr w:type="spellStart"/>
+      <w:r>
+        <w:rPr>
+          <w:color w:val="404040"/>
+        </w:rPr>
+        <w:t>win_rate_pct</w:t>
+      </w:r>
+      <w:proofErr w:type="spellEnd"/>
+      <w:r>
+        <w:rPr>
+          <w:color w:val="404040"/>
+        </w:rPr>
+        <w:t xml:space="preserve"> with 288 nulls)</w:t>
       </w:r>
     </w:p>
     <w:p>
@@ -7496,7 +7569,21 @@
         <w:rPr>
           <w:color w:val="404040"/>
         </w:rPr>
-        <w:t>Anomalies identified: year_founded contained impossible future years (e.g. 3005, 2087)</w:t>
+        <w:t xml:space="preserve">Anomalies identified: </w:t>
+      </w:r>
+      <w:proofErr w:type="spellStart"/>
+      <w:r>
+        <w:rPr>
+          <w:color w:val="404040"/>
+        </w:rPr>
+        <w:t>year_founded</w:t>
+      </w:r>
+      <w:proofErr w:type="spellEnd"/>
+      <w:r>
+        <w:rPr>
+          <w:color w:val="404040"/>
+        </w:rPr>
+        <w:t xml:space="preserve"> contained impossible future years (e.g. 3005, 2087)</w:t>
       </w:r>
     </w:p>
     <w:p>
@@ -7508,11 +7595,19 @@
         </w:numPr>
         <w:spacing w:after="60"/>
       </w:pPr>
+      <w:proofErr w:type="spellStart"/>
       <w:r>
         <w:rPr>
           <w:color w:val="404040"/>
         </w:rPr>
-        <w:t>community_id was confirmed as the most unique column, with 400 distinct values</w:t>
+        <w:t>community_id</w:t>
+      </w:r>
+      <w:proofErr w:type="spellEnd"/>
+      <w:r>
+        <w:rPr>
+          <w:color w:val="404040"/>
+        </w:rPr>
+        <w:t xml:space="preserve"> was confirmed as the most unique column, with 400 distinct values</w:t>
       </w:r>
     </w:p>
     <w:p>
@@ -7565,7 +7660,21 @@
         <w:rPr>
           <w:color w:val="404040"/>
         </w:rPr>
-        <w:t>Rows with null active_players were dropped, reducing the dataset from 400 to 357 rows</w:t>
+        <w:t xml:space="preserve">Rows with null </w:t>
+      </w:r>
+      <w:proofErr w:type="spellStart"/>
+      <w:r>
+        <w:rPr>
+          <w:color w:val="404040"/>
+        </w:rPr>
+        <w:t>active_players</w:t>
+      </w:r>
+      <w:proofErr w:type="spellEnd"/>
+      <w:r>
+        <w:rPr>
+          <w:color w:val="404040"/>
+        </w:rPr>
+        <w:t xml:space="preserve"> were dropped, reducing the dataset from 400 to 357 rows</w:t>
       </w:r>
     </w:p>
     <w:p>
@@ -7577,11 +7686,19 @@
         </w:numPr>
         <w:spacing w:after="60"/>
       </w:pPr>
+      <w:proofErr w:type="spellStart"/>
       <w:r>
         <w:rPr>
           <w:color w:val="404040"/>
         </w:rPr>
-        <w:t>avg_member_age null values were filled with the column median to reduce outlier bias</w:t>
+        <w:t>avg_member_age</w:t>
+      </w:r>
+      <w:proofErr w:type="spellEnd"/>
+      <w:r>
+        <w:rPr>
+          <w:color w:val="404040"/>
+        </w:rPr>
+        <w:t xml:space="preserve"> null values were filled with the column median to reduce outlier bias</w:t>
       </w:r>
     </w:p>
     <w:p>
@@ -7593,11 +7710,19 @@
         </w:numPr>
         <w:spacing w:after="60"/>
       </w:pPr>
+      <w:proofErr w:type="spellStart"/>
       <w:r>
         <w:rPr>
           <w:color w:val="404040"/>
         </w:rPr>
-        <w:t>secondary_game nulls were replaced with the string 'None' (game is optional)</w:t>
+        <w:t>secondary_game</w:t>
+      </w:r>
+      <w:proofErr w:type="spellEnd"/>
+      <w:r>
+        <w:rPr>
+          <w:color w:val="404040"/>
+        </w:rPr>
+        <w:t xml:space="preserve"> nulls were replaced with the string 'None' (game is optional)</w:t>
       </w:r>
     </w:p>
     <w:p>
@@ -7613,8 +7738,58 @@
         <w:rPr>
           <w:color w:val="404040"/>
         </w:rPr>
-        <w:t>Columns exceeding 60% null threshold were dropped: average_prize_pool_usd, twitch_stream_viewers_avg, win_rate_pct, monthly_revenue_usd</w:t>
-      </w:r>
+        <w:t xml:space="preserve">Columns exceeding 60% null threshold were dropped: </w:t>
+      </w:r>
+      <w:proofErr w:type="spellStart"/>
+      <w:r>
+        <w:rPr>
+          <w:color w:val="404040"/>
+        </w:rPr>
+        <w:t>average_prize_pool_usd</w:t>
+      </w:r>
+      <w:proofErr w:type="spellEnd"/>
+      <w:r>
+        <w:rPr>
+          <w:color w:val="404040"/>
+        </w:rPr>
+        <w:t xml:space="preserve">, </w:t>
+      </w:r>
+      <w:proofErr w:type="spellStart"/>
+      <w:r>
+        <w:rPr>
+          <w:color w:val="404040"/>
+        </w:rPr>
+        <w:t>twitch_stream_viewers_avg</w:t>
+      </w:r>
+      <w:proofErr w:type="spellEnd"/>
+      <w:r>
+        <w:rPr>
+          <w:color w:val="404040"/>
+        </w:rPr>
+        <w:t xml:space="preserve">, </w:t>
+      </w:r>
+      <w:proofErr w:type="spellStart"/>
+      <w:r>
+        <w:rPr>
+          <w:color w:val="404040"/>
+        </w:rPr>
+        <w:t>win_rate_pct</w:t>
+      </w:r>
+      <w:proofErr w:type="spellEnd"/>
+      <w:r>
+        <w:rPr>
+          <w:color w:val="404040"/>
+        </w:rPr>
+        <w:t xml:space="preserve">, </w:t>
+      </w:r>
+      <w:proofErr w:type="spellStart"/>
+      <w:r>
+        <w:rPr>
+          <w:color w:val="404040"/>
+        </w:rPr>
+        <w:t>monthly_revenue_usd</w:t>
+      </w:r>
+      <w:proofErr w:type="spellEnd"/>
     </w:p>
     <w:p>
       <w:pPr>
@@ -7625,12 +7800,28 @@
         </w:numPr>
         <w:spacing w:after="60"/>
       </w:pPr>
+      <w:proofErr w:type="spellStart"/>
       <w:r>
         <w:rPr>
           <w:color w:val="404040"/>
         </w:rPr>
-        <w:t>year_founded was forward-filled and cast to Int64; future-year anomalies (&gt; 2026) replaced with NaN</w:t>
-      </w:r>
+        <w:t>year_founded</w:t>
+      </w:r>
+      <w:proofErr w:type="spellEnd"/>
+      <w:r>
+        <w:rPr>
+          <w:color w:val="404040"/>
+        </w:rPr>
+        <w:t xml:space="preserve"> was forward-filled and cast to Int64; future-year anomalies (&gt; 2026) replaced with </w:t>
+      </w:r>
+      <w:proofErr w:type="spellStart"/>
+      <w:r>
+        <w:rPr>
+          <w:color w:val="404040"/>
+        </w:rPr>
+        <w:t>NaN</w:t>
+      </w:r>
+      <w:proofErr w:type="spellEnd"/>
     </w:p>
     <w:p>
       <w:pPr>
@@ -7645,8 +7836,30 @@
         <w:rPr>
           <w:color w:val="404040"/>
         </w:rPr>
-        <w:t>Zero-variance columns removed: sponsorship, verified_account, recruitment_open</w:t>
-      </w:r>
+        <w:t xml:space="preserve">Zero-variance columns removed: sponsorship, </w:t>
+      </w:r>
+      <w:proofErr w:type="spellStart"/>
+      <w:r>
+        <w:rPr>
+          <w:color w:val="404040"/>
+        </w:rPr>
+        <w:t>verified_account</w:t>
+      </w:r>
+      <w:proofErr w:type="spellEnd"/>
+      <w:r>
+        <w:rPr>
+          <w:color w:val="404040"/>
+        </w:rPr>
+        <w:t xml:space="preserve">, </w:t>
+      </w:r>
+      <w:proofErr w:type="spellStart"/>
+      <w:r>
+        <w:rPr>
+          <w:color w:val="404040"/>
+        </w:rPr>
+        <w:t>recruitment_open</w:t>
+      </w:r>
+      <w:proofErr w:type="spellEnd"/>
     </w:p>
     <w:p>
       <w:pPr>
@@ -7657,11 +7870,19 @@
         </w:numPr>
         <w:spacing w:after="60"/>
       </w:pPr>
+      <w:proofErr w:type="spellStart"/>
       <w:r>
         <w:rPr>
           <w:color w:val="404040"/>
         </w:rPr>
-        <w:t>member_count extreme values clipped at the 99th percentile</w:t>
+        <w:t>member_count</w:t>
+      </w:r>
+      <w:proofErr w:type="spellEnd"/>
+      <w:r>
+        <w:rPr>
+          <w:color w:val="404040"/>
+        </w:rPr>
+        <w:t xml:space="preserve"> extreme values clipped at the 99th percentile</w:t>
       </w:r>
     </w:p>
     <w:p>
@@ -7693,7 +7914,21 @@
         <w:rPr>
           <w:color w:val="404040"/>
         </w:rPr>
-        <w:t>All remaining nulls filled (region/country → 'Unknown', tournaments_hosted → 0); final null count = 0</w:t>
+        <w:t xml:space="preserve">All remaining nulls filled (region/country → 'Unknown', </w:t>
+      </w:r>
+      <w:proofErr w:type="spellStart"/>
+      <w:r>
+        <w:rPr>
+          <w:color w:val="404040"/>
+        </w:rPr>
+        <w:t>tournaments_hosted</w:t>
+      </w:r>
+      <w:proofErr w:type="spellEnd"/>
+      <w:r>
+        <w:rPr>
+          <w:color w:val="404040"/>
+        </w:rPr>
+        <w:t xml:space="preserve"> → 0); final null count = 0</w:t>
       </w:r>
     </w:p>
     <w:p>
@@ -7705,11 +7940,19 @@
         </w:numPr>
         <w:spacing w:after="60"/>
       </w:pPr>
+      <w:proofErr w:type="spellStart"/>
       <w:r>
         <w:rPr>
           <w:color w:val="404040"/>
         </w:rPr>
-        <w:t>community_id reset to sequential range 1–357 after row drops</w:t>
+        <w:t>community_id</w:t>
+      </w:r>
+      <w:proofErr w:type="spellEnd"/>
+      <w:r>
+        <w:rPr>
+          <w:color w:val="404040"/>
+        </w:rPr>
+        <w:t xml:space="preserve"> reset to sequential range 1–357 after row drops</w:t>
       </w:r>
     </w:p>
     <w:p>
@@ -7757,11 +8000,19 @@
         </w:numPr>
         <w:spacing w:after="60"/>
       </w:pPr>
+      <w:proofErr w:type="spellStart"/>
       <w:r>
         <w:rPr>
           <w:color w:val="404040"/>
         </w:rPr>
-        <w:t>SemiPro tier hosted the most tournaments (525 total)</w:t>
+        <w:t>SemiPro</w:t>
+      </w:r>
+      <w:proofErr w:type="spellEnd"/>
+      <w:r>
+        <w:rPr>
+          <w:color w:val="404040"/>
+        </w:rPr>
+        <w:t xml:space="preserve"> tier hosted the most tournaments (525 total)</w:t>
       </w:r>
     </w:p>
     <w:p>
@@ -8060,6 +8311,7 @@
             </w:tcMar>
           </w:tcPr>
           <w:p>
+            <w:proofErr w:type="spellStart"/>
             <w:r>
               <w:rPr>
                 <w:color w:val="404040"/>
@@ -8068,6 +8320,7 @@
               </w:rPr>
               <w:t>engagement_ratio</w:t>
             </w:r>
+            <w:proofErr w:type="spellEnd"/>
           </w:p>
         </w:tc>
         <w:tc>
@@ -8088,14 +8341,34 @@
             </w:tcMar>
           </w:tcPr>
           <w:p>
-            <w:r>
-              <w:rPr>
-                <w:color w:val="404040"/>
-                <w:sz w:val="20"/>
-                <w:szCs w:val="20"/>
-              </w:rPr>
-              <w:t>active_players / member_count</w:t>
-            </w:r>
+            <w:proofErr w:type="spellStart"/>
+            <w:r>
+              <w:rPr>
+                <w:color w:val="404040"/>
+                <w:sz w:val="20"/>
+                <w:szCs w:val="20"/>
+              </w:rPr>
+              <w:t>active_players</w:t>
+            </w:r>
+            <w:proofErr w:type="spellEnd"/>
+            <w:r>
+              <w:rPr>
+                <w:color w:val="404040"/>
+                <w:sz w:val="20"/>
+                <w:szCs w:val="20"/>
+              </w:rPr>
+              <w:t xml:space="preserve"> / </w:t>
+            </w:r>
+            <w:proofErr w:type="spellStart"/>
+            <w:r>
+              <w:rPr>
+                <w:color w:val="404040"/>
+                <w:sz w:val="20"/>
+                <w:szCs w:val="20"/>
+              </w:rPr>
+              <w:t>member_count</w:t>
+            </w:r>
+            <w:proofErr w:type="spellEnd"/>
           </w:p>
         </w:tc>
         <w:tc>
@@ -8146,6 +8419,7 @@
             </w:tcMar>
           </w:tcPr>
           <w:p>
+            <w:proofErr w:type="spellStart"/>
             <w:r>
               <w:rPr>
                 <w:color w:val="404040"/>
@@ -8154,6 +8428,7 @@
               </w:rPr>
               <w:t>tier_score</w:t>
             </w:r>
+            <w:proofErr w:type="spellEnd"/>
           </w:p>
         </w:tc>
         <w:tc>
@@ -8180,7 +8455,25 @@
                 <w:sz w:val="20"/>
                 <w:szCs w:val="20"/>
               </w:rPr>
-              <w:t>Amateur=1, SemiPro=2, Professional=3, Elite=4</w:t>
+              <w:t xml:space="preserve">Amateur=1, </w:t>
+            </w:r>
+            <w:proofErr w:type="spellStart"/>
+            <w:r>
+              <w:rPr>
+                <w:color w:val="404040"/>
+                <w:sz w:val="20"/>
+                <w:szCs w:val="20"/>
+              </w:rPr>
+              <w:t>SemiPro</w:t>
+            </w:r>
+            <w:proofErr w:type="spellEnd"/>
+            <w:r>
+              <w:rPr>
+                <w:color w:val="404040"/>
+                <w:sz w:val="20"/>
+                <w:szCs w:val="20"/>
+              </w:rPr>
+              <w:t>=2, Professional=3, Elite=4</w:t>
             </w:r>
           </w:p>
         </w:tc>
@@ -8232,6 +8525,7 @@
             </w:tcMar>
           </w:tcPr>
           <w:p>
+            <w:proofErr w:type="spellStart"/>
             <w:r>
               <w:rPr>
                 <w:color w:val="404040"/>
@@ -8240,6 +8534,7 @@
               </w:rPr>
               <w:t>age_group</w:t>
             </w:r>
+            <w:proofErr w:type="spellEnd"/>
           </w:p>
         </w:tc>
         <w:tc>
@@ -8260,13 +8555,41 @@
             </w:tcMar>
           </w:tcPr>
           <w:p>
-            <w:r>
-              <w:rPr>
-                <w:color w:val="404040"/>
-                <w:sz w:val="20"/>
-                <w:szCs w:val="20"/>
-              </w:rPr>
-              <w:t>pd.cut() on avg_member_age [0,18,25,35,100+]</w:t>
+            <w:proofErr w:type="spellStart"/>
+            <w:r>
+              <w:rPr>
+                <w:color w:val="404040"/>
+                <w:sz w:val="20"/>
+                <w:szCs w:val="20"/>
+              </w:rPr>
+              <w:t>pd.cut</w:t>
+            </w:r>
+            <w:proofErr w:type="spellEnd"/>
+            <w:r>
+              <w:rPr>
+                <w:color w:val="404040"/>
+                <w:sz w:val="20"/>
+                <w:szCs w:val="20"/>
+              </w:rPr>
+              <w:t xml:space="preserve">() on </w:t>
+            </w:r>
+            <w:proofErr w:type="spellStart"/>
+            <w:r>
+              <w:rPr>
+                <w:color w:val="404040"/>
+                <w:sz w:val="20"/>
+                <w:szCs w:val="20"/>
+              </w:rPr>
+              <w:t>avg_member_age</w:t>
+            </w:r>
+            <w:proofErr w:type="spellEnd"/>
+            <w:r>
+              <w:rPr>
+                <w:color w:val="404040"/>
+                <w:sz w:val="20"/>
+                <w:szCs w:val="20"/>
+              </w:rPr>
+              <w:t xml:space="preserve"> [0,18,25,35,100+]</w:t>
             </w:r>
           </w:p>
         </w:tc>
@@ -8318,6 +8641,7 @@
             </w:tcMar>
           </w:tcPr>
           <w:p>
+            <w:proofErr w:type="spellStart"/>
             <w:r>
               <w:rPr>
                 <w:color w:val="404040"/>
@@ -8326,6 +8650,7 @@
               </w:rPr>
               <w:t>community_age</w:t>
             </w:r>
+            <w:proofErr w:type="spellEnd"/>
           </w:p>
         </w:tc>
         <w:tc>
@@ -8352,8 +8677,18 @@
                 <w:sz w:val="20"/>
                 <w:szCs w:val="20"/>
               </w:rPr>
-              <w:t>2025 - year_founded</w:t>
-            </w:r>
+              <w:t xml:space="preserve">2025 - </w:t>
+            </w:r>
+            <w:proofErr w:type="spellStart"/>
+            <w:r>
+              <w:rPr>
+                <w:color w:val="404040"/>
+                <w:sz w:val="20"/>
+                <w:szCs w:val="20"/>
+              </w:rPr>
+              <w:t>year_founded</w:t>
+            </w:r>
+            <w:proofErr w:type="spellEnd"/>
           </w:p>
         </w:tc>
         <w:tc>
@@ -8404,6 +8739,7 @@
             </w:tcMar>
           </w:tcPr>
           <w:p>
+            <w:proofErr w:type="spellStart"/>
             <w:r>
               <w:rPr>
                 <w:color w:val="404040"/>
@@ -8412,6 +8748,7 @@
               </w:rPr>
               <w:t>has_coaching</w:t>
             </w:r>
+            <w:proofErr w:type="spellEnd"/>
           </w:p>
         </w:tc>
         <w:tc>
@@ -8438,7 +8775,25 @@
                 <w:sz w:val="20"/>
                 <w:szCs w:val="20"/>
               </w:rPr>
-              <w:t>True if coaching_staff &gt; 0</w:t>
+              <w:t xml:space="preserve">True if </w:t>
+            </w:r>
+            <w:proofErr w:type="spellStart"/>
+            <w:r>
+              <w:rPr>
+                <w:color w:val="404040"/>
+                <w:sz w:val="20"/>
+                <w:szCs w:val="20"/>
+              </w:rPr>
+              <w:t>coaching_staff</w:t>
+            </w:r>
+            <w:proofErr w:type="spellEnd"/>
+            <w:r>
+              <w:rPr>
+                <w:color w:val="404040"/>
+                <w:sz w:val="20"/>
+                <w:szCs w:val="20"/>
+              </w:rPr>
+              <w:t xml:space="preserve"> &gt; 0</w:t>
             </w:r>
           </w:p>
         </w:tc>
@@ -8490,6 +8845,7 @@
             </w:tcMar>
           </w:tcPr>
           <w:p>
+            <w:proofErr w:type="spellStart"/>
             <w:r>
               <w:rPr>
                 <w:color w:val="404040"/>
@@ -8498,6 +8854,7 @@
               </w:rPr>
               <w:t>has_multiple_platforms</w:t>
             </w:r>
+            <w:proofErr w:type="spellEnd"/>
           </w:p>
         </w:tc>
         <w:tc>
@@ -8518,13 +8875,23 @@
             </w:tcMar>
           </w:tcPr>
           <w:p>
-            <w:r>
-              <w:rPr>
-                <w:color w:val="404040"/>
-                <w:sz w:val="20"/>
-                <w:szCs w:val="20"/>
-              </w:rPr>
-              <w:t>discord_server_size &gt; 0 AND reddit &gt; 0</w:t>
+            <w:proofErr w:type="spellStart"/>
+            <w:r>
+              <w:rPr>
+                <w:color w:val="404040"/>
+                <w:sz w:val="20"/>
+                <w:szCs w:val="20"/>
+              </w:rPr>
+              <w:t>discord_server_size</w:t>
+            </w:r>
+            <w:proofErr w:type="spellEnd"/>
+            <w:r>
+              <w:rPr>
+                <w:color w:val="404040"/>
+                <w:sz w:val="20"/>
+                <w:szCs w:val="20"/>
+              </w:rPr>
+              <w:t xml:space="preserve"> &gt; 0 AND reddit &gt; 0</w:t>
             </w:r>
           </w:p>
         </w:tc>
@@ -8576,6 +8943,7 @@
             </w:tcMar>
           </w:tcPr>
           <w:p>
+            <w:proofErr w:type="spellStart"/>
             <w:r>
               <w:rPr>
                 <w:color w:val="404040"/>
@@ -8584,6 +8952,7 @@
               </w:rPr>
               <w:t>log_member_count</w:t>
             </w:r>
+            <w:proofErr w:type="spellEnd"/>
           </w:p>
         </w:tc>
         <w:tc>
@@ -8610,7 +8979,25 @@
                 <w:sz w:val="20"/>
                 <w:szCs w:val="20"/>
               </w:rPr>
-              <w:t>np.log1p(member_count)</w:t>
+              <w:t>np.log1p(</w:t>
+            </w:r>
+            <w:proofErr w:type="spellStart"/>
+            <w:r>
+              <w:rPr>
+                <w:color w:val="404040"/>
+                <w:sz w:val="20"/>
+                <w:szCs w:val="20"/>
+              </w:rPr>
+              <w:t>member_count</w:t>
+            </w:r>
+            <w:proofErr w:type="spellEnd"/>
+            <w:r>
+              <w:rPr>
+                <w:color w:val="404040"/>
+                <w:sz w:val="20"/>
+                <w:szCs w:val="20"/>
+              </w:rPr>
+              <w:t>)</w:t>
             </w:r>
           </w:p>
         </w:tc>
@@ -8662,6 +9049,7 @@
             </w:tcMar>
           </w:tcPr>
           <w:p>
+            <w:proofErr w:type="spellStart"/>
             <w:r>
               <w:rPr>
                 <w:color w:val="404040"/>
@@ -8670,6 +9058,7 @@
               </w:rPr>
               <w:t>tournament_intensity</w:t>
             </w:r>
+            <w:proofErr w:type="spellEnd"/>
           </w:p>
         </w:tc>
         <w:tc>
@@ -8690,13 +9079,41 @@
             </w:tcMar>
           </w:tcPr>
           <w:p>
-            <w:r>
-              <w:rPr>
-                <w:color w:val="404040"/>
-                <w:sz w:val="20"/>
-                <w:szCs w:val="20"/>
-              </w:rPr>
-              <w:t>tournaments_hosted / (member_count / 1000)</w:t>
+            <w:proofErr w:type="spellStart"/>
+            <w:r>
+              <w:rPr>
+                <w:color w:val="404040"/>
+                <w:sz w:val="20"/>
+                <w:szCs w:val="20"/>
+              </w:rPr>
+              <w:t>tournaments_hosted</w:t>
+            </w:r>
+            <w:proofErr w:type="spellEnd"/>
+            <w:r>
+              <w:rPr>
+                <w:color w:val="404040"/>
+                <w:sz w:val="20"/>
+                <w:szCs w:val="20"/>
+              </w:rPr>
+              <w:t xml:space="preserve"> / (</w:t>
+            </w:r>
+            <w:proofErr w:type="spellStart"/>
+            <w:r>
+              <w:rPr>
+                <w:color w:val="404040"/>
+                <w:sz w:val="20"/>
+                <w:szCs w:val="20"/>
+              </w:rPr>
+              <w:t>member_count</w:t>
+            </w:r>
+            <w:proofErr w:type="spellEnd"/>
+            <w:r>
+              <w:rPr>
+                <w:color w:val="404040"/>
+                <w:sz w:val="20"/>
+                <w:szCs w:val="20"/>
+              </w:rPr>
+              <w:t xml:space="preserve"> / 1000)</w:t>
             </w:r>
           </w:p>
         </w:tc>
@@ -8748,6 +9165,7 @@
             </w:tcMar>
           </w:tcPr>
           <w:p>
+            <w:proofErr w:type="spellStart"/>
             <w:r>
               <w:rPr>
                 <w:color w:val="404040"/>
@@ -8756,6 +9174,7 @@
               </w:rPr>
               <w:t>top_player_tier</w:t>
             </w:r>
+            <w:proofErr w:type="spellEnd"/>
           </w:p>
         </w:tc>
         <w:tc>
@@ -8776,13 +9195,23 @@
             </w:tcMar>
           </w:tcPr>
           <w:p>
-            <w:r>
-              <w:rPr>
-                <w:color w:val="404040"/>
-                <w:sz w:val="20"/>
-                <w:szCs w:val="20"/>
-              </w:rPr>
-              <w:t>pd.qcut() into 3 quantiles: High/Medium/Low</w:t>
+            <w:proofErr w:type="spellStart"/>
+            <w:r>
+              <w:rPr>
+                <w:color w:val="404040"/>
+                <w:sz w:val="20"/>
+                <w:szCs w:val="20"/>
+              </w:rPr>
+              <w:t>pd.qcut</w:t>
+            </w:r>
+            <w:proofErr w:type="spellEnd"/>
+            <w:r>
+              <w:rPr>
+                <w:color w:val="404040"/>
+                <w:sz w:val="20"/>
+                <w:szCs w:val="20"/>
+              </w:rPr>
+              <w:t>() into 3 quantiles: High/Medium/Low</w:t>
             </w:r>
           </w:p>
         </w:tc>
@@ -8834,6 +9263,7 @@
             </w:tcMar>
           </w:tcPr>
           <w:p>
+            <w:proofErr w:type="spellStart"/>
             <w:r>
               <w:rPr>
                 <w:color w:val="404040"/>
@@ -8842,6 +9272,7 @@
               </w:rPr>
               <w:t>total_social_presence</w:t>
             </w:r>
+            <w:proofErr w:type="spellEnd"/>
           </w:p>
         </w:tc>
         <w:tc>
@@ -8868,7 +9299,25 @@
                 <w:sz w:val="20"/>
                 <w:szCs w:val="20"/>
               </w:rPr>
-              <w:t>discord + reddit + (content_creators × 1000)</w:t>
+              <w:t>discord + reddit + (</w:t>
+            </w:r>
+            <w:proofErr w:type="spellStart"/>
+            <w:r>
+              <w:rPr>
+                <w:color w:val="404040"/>
+                <w:sz w:val="20"/>
+                <w:szCs w:val="20"/>
+              </w:rPr>
+              <w:t>content_creators</w:t>
+            </w:r>
+            <w:proofErr w:type="spellEnd"/>
+            <w:r>
+              <w:rPr>
+                <w:color w:val="404040"/>
+                <w:sz w:val="20"/>
+                <w:szCs w:val="20"/>
+              </w:rPr>
+              <w:t xml:space="preserve"> × 1000)</w:t>
             </w:r>
           </w:p>
         </w:tc>
@@ -8930,7 +9379,21 @@
         <w:rPr>
           <w:color w:val="404040"/>
         </w:rPr>
-        <w:t>M1 Histogram: log_member_count follows a roughly bell-shaped (log-normal) distribution; most communities cluster between log values 6 and 9</w:t>
+        <w:t xml:space="preserve">M1 Histogram: </w:t>
+      </w:r>
+      <w:proofErr w:type="spellStart"/>
+      <w:r>
+        <w:rPr>
+          <w:color w:val="404040"/>
+        </w:rPr>
+        <w:t>log_member_count</w:t>
+      </w:r>
+      <w:proofErr w:type="spellEnd"/>
+      <w:r>
+        <w:rPr>
+          <w:color w:val="404040"/>
+        </w:rPr>
+        <w:t xml:space="preserve"> follows a roughly bell-shaped (log-normal) distribution; most communities cluster between log values 6 and 9</w:t>
       </w:r>
     </w:p>
     <w:p>
@@ -8962,7 +9425,35 @@
         <w:rPr>
           <w:color w:val="404040"/>
         </w:rPr>
-        <w:t>M3 Scatter: Strong positive linear relationship between member_count and active_players across all tiers; Elite communities deviate above the trendline</w:t>
+        <w:t xml:space="preserve">M3 Scatter: Strong positive linear relationship between </w:t>
+      </w:r>
+      <w:proofErr w:type="spellStart"/>
+      <w:r>
+        <w:rPr>
+          <w:color w:val="404040"/>
+        </w:rPr>
+        <w:t>member_count</w:t>
+      </w:r>
+      <w:proofErr w:type="spellEnd"/>
+      <w:r>
+        <w:rPr>
+          <w:color w:val="404040"/>
+        </w:rPr>
+        <w:t xml:space="preserve"> and </w:t>
+      </w:r>
+      <w:proofErr w:type="spellStart"/>
+      <w:r>
+        <w:rPr>
+          <w:color w:val="404040"/>
+        </w:rPr>
+        <w:t>active_players</w:t>
+      </w:r>
+      <w:proofErr w:type="spellEnd"/>
+      <w:r>
+        <w:rPr>
+          <w:color w:val="404040"/>
+        </w:rPr>
+        <w:t xml:space="preserve"> across all tiers; Elite communities deviate above the trendline</w:t>
       </w:r>
     </w:p>
     <w:p>
@@ -8978,8 +9469,16 @@
         <w:rPr>
           <w:color w:val="404040"/>
         </w:rPr>
-        <w:t>M4 Boxplot: Discord and Reddit platforms show the widest spread in tournament_intensity</w:t>
-      </w:r>
+        <w:t xml:space="preserve">M4 Boxplot: Discord and Reddit platforms show the widest spread in </w:t>
+      </w:r>
+      <w:proofErr w:type="spellStart"/>
+      <w:r>
+        <w:rPr>
+          <w:color w:val="404040"/>
+        </w:rPr>
+        <w:t>tournament_intensity</w:t>
+      </w:r>
+      <w:proofErr w:type="spellEnd"/>
     </w:p>
     <w:p>
       <w:pPr>
@@ -9022,11 +9521,19 @@
         </w:numPr>
         <w:spacing w:after="60"/>
       </w:pPr>
+      <w:proofErr w:type="spellStart"/>
       <w:r>
         <w:rPr>
           <w:color w:val="404040"/>
         </w:rPr>
-        <w:t>Plotly interactive charts confirmed Discord as the dominant primary platform across all regions</w:t>
+        <w:t>Plotly</w:t>
+      </w:r>
+      <w:proofErr w:type="spellEnd"/>
+      <w:r>
+        <w:rPr>
+          <w:color w:val="404040"/>
+        </w:rPr>
+        <w:t xml:space="preserve"> interactive charts confirmed Discord as the dominant primary platform across all regions</w:t>
       </w:r>
     </w:p>
     <w:p>
@@ -9066,7 +9573,35 @@
         <w:rPr>
           <w:color w:val="404040"/>
         </w:rPr>
-        <w:t>Based on the cleaned dataset and attribute analysis, five logical entities were identified. Derived/computed columns from feature engineering (engagement_ratio, tier_score, etc.) are excluded from the physical schema as they are calculated at query time.</w:t>
+        <w:t>Based on the cleaned dataset and attribute analysis, five logical entities were identified. Derived/computed columns from feature engineering (</w:t>
+      </w:r>
+      <w:proofErr w:type="spellStart"/>
+      <w:r>
+        <w:rPr>
+          <w:color w:val="404040"/>
+        </w:rPr>
+        <w:t>engagement_ratio</w:t>
+      </w:r>
+      <w:proofErr w:type="spellEnd"/>
+      <w:r>
+        <w:rPr>
+          <w:color w:val="404040"/>
+        </w:rPr>
+        <w:t xml:space="preserve">, </w:t>
+      </w:r>
+      <w:proofErr w:type="spellStart"/>
+      <w:r>
+        <w:rPr>
+          <w:color w:val="404040"/>
+        </w:rPr>
+        <w:t>tier_score</w:t>
+      </w:r>
+      <w:proofErr w:type="spellEnd"/>
+      <w:r>
+        <w:rPr>
+          <w:color w:val="404040"/>
+        </w:rPr>
+        <w:t>, etc.) are excluded from the physical schema as they are calculated at query time.</w:t>
       </w:r>
     </w:p>
     <w:p>
@@ -9328,6 +9863,7 @@
             </w:tcMar>
           </w:tcPr>
           <w:p>
+            <w:proofErr w:type="spellStart"/>
             <w:r>
               <w:rPr>
                 <w:color w:val="404040"/>
@@ -9336,6 +9872,7 @@
               </w:rPr>
               <w:t>community_id</w:t>
             </w:r>
+            <w:proofErr w:type="spellEnd"/>
           </w:p>
         </w:tc>
         <w:tc>
@@ -9356,14 +9893,34 @@
             </w:tcMar>
           </w:tcPr>
           <w:p>
-            <w:r>
-              <w:rPr>
-                <w:color w:val="404040"/>
-                <w:sz w:val="20"/>
-                <w:szCs w:val="20"/>
-              </w:rPr>
-              <w:t>location_id, platform_id</w:t>
-            </w:r>
+            <w:proofErr w:type="spellStart"/>
+            <w:r>
+              <w:rPr>
+                <w:color w:val="404040"/>
+                <w:sz w:val="20"/>
+                <w:szCs w:val="20"/>
+              </w:rPr>
+              <w:t>location_id</w:t>
+            </w:r>
+            <w:proofErr w:type="spellEnd"/>
+            <w:r>
+              <w:rPr>
+                <w:color w:val="404040"/>
+                <w:sz w:val="20"/>
+                <w:szCs w:val="20"/>
+              </w:rPr>
+              <w:t xml:space="preserve">, </w:t>
+            </w:r>
+            <w:proofErr w:type="spellStart"/>
+            <w:r>
+              <w:rPr>
+                <w:color w:val="404040"/>
+                <w:sz w:val="20"/>
+                <w:szCs w:val="20"/>
+              </w:rPr>
+              <w:t>platform_id</w:t>
+            </w:r>
+            <w:proofErr w:type="spellEnd"/>
           </w:p>
         </w:tc>
         <w:tc>
@@ -9470,6 +10027,7 @@
             </w:tcMar>
           </w:tcPr>
           <w:p>
+            <w:proofErr w:type="spellStart"/>
             <w:r>
               <w:rPr>
                 <w:color w:val="404040"/>
@@ -9478,6 +10036,7 @@
               </w:rPr>
               <w:t>game_id</w:t>
             </w:r>
+            <w:proofErr w:type="spellEnd"/>
           </w:p>
         </w:tc>
         <w:tc>
@@ -9612,6 +10171,7 @@
             </w:tcMar>
           </w:tcPr>
           <w:p>
+            <w:proofErr w:type="spellStart"/>
             <w:r>
               <w:rPr>
                 <w:color w:val="404040"/>
@@ -9620,6 +10180,7 @@
               </w:rPr>
               <w:t>location_id</w:t>
             </w:r>
+            <w:proofErr w:type="spellEnd"/>
           </w:p>
         </w:tc>
         <w:tc>
@@ -9754,6 +10315,7 @@
             </w:tcMar>
           </w:tcPr>
           <w:p>
+            <w:proofErr w:type="spellStart"/>
             <w:r>
               <w:rPr>
                 <w:color w:val="404040"/>
@@ -9762,6 +10324,7 @@
               </w:rPr>
               <w:t>platform_id</w:t>
             </w:r>
+            <w:proofErr w:type="spellEnd"/>
           </w:p>
         </w:tc>
         <w:tc>
@@ -9840,6 +10403,7 @@
             </w:tcMar>
           </w:tcPr>
           <w:p>
+            <w:proofErr w:type="spellStart"/>
             <w:r>
               <w:rPr>
                 <w:color w:val="404040"/>
@@ -9848,6 +10412,7 @@
               </w:rPr>
               <w:t>Community_Game</w:t>
             </w:r>
+            <w:proofErr w:type="spellEnd"/>
           </w:p>
         </w:tc>
         <w:tc>
@@ -9902,7 +10467,43 @@
                 <w:sz w:val="20"/>
                 <w:szCs w:val="20"/>
               </w:rPr>
-              <w:t>(community_id, game_id) Composite</w:t>
+              <w:t>(</w:t>
+            </w:r>
+            <w:proofErr w:type="spellStart"/>
+            <w:r>
+              <w:rPr>
+                <w:color w:val="404040"/>
+                <w:sz w:val="20"/>
+                <w:szCs w:val="20"/>
+              </w:rPr>
+              <w:t>community_id</w:t>
+            </w:r>
+            <w:proofErr w:type="spellEnd"/>
+            <w:r>
+              <w:rPr>
+                <w:color w:val="404040"/>
+                <w:sz w:val="20"/>
+                <w:szCs w:val="20"/>
+              </w:rPr>
+              <w:t xml:space="preserve">, </w:t>
+            </w:r>
+            <w:proofErr w:type="spellStart"/>
+            <w:r>
+              <w:rPr>
+                <w:color w:val="404040"/>
+                <w:sz w:val="20"/>
+                <w:szCs w:val="20"/>
+              </w:rPr>
+              <w:t>game_id</w:t>
+            </w:r>
+            <w:proofErr w:type="spellEnd"/>
+            <w:r>
+              <w:rPr>
+                <w:color w:val="404040"/>
+                <w:sz w:val="20"/>
+                <w:szCs w:val="20"/>
+              </w:rPr>
+              <w:t>) Composite</w:t>
             </w:r>
           </w:p>
         </w:tc>
@@ -9924,14 +10525,34 @@
             </w:tcMar>
           </w:tcPr>
           <w:p>
-            <w:r>
-              <w:rPr>
-                <w:color w:val="404040"/>
-                <w:sz w:val="20"/>
-                <w:szCs w:val="20"/>
-              </w:rPr>
-              <w:t>community_id, game_id</w:t>
-            </w:r>
+            <w:proofErr w:type="spellStart"/>
+            <w:r>
+              <w:rPr>
+                <w:color w:val="404040"/>
+                <w:sz w:val="20"/>
+                <w:szCs w:val="20"/>
+              </w:rPr>
+              <w:t>community_id</w:t>
+            </w:r>
+            <w:proofErr w:type="spellEnd"/>
+            <w:r>
+              <w:rPr>
+                <w:color w:val="404040"/>
+                <w:sz w:val="20"/>
+                <w:szCs w:val="20"/>
+              </w:rPr>
+              <w:t xml:space="preserve">, </w:t>
+            </w:r>
+            <w:proofErr w:type="spellStart"/>
+            <w:r>
+              <w:rPr>
+                <w:color w:val="404040"/>
+                <w:sz w:val="20"/>
+                <w:szCs w:val="20"/>
+              </w:rPr>
+              <w:t>game_id</w:t>
+            </w:r>
+            <w:proofErr w:type="spellEnd"/>
           </w:p>
         </w:tc>
         <w:tc>
@@ -10161,6 +10782,7 @@
             </w:tcMar>
           </w:tcPr>
           <w:p>
+            <w:proofErr w:type="spellStart"/>
             <w:r>
               <w:rPr>
                 <w:color w:val="404040"/>
@@ -10169,6 +10791,7 @@
               </w:rPr>
               <w:t>community_id</w:t>
             </w:r>
+            <w:proofErr w:type="spellEnd"/>
           </w:p>
         </w:tc>
         <w:tc>
@@ -10275,6 +10898,7 @@
             </w:tcMar>
           </w:tcPr>
           <w:p>
+            <w:proofErr w:type="spellStart"/>
             <w:r>
               <w:rPr>
                 <w:color w:val="404040"/>
@@ -10283,6 +10907,7 @@
               </w:rPr>
               <w:t>community_name</w:t>
             </w:r>
+            <w:proofErr w:type="spellEnd"/>
           </w:p>
         </w:tc>
         <w:tc>
@@ -10389,6 +11014,7 @@
             </w:tcMar>
           </w:tcPr>
           <w:p>
+            <w:proofErr w:type="spellStart"/>
             <w:r>
               <w:rPr>
                 <w:color w:val="404040"/>
@@ -10397,6 +11023,7 @@
               </w:rPr>
               <w:t>year_founded</w:t>
             </w:r>
+            <w:proofErr w:type="spellEnd"/>
           </w:p>
         </w:tc>
         <w:tc>
@@ -10503,6 +11130,7 @@
             </w:tcMar>
           </w:tcPr>
           <w:p>
+            <w:proofErr w:type="spellStart"/>
             <w:r>
               <w:rPr>
                 <w:color w:val="404040"/>
@@ -10511,6 +11139,7 @@
               </w:rPr>
               <w:t>member_count</w:t>
             </w:r>
+            <w:proofErr w:type="spellEnd"/>
           </w:p>
         </w:tc>
         <w:tc>
@@ -10617,6 +11246,7 @@
             </w:tcMar>
           </w:tcPr>
           <w:p>
+            <w:proofErr w:type="spellStart"/>
             <w:r>
               <w:rPr>
                 <w:color w:val="404040"/>
@@ -10625,6 +11255,7 @@
               </w:rPr>
               <w:t>active_players</w:t>
             </w:r>
+            <w:proofErr w:type="spellEnd"/>
           </w:p>
         </w:tc>
         <w:tc>
@@ -10731,6 +11362,7 @@
             </w:tcMar>
           </w:tcPr>
           <w:p>
+            <w:proofErr w:type="spellStart"/>
             <w:r>
               <w:rPr>
                 <w:color w:val="404040"/>
@@ -10739,6 +11371,7 @@
               </w:rPr>
               <w:t>avg_member_age</w:t>
             </w:r>
+            <w:proofErr w:type="spellEnd"/>
           </w:p>
         </w:tc>
         <w:tc>
@@ -10845,6 +11478,7 @@
             </w:tcMar>
           </w:tcPr>
           <w:p>
+            <w:proofErr w:type="spellStart"/>
             <w:r>
               <w:rPr>
                 <w:color w:val="404040"/>
@@ -10853,6 +11487,7 @@
               </w:rPr>
               <w:t>community_tier</w:t>
             </w:r>
+            <w:proofErr w:type="spellEnd"/>
           </w:p>
         </w:tc>
         <w:tc>
@@ -10935,7 +11570,25 @@
                 <w:sz w:val="20"/>
                 <w:szCs w:val="20"/>
               </w:rPr>
-              <w:t>Competitive rank level: Amateur, SemiPro, Professional, Elite</w:t>
+              <w:t xml:space="preserve">Competitive rank level: Amateur, </w:t>
+            </w:r>
+            <w:proofErr w:type="spellStart"/>
+            <w:r>
+              <w:rPr>
+                <w:color w:val="404040"/>
+                <w:sz w:val="20"/>
+                <w:szCs w:val="20"/>
+              </w:rPr>
+              <w:t>SemiPro</w:t>
+            </w:r>
+            <w:proofErr w:type="spellEnd"/>
+            <w:r>
+              <w:rPr>
+                <w:color w:val="404040"/>
+                <w:sz w:val="20"/>
+                <w:szCs w:val="20"/>
+              </w:rPr>
+              <w:t>, Professional, Elite</w:t>
             </w:r>
           </w:p>
         </w:tc>
@@ -10959,6 +11612,7 @@
             </w:tcMar>
           </w:tcPr>
           <w:p>
+            <w:proofErr w:type="spellStart"/>
             <w:r>
               <w:rPr>
                 <w:color w:val="404040"/>
@@ -10967,6 +11621,7 @@
               </w:rPr>
               <w:t>tournaments_hosted</w:t>
             </w:r>
+            <w:proofErr w:type="spellEnd"/>
           </w:p>
         </w:tc>
         <w:tc>
@@ -11073,6 +11728,7 @@
             </w:tcMar>
           </w:tcPr>
           <w:p>
+            <w:proofErr w:type="spellStart"/>
             <w:r>
               <w:rPr>
                 <w:color w:val="404040"/>
@@ -11081,6 +11737,7 @@
               </w:rPr>
               <w:t>top_player_rank</w:t>
             </w:r>
+            <w:proofErr w:type="spellEnd"/>
           </w:p>
         </w:tc>
         <w:tc>
@@ -11187,6 +11844,7 @@
             </w:tcMar>
           </w:tcPr>
           <w:p>
+            <w:proofErr w:type="spellStart"/>
             <w:r>
               <w:rPr>
                 <w:color w:val="404040"/>
@@ -11195,6 +11853,7 @@
               </w:rPr>
               <w:t>coaching_staff</w:t>
             </w:r>
+            <w:proofErr w:type="spellEnd"/>
           </w:p>
         </w:tc>
         <w:tc>
@@ -11301,6 +11960,7 @@
             </w:tcMar>
           </w:tcPr>
           <w:p>
+            <w:proofErr w:type="spellStart"/>
             <w:r>
               <w:rPr>
                 <w:color w:val="404040"/>
@@ -11310,6 +11970,7 @@
               <w:lastRenderedPageBreak/>
               <w:t>content_creators</w:t>
             </w:r>
+            <w:proofErr w:type="spellEnd"/>
           </w:p>
         </w:tc>
         <w:tc>
@@ -11416,6 +12077,7 @@
             </w:tcMar>
           </w:tcPr>
           <w:p>
+            <w:proofErr w:type="spellStart"/>
             <w:r>
               <w:rPr>
                 <w:color w:val="404040"/>
@@ -11424,6 +12086,7 @@
               </w:rPr>
               <w:t>discord_server_size</w:t>
             </w:r>
+            <w:proofErr w:type="spellEnd"/>
           </w:p>
         </w:tc>
         <w:tc>
@@ -11530,6 +12193,7 @@
             </w:tcMar>
           </w:tcPr>
           <w:p>
+            <w:proofErr w:type="spellStart"/>
             <w:r>
               <w:rPr>
                 <w:color w:val="404040"/>
@@ -11538,6 +12202,7 @@
               </w:rPr>
               <w:t>reddit_community_size</w:t>
             </w:r>
+            <w:proofErr w:type="spellEnd"/>
           </w:p>
         </w:tc>
         <w:tc>
@@ -11644,6 +12309,7 @@
             </w:tcMar>
           </w:tcPr>
           <w:p>
+            <w:proofErr w:type="spellStart"/>
             <w:r>
               <w:rPr>
                 <w:color w:val="404040"/>
@@ -11652,6 +12318,7 @@
               </w:rPr>
               <w:t>social_media_platforms</w:t>
             </w:r>
+            <w:proofErr w:type="spellEnd"/>
           </w:p>
         </w:tc>
         <w:tc>
@@ -11758,6 +12425,7 @@
             </w:tcMar>
           </w:tcPr>
           <w:p>
+            <w:proofErr w:type="spellStart"/>
             <w:r>
               <w:rPr>
                 <w:color w:val="404040"/>
@@ -11766,6 +12434,7 @@
               </w:rPr>
               <w:t>location_id</w:t>
             </w:r>
+            <w:proofErr w:type="spellEnd"/>
           </w:p>
         </w:tc>
         <w:tc>
@@ -11872,6 +12541,7 @@
             </w:tcMar>
           </w:tcPr>
           <w:p>
+            <w:proofErr w:type="spellStart"/>
             <w:r>
               <w:rPr>
                 <w:color w:val="404040"/>
@@ -11880,6 +12550,7 @@
               </w:rPr>
               <w:t>platform_id</w:t>
             </w:r>
+            <w:proofErr w:type="spellEnd"/>
           </w:p>
         </w:tc>
         <w:tc>
@@ -12150,6 +12821,7 @@
             </w:tcMar>
           </w:tcPr>
           <w:p>
+            <w:proofErr w:type="spellStart"/>
             <w:r>
               <w:rPr>
                 <w:color w:val="404040"/>
@@ -12158,6 +12830,7 @@
               </w:rPr>
               <w:t>game_id</w:t>
             </w:r>
+            <w:proofErr w:type="spellEnd"/>
           </w:p>
         </w:tc>
         <w:tc>
@@ -12264,6 +12937,7 @@
             </w:tcMar>
           </w:tcPr>
           <w:p>
+            <w:proofErr w:type="spellStart"/>
             <w:r>
               <w:rPr>
                 <w:color w:val="404040"/>
@@ -12272,6 +12946,7 @@
               </w:rPr>
               <w:t>game_name</w:t>
             </w:r>
+            <w:proofErr w:type="spellEnd"/>
           </w:p>
         </w:tc>
         <w:tc>
@@ -12656,6 +13331,7 @@
             </w:tcMar>
           </w:tcPr>
           <w:p>
+            <w:proofErr w:type="spellStart"/>
             <w:r>
               <w:rPr>
                 <w:color w:val="404040"/>
@@ -12664,6 +13340,7 @@
               </w:rPr>
               <w:t>location_id</w:t>
             </w:r>
+            <w:proofErr w:type="spellEnd"/>
           </w:p>
         </w:tc>
         <w:tc>
@@ -12884,6 +13561,7 @@
             </w:tcMar>
           </w:tcPr>
           <w:p>
+            <w:proofErr w:type="spellStart"/>
             <w:r>
               <w:rPr>
                 <w:color w:val="404040"/>
@@ -12892,6 +13570,7 @@
               </w:rPr>
               <w:t>country_of_origin</w:t>
             </w:r>
+            <w:proofErr w:type="spellEnd"/>
           </w:p>
         </w:tc>
         <w:tc>
@@ -13276,6 +13955,7 @@
             </w:tcMar>
           </w:tcPr>
           <w:p>
+            <w:proofErr w:type="spellStart"/>
             <w:r>
               <w:rPr>
                 <w:color w:val="404040"/>
@@ -13284,6 +13964,7 @@
               </w:rPr>
               <w:t>platform_id</w:t>
             </w:r>
+            <w:proofErr w:type="spellEnd"/>
           </w:p>
         </w:tc>
         <w:tc>
@@ -13390,6 +14071,7 @@
             </w:tcMar>
           </w:tcPr>
           <w:p>
+            <w:proofErr w:type="spellStart"/>
             <w:r>
               <w:rPr>
                 <w:color w:val="404040"/>
@@ -13398,6 +14080,7 @@
               </w:rPr>
               <w:t>primary_platform</w:t>
             </w:r>
+            <w:proofErr w:type="spellEnd"/>
           </w:p>
         </w:tc>
         <w:tc>
@@ -13668,6 +14351,7 @@
             </w:tcMar>
           </w:tcPr>
           <w:p>
+            <w:proofErr w:type="spellStart"/>
             <w:r>
               <w:rPr>
                 <w:color w:val="404040"/>
@@ -13676,6 +14360,7 @@
               </w:rPr>
               <w:t>community_id</w:t>
             </w:r>
+            <w:proofErr w:type="spellEnd"/>
           </w:p>
         </w:tc>
         <w:tc>
@@ -13782,6 +14467,7 @@
             </w:tcMar>
           </w:tcPr>
           <w:p>
+            <w:proofErr w:type="spellStart"/>
             <w:r>
               <w:rPr>
                 <w:color w:val="404040"/>
@@ -13790,6 +14476,7 @@
               </w:rPr>
               <w:t>game_id</w:t>
             </w:r>
+            <w:proofErr w:type="spellEnd"/>
           </w:p>
         </w:tc>
         <w:tc>
@@ -13896,6 +14583,7 @@
             </w:tcMar>
           </w:tcPr>
           <w:p>
+            <w:proofErr w:type="spellStart"/>
             <w:r>
               <w:rPr>
                 <w:color w:val="404040"/>
@@ -13904,6 +14592,7 @@
               </w:rPr>
               <w:t>play_designation</w:t>
             </w:r>
+            <w:proofErr w:type="spellEnd"/>
           </w:p>
         </w:tc>
         <w:tc>
@@ -14522,6 +15211,7 @@
             </w:tcMar>
           </w:tcPr>
           <w:p>
+            <w:proofErr w:type="spellStart"/>
             <w:r>
               <w:rPr>
                 <w:color w:val="404040"/>
@@ -14530,6 +15220,7 @@
               </w:rPr>
               <w:t>Community_Game</w:t>
             </w:r>
+            <w:proofErr w:type="spellEnd"/>
           </w:p>
         </w:tc>
         <w:tc>
@@ -14664,6 +15355,7 @@
             </w:tcMar>
           </w:tcPr>
           <w:p>
+            <w:proofErr w:type="spellStart"/>
             <w:r>
               <w:rPr>
                 <w:color w:val="404040"/>
@@ -14672,6 +15364,7 @@
               </w:rPr>
               <w:t>Community_Game</w:t>
             </w:r>
+            <w:proofErr w:type="spellEnd"/>
           </w:p>
         </w:tc>
         <w:tc>
@@ -14896,7 +15589,25 @@
                 <w:sz w:val="20"/>
                 <w:szCs w:val="20"/>
               </w:rPr>
-              <w:t>Many Communities play Many Games. Resolved through Community_Game junction table</w:t>
+              <w:t xml:space="preserve">Many Communities play Many Games. Resolved through </w:t>
+            </w:r>
+            <w:proofErr w:type="spellStart"/>
+            <w:r>
+              <w:rPr>
+                <w:color w:val="404040"/>
+                <w:sz w:val="20"/>
+                <w:szCs w:val="20"/>
+              </w:rPr>
+              <w:t>Community_Game</w:t>
+            </w:r>
+            <w:proofErr w:type="spellEnd"/>
+            <w:r>
+              <w:rPr>
+                <w:color w:val="404040"/>
+                <w:sz w:val="20"/>
+                <w:szCs w:val="20"/>
+              </w:rPr>
+              <w:t xml:space="preserve"> junction table</w:t>
             </w:r>
           </w:p>
         </w:tc>
@@ -15058,12 +15769,48 @@
         </w:numPr>
         <w:spacing w:after="60"/>
       </w:pPr>
+      <w:proofErr w:type="spellStart"/>
       <w:r>
         <w:rPr>
           <w:color w:val="404040"/>
         </w:rPr>
         <w:lastRenderedPageBreak/>
-        <w:t>Community_Game (shown with a dashed border) is a bridge/junction table with a composite primary key (community_id, game_id)</w:t>
+        <w:t>Community_Game</w:t>
+      </w:r>
+      <w:proofErr w:type="spellEnd"/>
+      <w:r>
+        <w:rPr>
+          <w:color w:val="404040"/>
+        </w:rPr>
+        <w:t xml:space="preserve"> (shown with a dashed border) is a bridge/junction table with a composite primary key (</w:t>
+      </w:r>
+      <w:proofErr w:type="spellStart"/>
+      <w:r>
+        <w:rPr>
+          <w:color w:val="404040"/>
+        </w:rPr>
+        <w:t>community_id</w:t>
+      </w:r>
+      <w:proofErr w:type="spellEnd"/>
+      <w:r>
+        <w:rPr>
+          <w:color w:val="404040"/>
+        </w:rPr>
+        <w:t xml:space="preserve">, </w:t>
+      </w:r>
+      <w:proofErr w:type="spellStart"/>
+      <w:r>
+        <w:rPr>
+          <w:color w:val="404040"/>
+        </w:rPr>
+        <w:t>game_id</w:t>
+      </w:r>
+      <w:proofErr w:type="spellEnd"/>
+      <w:r>
+        <w:rPr>
+          <w:color w:val="404040"/>
+        </w:rPr>
+        <w:t>)</w:t>
       </w:r>
     </w:p>
     <w:p>
@@ -15095,7 +15842,49 @@
         <w:rPr>
           <w:color w:val="404040"/>
         </w:rPr>
-        <w:t>Derived columns from EDA (engagement_ratio, tier_score, community_age, etc.) are NOT stored in the physical schema; they are computed at query time</w:t>
+        <w:t>Derived columns from EDA (</w:t>
+      </w:r>
+      <w:proofErr w:type="spellStart"/>
+      <w:r>
+        <w:rPr>
+          <w:color w:val="404040"/>
+        </w:rPr>
+        <w:t>engagement_ratio</w:t>
+      </w:r>
+      <w:proofErr w:type="spellEnd"/>
+      <w:r>
+        <w:rPr>
+          <w:color w:val="404040"/>
+        </w:rPr>
+        <w:t xml:space="preserve">, </w:t>
+      </w:r>
+      <w:proofErr w:type="spellStart"/>
+      <w:r>
+        <w:rPr>
+          <w:color w:val="404040"/>
+        </w:rPr>
+        <w:t>tier_score</w:t>
+      </w:r>
+      <w:proofErr w:type="spellEnd"/>
+      <w:r>
+        <w:rPr>
+          <w:color w:val="404040"/>
+        </w:rPr>
+        <w:t xml:space="preserve">, </w:t>
+      </w:r>
+      <w:proofErr w:type="spellStart"/>
+      <w:r>
+        <w:rPr>
+          <w:color w:val="404040"/>
+        </w:rPr>
+        <w:t>community_age</w:t>
+      </w:r>
+      <w:proofErr w:type="spellEnd"/>
+      <w:r>
+        <w:rPr>
+          <w:color w:val="404040"/>
+        </w:rPr>
+        <w:t>, etc.) are NOT stored in the physical schema; they are computed at query time</w:t>
       </w:r>
     </w:p>
     <w:p>
@@ -15410,6 +16199,7 @@
             </w:tcMar>
           </w:tcPr>
           <w:p>
+            <w:proofErr w:type="spellStart"/>
             <w:r>
               <w:rPr>
                 <w:color w:val="404040"/>
@@ -15418,6 +16208,7 @@
               </w:rPr>
               <w:t>community_id</w:t>
             </w:r>
+            <w:proofErr w:type="spellEnd"/>
           </w:p>
         </w:tc>
         <w:tc>
@@ -15438,14 +16229,34 @@
             </w:tcMar>
           </w:tcPr>
           <w:p>
-            <w:r>
-              <w:rPr>
-                <w:color w:val="404040"/>
-                <w:sz w:val="20"/>
-                <w:szCs w:val="20"/>
-              </w:rPr>
-              <w:t>region_id, gaming_platform_id</w:t>
-            </w:r>
+            <w:proofErr w:type="spellStart"/>
+            <w:r>
+              <w:rPr>
+                <w:color w:val="404040"/>
+                <w:sz w:val="20"/>
+                <w:szCs w:val="20"/>
+              </w:rPr>
+              <w:t>region_id</w:t>
+            </w:r>
+            <w:proofErr w:type="spellEnd"/>
+            <w:r>
+              <w:rPr>
+                <w:color w:val="404040"/>
+                <w:sz w:val="20"/>
+                <w:szCs w:val="20"/>
+              </w:rPr>
+              <w:t xml:space="preserve">, </w:t>
+            </w:r>
+            <w:proofErr w:type="spellStart"/>
+            <w:r>
+              <w:rPr>
+                <w:color w:val="404040"/>
+                <w:sz w:val="20"/>
+                <w:szCs w:val="20"/>
+              </w:rPr>
+              <w:t>gaming_platform_id</w:t>
+            </w:r>
+            <w:proofErr w:type="spellEnd"/>
           </w:p>
         </w:tc>
         <w:tc>
@@ -15552,6 +16363,7 @@
             </w:tcMar>
           </w:tcPr>
           <w:p>
+            <w:proofErr w:type="spellStart"/>
             <w:r>
               <w:rPr>
                 <w:color w:val="404040"/>
@@ -15560,6 +16372,7 @@
               </w:rPr>
               <w:t>membership_id</w:t>
             </w:r>
+            <w:proofErr w:type="spellEnd"/>
           </w:p>
         </w:tc>
         <w:tc>
@@ -15580,6 +16393,7 @@
             </w:tcMar>
           </w:tcPr>
           <w:p>
+            <w:proofErr w:type="spellStart"/>
             <w:r>
               <w:rPr>
                 <w:color w:val="404040"/>
@@ -15588,6 +16402,7 @@
               </w:rPr>
               <w:t>community_id</w:t>
             </w:r>
+            <w:proofErr w:type="spellEnd"/>
           </w:p>
         </w:tc>
         <w:tc>
@@ -15694,6 +16509,7 @@
             </w:tcMar>
           </w:tcPr>
           <w:p>
+            <w:proofErr w:type="spellStart"/>
             <w:r>
               <w:rPr>
                 <w:color w:val="404040"/>
@@ -15702,6 +16518,7 @@
               </w:rPr>
               <w:t>competition_id</w:t>
             </w:r>
+            <w:proofErr w:type="spellEnd"/>
           </w:p>
         </w:tc>
         <w:tc>
@@ -15722,6 +16539,7 @@
             </w:tcMar>
           </w:tcPr>
           <w:p>
+            <w:proofErr w:type="spellStart"/>
             <w:r>
               <w:rPr>
                 <w:color w:val="404040"/>
@@ -15730,6 +16548,7 @@
               </w:rPr>
               <w:t>community_id</w:t>
             </w:r>
+            <w:proofErr w:type="spellEnd"/>
           </w:p>
         </w:tc>
         <w:tc>
@@ -15836,6 +16655,7 @@
             </w:tcMar>
           </w:tcPr>
           <w:p>
+            <w:proofErr w:type="spellStart"/>
             <w:r>
               <w:rPr>
                 <w:color w:val="404040"/>
@@ -15844,6 +16664,7 @@
               </w:rPr>
               <w:t>staff_id</w:t>
             </w:r>
+            <w:proofErr w:type="spellEnd"/>
           </w:p>
         </w:tc>
         <w:tc>
@@ -15864,6 +16685,7 @@
             </w:tcMar>
           </w:tcPr>
           <w:p>
+            <w:proofErr w:type="spellStart"/>
             <w:r>
               <w:rPr>
                 <w:color w:val="404040"/>
@@ -15872,6 +16694,7 @@
               </w:rPr>
               <w:t>community_id</w:t>
             </w:r>
+            <w:proofErr w:type="spellEnd"/>
           </w:p>
         </w:tc>
         <w:tc>
@@ -15978,6 +16801,7 @@
             </w:tcMar>
           </w:tcPr>
           <w:p>
+            <w:proofErr w:type="spellStart"/>
             <w:r>
               <w:rPr>
                 <w:color w:val="404040"/>
@@ -15986,6 +16810,7 @@
               </w:rPr>
               <w:t>community_social_id</w:t>
             </w:r>
+            <w:proofErr w:type="spellEnd"/>
           </w:p>
         </w:tc>
         <w:tc>
@@ -16006,14 +16831,34 @@
             </w:tcMar>
           </w:tcPr>
           <w:p>
-            <w:r>
-              <w:rPr>
-                <w:color w:val="404040"/>
-                <w:sz w:val="20"/>
-                <w:szCs w:val="20"/>
-              </w:rPr>
-              <w:t>community_id, social_platform_id</w:t>
-            </w:r>
+            <w:proofErr w:type="spellStart"/>
+            <w:r>
+              <w:rPr>
+                <w:color w:val="404040"/>
+                <w:sz w:val="20"/>
+                <w:szCs w:val="20"/>
+              </w:rPr>
+              <w:t>community_id</w:t>
+            </w:r>
+            <w:proofErr w:type="spellEnd"/>
+            <w:r>
+              <w:rPr>
+                <w:color w:val="404040"/>
+                <w:sz w:val="20"/>
+                <w:szCs w:val="20"/>
+              </w:rPr>
+              <w:t xml:space="preserve">, </w:t>
+            </w:r>
+            <w:proofErr w:type="spellStart"/>
+            <w:r>
+              <w:rPr>
+                <w:color w:val="404040"/>
+                <w:sz w:val="20"/>
+                <w:szCs w:val="20"/>
+              </w:rPr>
+              <w:t>social_platform_id</w:t>
+            </w:r>
+            <w:proofErr w:type="spellEnd"/>
           </w:p>
         </w:tc>
         <w:tc>
@@ -16126,7 +16971,43 @@
                 <w:sz w:val="20"/>
                 <w:szCs w:val="20"/>
               </w:rPr>
-              <w:t>(community_id, game_id) Composite</w:t>
+              <w:t>(</w:t>
+            </w:r>
+            <w:proofErr w:type="spellStart"/>
+            <w:r>
+              <w:rPr>
+                <w:color w:val="404040"/>
+                <w:sz w:val="20"/>
+                <w:szCs w:val="20"/>
+              </w:rPr>
+              <w:t>community_id</w:t>
+            </w:r>
+            <w:proofErr w:type="spellEnd"/>
+            <w:r>
+              <w:rPr>
+                <w:color w:val="404040"/>
+                <w:sz w:val="20"/>
+                <w:szCs w:val="20"/>
+              </w:rPr>
+              <w:t xml:space="preserve">, </w:t>
+            </w:r>
+            <w:proofErr w:type="spellStart"/>
+            <w:r>
+              <w:rPr>
+                <w:color w:val="404040"/>
+                <w:sz w:val="20"/>
+                <w:szCs w:val="20"/>
+              </w:rPr>
+              <w:t>game_id</w:t>
+            </w:r>
+            <w:proofErr w:type="spellEnd"/>
+            <w:r>
+              <w:rPr>
+                <w:color w:val="404040"/>
+                <w:sz w:val="20"/>
+                <w:szCs w:val="20"/>
+              </w:rPr>
+              <w:t>) Composite</w:t>
             </w:r>
           </w:p>
         </w:tc>
@@ -16148,14 +17029,34 @@
             </w:tcMar>
           </w:tcPr>
           <w:p>
-            <w:r>
-              <w:rPr>
-                <w:color w:val="404040"/>
-                <w:sz w:val="20"/>
-                <w:szCs w:val="20"/>
-              </w:rPr>
-              <w:t>community_id, game_id</w:t>
-            </w:r>
+            <w:proofErr w:type="spellStart"/>
+            <w:r>
+              <w:rPr>
+                <w:color w:val="404040"/>
+                <w:sz w:val="20"/>
+                <w:szCs w:val="20"/>
+              </w:rPr>
+              <w:t>community_id</w:t>
+            </w:r>
+            <w:proofErr w:type="spellEnd"/>
+            <w:r>
+              <w:rPr>
+                <w:color w:val="404040"/>
+                <w:sz w:val="20"/>
+                <w:szCs w:val="20"/>
+              </w:rPr>
+              <w:t xml:space="preserve">, </w:t>
+            </w:r>
+            <w:proofErr w:type="spellStart"/>
+            <w:r>
+              <w:rPr>
+                <w:color w:val="404040"/>
+                <w:sz w:val="20"/>
+                <w:szCs w:val="20"/>
+              </w:rPr>
+              <w:t>game_id</w:t>
+            </w:r>
+            <w:proofErr w:type="spellEnd"/>
           </w:p>
         </w:tc>
         <w:tc>
@@ -16262,6 +17163,7 @@
             </w:tcMar>
           </w:tcPr>
           <w:p>
+            <w:proofErr w:type="spellStart"/>
             <w:r>
               <w:rPr>
                 <w:color w:val="404040"/>
@@ -16270,6 +17172,7 @@
               </w:rPr>
               <w:t>region_id</w:t>
             </w:r>
+            <w:proofErr w:type="spellEnd"/>
           </w:p>
         </w:tc>
         <w:tc>
@@ -16404,6 +17307,7 @@
             </w:tcMar>
           </w:tcPr>
           <w:p>
+            <w:proofErr w:type="spellStart"/>
             <w:r>
               <w:rPr>
                 <w:color w:val="404040"/>
@@ -16412,6 +17316,7 @@
               </w:rPr>
               <w:t>gaming_platform_id</w:t>
             </w:r>
+            <w:proofErr w:type="spellEnd"/>
           </w:p>
         </w:tc>
         <w:tc>
@@ -16547,6 +17452,7 @@
             </w:tcMar>
           </w:tcPr>
           <w:p>
+            <w:proofErr w:type="spellStart"/>
             <w:r>
               <w:rPr>
                 <w:color w:val="404040"/>
@@ -16555,6 +17461,7 @@
               </w:rPr>
               <w:t>game_id</w:t>
             </w:r>
+            <w:proofErr w:type="spellEnd"/>
           </w:p>
         </w:tc>
         <w:tc>
@@ -16575,6 +17482,7 @@
             </w:tcMar>
           </w:tcPr>
           <w:p>
+            <w:proofErr w:type="spellStart"/>
             <w:r>
               <w:rPr>
                 <w:color w:val="404040"/>
@@ -16583,6 +17491,7 @@
               </w:rPr>
               <w:t>genre_id</w:t>
             </w:r>
+            <w:proofErr w:type="spellEnd"/>
           </w:p>
         </w:tc>
         <w:tc>
@@ -16689,6 +17598,7 @@
             </w:tcMar>
           </w:tcPr>
           <w:p>
+            <w:proofErr w:type="spellStart"/>
             <w:r>
               <w:rPr>
                 <w:color w:val="404040"/>
@@ -16697,6 +17607,7 @@
               </w:rPr>
               <w:t>genre_id</w:t>
             </w:r>
+            <w:proofErr w:type="spellEnd"/>
           </w:p>
         </w:tc>
         <w:tc>
@@ -16831,6 +17742,7 @@
             </w:tcMar>
           </w:tcPr>
           <w:p>
+            <w:proofErr w:type="spellStart"/>
             <w:r>
               <w:rPr>
                 <w:color w:val="404040"/>
@@ -16839,6 +17751,7 @@
               </w:rPr>
               <w:t>social_platform_id</w:t>
             </w:r>
+            <w:proofErr w:type="spellEnd"/>
           </w:p>
         </w:tc>
         <w:tc>
@@ -16973,6 +17886,7 @@
             </w:tcMar>
           </w:tcPr>
           <w:p>
+            <w:proofErr w:type="spellStart"/>
             <w:r>
               <w:rPr>
                 <w:color w:val="404040"/>
@@ -16981,6 +17895,7 @@
               </w:rPr>
               <w:t>location_id</w:t>
             </w:r>
+            <w:proofErr w:type="spellEnd"/>
           </w:p>
         </w:tc>
         <w:tc>
@@ -17001,6 +17916,7 @@
             </w:tcMar>
           </w:tcPr>
           <w:p>
+            <w:proofErr w:type="spellStart"/>
             <w:r>
               <w:rPr>
                 <w:color w:val="404040"/>
@@ -17009,6 +17925,7 @@
               </w:rPr>
               <w:t>country_id</w:t>
             </w:r>
+            <w:proofErr w:type="spellEnd"/>
           </w:p>
         </w:tc>
         <w:tc>
@@ -17115,6 +18032,7 @@
             </w:tcMar>
           </w:tcPr>
           <w:p>
+            <w:proofErr w:type="spellStart"/>
             <w:r>
               <w:rPr>
                 <w:color w:val="404040"/>
@@ -17123,6 +18041,7 @@
               </w:rPr>
               <w:t>country_id</w:t>
             </w:r>
+            <w:proofErr w:type="spellEnd"/>
           </w:p>
         </w:tc>
         <w:tc>
@@ -17143,6 +18062,7 @@
             </w:tcMar>
           </w:tcPr>
           <w:p>
+            <w:proofErr w:type="spellStart"/>
             <w:r>
               <w:rPr>
                 <w:color w:val="404040"/>
@@ -17151,6 +18071,7 @@
               </w:rPr>
               <w:t>language_id</w:t>
             </w:r>
+            <w:proofErr w:type="spellEnd"/>
           </w:p>
         </w:tc>
         <w:tc>
@@ -17257,6 +18178,7 @@
             </w:tcMar>
           </w:tcPr>
           <w:p>
+            <w:proofErr w:type="spellStart"/>
             <w:r>
               <w:rPr>
                 <w:color w:val="404040"/>
@@ -17265,6 +18187,7 @@
               </w:rPr>
               <w:t>language_id</w:t>
             </w:r>
+            <w:proofErr w:type="spellEnd"/>
           </w:p>
         </w:tc>
         <w:tc>
@@ -17399,6 +18322,7 @@
             </w:tcMar>
           </w:tcPr>
           <w:p>
+            <w:proofErr w:type="spellStart"/>
             <w:r>
               <w:rPr>
                 <w:color w:val="404040"/>
@@ -17407,6 +18331,7 @@
               </w:rPr>
               <w:t>platform_id</w:t>
             </w:r>
+            <w:proofErr w:type="spellEnd"/>
           </w:p>
         </w:tc>
         <w:tc>
@@ -17427,6 +18352,7 @@
             </w:tcMar>
           </w:tcPr>
           <w:p>
+            <w:proofErr w:type="spellStart"/>
             <w:r>
               <w:rPr>
                 <w:color w:val="404040"/>
@@ -17435,6 +18361,7 @@
               </w:rPr>
               <w:t>platform_type_id</w:t>
             </w:r>
+            <w:proofErr w:type="spellEnd"/>
           </w:p>
         </w:tc>
         <w:tc>
@@ -17541,6 +18468,7 @@
             </w:tcMar>
           </w:tcPr>
           <w:p>
+            <w:proofErr w:type="spellStart"/>
             <w:r>
               <w:rPr>
                 <w:color w:val="404040"/>
@@ -17549,6 +18477,7 @@
               </w:rPr>
               <w:t>platform_type_id</w:t>
             </w:r>
+            <w:proofErr w:type="spellEnd"/>
           </w:p>
         </w:tc>
         <w:tc>
@@ -17801,6 +18730,7 @@
             </w:tcMar>
           </w:tcPr>
           <w:p>
+            <w:proofErr w:type="spellStart"/>
             <w:r>
               <w:rPr>
                 <w:color w:val="404040"/>
@@ -17809,6 +18739,7 @@
               </w:rPr>
               <w:t>community_id</w:t>
             </w:r>
+            <w:proofErr w:type="spellEnd"/>
           </w:p>
         </w:tc>
         <w:tc>
@@ -17915,6 +18846,7 @@
             </w:tcMar>
           </w:tcPr>
           <w:p>
+            <w:proofErr w:type="spellStart"/>
             <w:r>
               <w:rPr>
                 <w:color w:val="404040"/>
@@ -17923,6 +18855,7 @@
               </w:rPr>
               <w:t>community_name</w:t>
             </w:r>
+            <w:proofErr w:type="spellEnd"/>
           </w:p>
         </w:tc>
         <w:tc>
@@ -18029,6 +18962,7 @@
             </w:tcMar>
           </w:tcPr>
           <w:p>
+            <w:proofErr w:type="spellStart"/>
             <w:r>
               <w:rPr>
                 <w:color w:val="404040"/>
@@ -18037,6 +18971,7 @@
               </w:rPr>
               <w:t>year_founded</w:t>
             </w:r>
+            <w:proofErr w:type="spellEnd"/>
           </w:p>
         </w:tc>
         <w:tc>
@@ -18143,6 +19078,7 @@
             </w:tcMar>
           </w:tcPr>
           <w:p>
+            <w:proofErr w:type="spellStart"/>
             <w:r>
               <w:rPr>
                 <w:color w:val="404040"/>
@@ -18151,6 +19087,7 @@
               </w:rPr>
               <w:t>avg_member_age</w:t>
             </w:r>
+            <w:proofErr w:type="spellEnd"/>
           </w:p>
         </w:tc>
         <w:tc>
@@ -18257,6 +19194,7 @@
             </w:tcMar>
           </w:tcPr>
           <w:p>
+            <w:proofErr w:type="spellStart"/>
             <w:r>
               <w:rPr>
                 <w:color w:val="404040"/>
@@ -18265,6 +19203,7 @@
               </w:rPr>
               <w:t>community_tier</w:t>
             </w:r>
+            <w:proofErr w:type="spellEnd"/>
           </w:p>
         </w:tc>
         <w:tc>
@@ -18371,6 +19310,7 @@
             </w:tcMar>
           </w:tcPr>
           <w:p>
+            <w:proofErr w:type="spellStart"/>
             <w:r>
               <w:rPr>
                 <w:color w:val="404040"/>
@@ -18379,6 +19319,7 @@
               </w:rPr>
               <w:t>region_id</w:t>
             </w:r>
+            <w:proofErr w:type="spellEnd"/>
           </w:p>
         </w:tc>
         <w:tc>
@@ -18485,6 +19426,7 @@
             </w:tcMar>
           </w:tcPr>
           <w:p>
+            <w:proofErr w:type="spellStart"/>
             <w:r>
               <w:rPr>
                 <w:color w:val="404040"/>
@@ -18493,6 +19435,7 @@
               </w:rPr>
               <w:t>gaming_platform_id</w:t>
             </w:r>
+            <w:proofErr w:type="spellEnd"/>
           </w:p>
         </w:tc>
         <w:tc>
@@ -18764,6 +19707,7 @@
             </w:tcMar>
           </w:tcPr>
           <w:p>
+            <w:proofErr w:type="spellStart"/>
             <w:r>
               <w:rPr>
                 <w:color w:val="404040"/>
@@ -18772,6 +19716,7 @@
               </w:rPr>
               <w:t>membership_id</w:t>
             </w:r>
+            <w:proofErr w:type="spellEnd"/>
           </w:p>
         </w:tc>
         <w:tc>
@@ -18878,6 +19823,7 @@
             </w:tcMar>
           </w:tcPr>
           <w:p>
+            <w:proofErr w:type="spellStart"/>
             <w:r>
               <w:rPr>
                 <w:color w:val="404040"/>
@@ -18886,6 +19832,7 @@
               </w:rPr>
               <w:t>community_id</w:t>
             </w:r>
+            <w:proofErr w:type="spellEnd"/>
           </w:p>
         </w:tc>
         <w:tc>
@@ -18992,6 +19939,7 @@
             </w:tcMar>
           </w:tcPr>
           <w:p>
+            <w:proofErr w:type="spellStart"/>
             <w:r>
               <w:rPr>
                 <w:color w:val="404040"/>
@@ -19000,6 +19948,7 @@
               </w:rPr>
               <w:t>member_count</w:t>
             </w:r>
+            <w:proofErr w:type="spellEnd"/>
           </w:p>
         </w:tc>
         <w:tc>
@@ -19106,6 +20055,7 @@
             </w:tcMar>
           </w:tcPr>
           <w:p>
+            <w:proofErr w:type="spellStart"/>
             <w:r>
               <w:rPr>
                 <w:color w:val="404040"/>
@@ -19114,6 +20064,7 @@
               </w:rPr>
               <w:t>active_players</w:t>
             </w:r>
+            <w:proofErr w:type="spellEnd"/>
           </w:p>
         </w:tc>
         <w:tc>
@@ -19384,6 +20335,7 @@
             </w:tcMar>
           </w:tcPr>
           <w:p>
+            <w:proofErr w:type="spellStart"/>
             <w:r>
               <w:rPr>
                 <w:color w:val="404040"/>
@@ -19392,6 +20344,7 @@
               </w:rPr>
               <w:t>competition_id</w:t>
             </w:r>
+            <w:proofErr w:type="spellEnd"/>
           </w:p>
         </w:tc>
         <w:tc>
@@ -19498,6 +20451,7 @@
             </w:tcMar>
           </w:tcPr>
           <w:p>
+            <w:proofErr w:type="spellStart"/>
             <w:r>
               <w:rPr>
                 <w:color w:val="404040"/>
@@ -19506,6 +20460,7 @@
               </w:rPr>
               <w:t>community_id</w:t>
             </w:r>
+            <w:proofErr w:type="spellEnd"/>
           </w:p>
         </w:tc>
         <w:tc>
@@ -19612,6 +20567,7 @@
             </w:tcMar>
           </w:tcPr>
           <w:p>
+            <w:proofErr w:type="spellStart"/>
             <w:r>
               <w:rPr>
                 <w:color w:val="404040"/>
@@ -19620,6 +20576,7 @@
               </w:rPr>
               <w:t>tournaments_hosted</w:t>
             </w:r>
+            <w:proofErr w:type="spellEnd"/>
           </w:p>
         </w:tc>
         <w:tc>
@@ -19726,6 +20683,7 @@
             </w:tcMar>
           </w:tcPr>
           <w:p>
+            <w:proofErr w:type="spellStart"/>
             <w:r>
               <w:rPr>
                 <w:color w:val="404040"/>
@@ -19734,6 +20692,7 @@
               </w:rPr>
               <w:t>top_player_rank</w:t>
             </w:r>
+            <w:proofErr w:type="spellEnd"/>
           </w:p>
         </w:tc>
         <w:tc>
@@ -20004,6 +20963,7 @@
             </w:tcMar>
           </w:tcPr>
           <w:p>
+            <w:proofErr w:type="spellStart"/>
             <w:r>
               <w:rPr>
                 <w:color w:val="404040"/>
@@ -20012,6 +20972,7 @@
               </w:rPr>
               <w:t>staff_id</w:t>
             </w:r>
+            <w:proofErr w:type="spellEnd"/>
           </w:p>
         </w:tc>
         <w:tc>
@@ -20118,6 +21079,7 @@
             </w:tcMar>
           </w:tcPr>
           <w:p>
+            <w:proofErr w:type="spellStart"/>
             <w:r>
               <w:rPr>
                 <w:color w:val="404040"/>
@@ -20126,6 +21088,7 @@
               </w:rPr>
               <w:t>community_id</w:t>
             </w:r>
+            <w:proofErr w:type="spellEnd"/>
           </w:p>
         </w:tc>
         <w:tc>
@@ -20232,6 +21195,7 @@
             </w:tcMar>
           </w:tcPr>
           <w:p>
+            <w:proofErr w:type="spellStart"/>
             <w:r>
               <w:rPr>
                 <w:color w:val="404040"/>
@@ -20240,6 +21204,7 @@
               </w:rPr>
               <w:t>coaching_staff</w:t>
             </w:r>
+            <w:proofErr w:type="spellEnd"/>
           </w:p>
         </w:tc>
         <w:tc>
@@ -20346,6 +21311,7 @@
             </w:tcMar>
           </w:tcPr>
           <w:p>
+            <w:proofErr w:type="spellStart"/>
             <w:r>
               <w:rPr>
                 <w:color w:val="404040"/>
@@ -20354,6 +21320,7 @@
               </w:rPr>
               <w:t>content_creators</w:t>
             </w:r>
+            <w:proofErr w:type="spellEnd"/>
           </w:p>
         </w:tc>
         <w:tc>
@@ -20624,6 +21591,7 @@
             </w:tcMar>
           </w:tcPr>
           <w:p>
+            <w:proofErr w:type="spellStart"/>
             <w:r>
               <w:rPr>
                 <w:color w:val="404040"/>
@@ -20632,6 +21600,7 @@
               </w:rPr>
               <w:t>community_social_id</w:t>
             </w:r>
+            <w:proofErr w:type="spellEnd"/>
           </w:p>
         </w:tc>
         <w:tc>
@@ -20738,6 +21707,7 @@
             </w:tcMar>
           </w:tcPr>
           <w:p>
+            <w:proofErr w:type="spellStart"/>
             <w:r>
               <w:rPr>
                 <w:color w:val="404040"/>
@@ -20746,6 +21716,7 @@
               </w:rPr>
               <w:t>community_id</w:t>
             </w:r>
+            <w:proofErr w:type="spellEnd"/>
           </w:p>
         </w:tc>
         <w:tc>
@@ -20852,6 +21823,7 @@
             </w:tcMar>
           </w:tcPr>
           <w:p>
+            <w:proofErr w:type="spellStart"/>
             <w:r>
               <w:rPr>
                 <w:color w:val="404040"/>
@@ -20860,6 +21832,7 @@
               </w:rPr>
               <w:t>social_platform_id</w:t>
             </w:r>
+            <w:proofErr w:type="spellEnd"/>
           </w:p>
         </w:tc>
         <w:tc>
@@ -20966,6 +21939,7 @@
             </w:tcMar>
           </w:tcPr>
           <w:p>
+            <w:proofErr w:type="spellStart"/>
             <w:r>
               <w:rPr>
                 <w:color w:val="404040"/>
@@ -20974,6 +21948,7 @@
               </w:rPr>
               <w:t>platform_size</w:t>
             </w:r>
+            <w:proofErr w:type="spellEnd"/>
           </w:p>
         </w:tc>
         <w:tc>
@@ -21244,6 +22219,7 @@
             </w:tcMar>
           </w:tcPr>
           <w:p>
+            <w:proofErr w:type="spellStart"/>
             <w:r>
               <w:rPr>
                 <w:color w:val="404040"/>
@@ -21252,6 +22228,7 @@
               </w:rPr>
               <w:t>community_id</w:t>
             </w:r>
+            <w:proofErr w:type="spellEnd"/>
           </w:p>
         </w:tc>
         <w:tc>
@@ -21358,6 +22335,7 @@
             </w:tcMar>
           </w:tcPr>
           <w:p>
+            <w:proofErr w:type="spellStart"/>
             <w:r>
               <w:rPr>
                 <w:color w:val="404040"/>
@@ -21366,6 +22344,7 @@
               </w:rPr>
               <w:t>game_id</w:t>
             </w:r>
+            <w:proofErr w:type="spellEnd"/>
           </w:p>
         </w:tc>
         <w:tc>
@@ -21472,6 +22451,7 @@
             </w:tcMar>
           </w:tcPr>
           <w:p>
+            <w:proofErr w:type="spellStart"/>
             <w:r>
               <w:rPr>
                 <w:color w:val="404040"/>
@@ -21480,6 +22460,7 @@
               </w:rPr>
               <w:t>play_designation</w:t>
             </w:r>
+            <w:proofErr w:type="spellEnd"/>
           </w:p>
         </w:tc>
         <w:tc>
@@ -21751,6 +22732,7 @@
             </w:tcMar>
           </w:tcPr>
           <w:p>
+            <w:proofErr w:type="spellStart"/>
             <w:r>
               <w:rPr>
                 <w:color w:val="404040"/>
@@ -21759,6 +22741,7 @@
               </w:rPr>
               <w:t>region_id</w:t>
             </w:r>
+            <w:proofErr w:type="spellEnd"/>
           </w:p>
         </w:tc>
         <w:tc>
@@ -21865,6 +22848,7 @@
             </w:tcMar>
           </w:tcPr>
           <w:p>
+            <w:proofErr w:type="spellStart"/>
             <w:r>
               <w:rPr>
                 <w:color w:val="404040"/>
@@ -21873,6 +22857,7 @@
               </w:rPr>
               <w:t>region_name</w:t>
             </w:r>
+            <w:proofErr w:type="spellEnd"/>
           </w:p>
         </w:tc>
         <w:tc>
@@ -22143,6 +23128,7 @@
             </w:tcMar>
           </w:tcPr>
           <w:p>
+            <w:proofErr w:type="spellStart"/>
             <w:r>
               <w:rPr>
                 <w:color w:val="404040"/>
@@ -22151,6 +23137,7 @@
               </w:rPr>
               <w:t>gaming_platform_id</w:t>
             </w:r>
+            <w:proofErr w:type="spellEnd"/>
           </w:p>
         </w:tc>
         <w:tc>
@@ -22257,6 +23244,7 @@
             </w:tcMar>
           </w:tcPr>
           <w:p>
+            <w:proofErr w:type="spellStart"/>
             <w:r>
               <w:rPr>
                 <w:color w:val="404040"/>
@@ -22265,6 +23253,7 @@
               </w:rPr>
               <w:t>platform_name</w:t>
             </w:r>
+            <w:proofErr w:type="spellEnd"/>
           </w:p>
         </w:tc>
         <w:tc>
@@ -22535,6 +23524,7 @@
             </w:tcMar>
           </w:tcPr>
           <w:p>
+            <w:proofErr w:type="spellStart"/>
             <w:r>
               <w:rPr>
                 <w:color w:val="404040"/>
@@ -22543,6 +23533,7 @@
               </w:rPr>
               <w:t>game_id</w:t>
             </w:r>
+            <w:proofErr w:type="spellEnd"/>
           </w:p>
         </w:tc>
         <w:tc>
@@ -22649,6 +23640,7 @@
             </w:tcMar>
           </w:tcPr>
           <w:p>
+            <w:proofErr w:type="spellStart"/>
             <w:r>
               <w:rPr>
                 <w:color w:val="404040"/>
@@ -22657,6 +23649,7 @@
               </w:rPr>
               <w:t>game_name</w:t>
             </w:r>
+            <w:proofErr w:type="spellEnd"/>
           </w:p>
         </w:tc>
         <w:tc>
@@ -22763,6 +23756,7 @@
             </w:tcMar>
           </w:tcPr>
           <w:p>
+            <w:proofErr w:type="spellStart"/>
             <w:r>
               <w:rPr>
                 <w:color w:val="404040"/>
@@ -22771,6 +23765,7 @@
               </w:rPr>
               <w:t>genre_id</w:t>
             </w:r>
+            <w:proofErr w:type="spellEnd"/>
           </w:p>
         </w:tc>
         <w:tc>
@@ -23041,6 +24036,7 @@
             </w:tcMar>
           </w:tcPr>
           <w:p>
+            <w:proofErr w:type="spellStart"/>
             <w:r>
               <w:rPr>
                 <w:color w:val="404040"/>
@@ -23049,6 +24045,7 @@
               </w:rPr>
               <w:t>genre_id</w:t>
             </w:r>
+            <w:proofErr w:type="spellEnd"/>
           </w:p>
         </w:tc>
         <w:tc>
@@ -23155,6 +24152,7 @@
             </w:tcMar>
           </w:tcPr>
           <w:p>
+            <w:proofErr w:type="spellStart"/>
             <w:r>
               <w:rPr>
                 <w:color w:val="404040"/>
@@ -23163,6 +24161,7 @@
               </w:rPr>
               <w:t>genre_name</w:t>
             </w:r>
+            <w:proofErr w:type="spellEnd"/>
           </w:p>
         </w:tc>
         <w:tc>
@@ -23433,6 +24432,7 @@
             </w:tcMar>
           </w:tcPr>
           <w:p>
+            <w:proofErr w:type="spellStart"/>
             <w:r>
               <w:rPr>
                 <w:color w:val="404040"/>
@@ -23441,6 +24441,7 @@
               </w:rPr>
               <w:t>social_platform_id</w:t>
             </w:r>
+            <w:proofErr w:type="spellEnd"/>
           </w:p>
         </w:tc>
         <w:tc>
@@ -23547,6 +24548,7 @@
             </w:tcMar>
           </w:tcPr>
           <w:p>
+            <w:proofErr w:type="spellStart"/>
             <w:r>
               <w:rPr>
                 <w:color w:val="404040"/>
@@ -23555,6 +24557,7 @@
               </w:rPr>
               <w:t>platform_name</w:t>
             </w:r>
+            <w:proofErr w:type="spellEnd"/>
           </w:p>
         </w:tc>
         <w:tc>
@@ -23825,6 +24828,7 @@
             </w:tcMar>
           </w:tcPr>
           <w:p>
+            <w:proofErr w:type="spellStart"/>
             <w:r>
               <w:rPr>
                 <w:color w:val="404040"/>
@@ -23833,6 +24837,7 @@
               </w:rPr>
               <w:t>location_id</w:t>
             </w:r>
+            <w:proofErr w:type="spellEnd"/>
           </w:p>
         </w:tc>
         <w:tc>
@@ -24053,6 +25058,7 @@
             </w:tcMar>
           </w:tcPr>
           <w:p>
+            <w:proofErr w:type="spellStart"/>
             <w:r>
               <w:rPr>
                 <w:color w:val="404040"/>
@@ -24061,6 +25067,7 @@
               </w:rPr>
               <w:t>country_id</w:t>
             </w:r>
+            <w:proofErr w:type="spellEnd"/>
           </w:p>
         </w:tc>
         <w:tc>
@@ -24331,6 +25338,7 @@
             </w:tcMar>
           </w:tcPr>
           <w:p>
+            <w:proofErr w:type="spellStart"/>
             <w:r>
               <w:rPr>
                 <w:color w:val="404040"/>
@@ -24339,6 +25347,7 @@
               </w:rPr>
               <w:t>country_id</w:t>
             </w:r>
+            <w:proofErr w:type="spellEnd"/>
           </w:p>
         </w:tc>
         <w:tc>
@@ -24445,6 +25454,7 @@
             </w:tcMar>
           </w:tcPr>
           <w:p>
+            <w:proofErr w:type="spellStart"/>
             <w:r>
               <w:rPr>
                 <w:color w:val="404040"/>
@@ -24453,6 +25463,7 @@
               </w:rPr>
               <w:t>country_name</w:t>
             </w:r>
+            <w:proofErr w:type="spellEnd"/>
           </w:p>
         </w:tc>
         <w:tc>
@@ -24559,6 +25570,7 @@
             </w:tcMar>
           </w:tcPr>
           <w:p>
+            <w:proofErr w:type="spellStart"/>
             <w:r>
               <w:rPr>
                 <w:color w:val="404040"/>
@@ -24567,6 +25579,7 @@
               </w:rPr>
               <w:t>language_id</w:t>
             </w:r>
+            <w:proofErr w:type="spellEnd"/>
           </w:p>
         </w:tc>
         <w:tc>
@@ -24837,6 +25850,7 @@
             </w:tcMar>
           </w:tcPr>
           <w:p>
+            <w:proofErr w:type="spellStart"/>
             <w:r>
               <w:rPr>
                 <w:color w:val="404040"/>
@@ -24845,6 +25859,7 @@
               </w:rPr>
               <w:t>language_id</w:t>
             </w:r>
+            <w:proofErr w:type="spellEnd"/>
           </w:p>
         </w:tc>
         <w:tc>
@@ -24951,6 +25966,7 @@
             </w:tcMar>
           </w:tcPr>
           <w:p>
+            <w:proofErr w:type="spellStart"/>
             <w:r>
               <w:rPr>
                 <w:color w:val="404040"/>
@@ -24959,6 +25975,7 @@
               </w:rPr>
               <w:t>language_name</w:t>
             </w:r>
+            <w:proofErr w:type="spellEnd"/>
           </w:p>
         </w:tc>
         <w:tc>
@@ -25229,6 +26246,7 @@
             </w:tcMar>
           </w:tcPr>
           <w:p>
+            <w:proofErr w:type="spellStart"/>
             <w:r>
               <w:rPr>
                 <w:color w:val="404040"/>
@@ -25237,6 +26255,7 @@
               </w:rPr>
               <w:t>platform_id</w:t>
             </w:r>
+            <w:proofErr w:type="spellEnd"/>
           </w:p>
         </w:tc>
         <w:tc>
@@ -25343,6 +26362,7 @@
             </w:tcMar>
           </w:tcPr>
           <w:p>
+            <w:proofErr w:type="spellStart"/>
             <w:r>
               <w:rPr>
                 <w:color w:val="404040"/>
@@ -25351,6 +26371,7 @@
               </w:rPr>
               <w:t>primary_platform</w:t>
             </w:r>
+            <w:proofErr w:type="spellEnd"/>
           </w:p>
         </w:tc>
         <w:tc>
@@ -25457,6 +26478,7 @@
             </w:tcMar>
           </w:tcPr>
           <w:p>
+            <w:proofErr w:type="spellStart"/>
             <w:r>
               <w:rPr>
                 <w:color w:val="404040"/>
@@ -25465,6 +26487,7 @@
               </w:rPr>
               <w:t>platform_type_id</w:t>
             </w:r>
+            <w:proofErr w:type="spellEnd"/>
           </w:p>
         </w:tc>
         <w:tc>
@@ -25735,6 +26758,7 @@
             </w:tcMar>
           </w:tcPr>
           <w:p>
+            <w:proofErr w:type="spellStart"/>
             <w:r>
               <w:rPr>
                 <w:color w:val="404040"/>
@@ -25743,6 +26767,7 @@
               </w:rPr>
               <w:t>platform_type_id</w:t>
             </w:r>
+            <w:proofErr w:type="spellEnd"/>
           </w:p>
         </w:tc>
         <w:tc>
@@ -25849,6 +26874,7 @@
             </w:tcMar>
           </w:tcPr>
           <w:p>
+            <w:proofErr w:type="spellStart"/>
             <w:r>
               <w:rPr>
                 <w:color w:val="404040"/>
@@ -25857,6 +26883,7 @@
               </w:rPr>
               <w:t>type_name</w:t>
             </w:r>
+            <w:proofErr w:type="spellEnd"/>
           </w:p>
         </w:tc>
         <w:tc>
@@ -26577,7 +27604,25 @@
                 <w:sz w:val="20"/>
                 <w:szCs w:val="20"/>
               </w:rPr>
-              <w:t>Each community has exactly one membership record (enforced by UNIQUE constraint on community_id).</w:t>
+              <w:t xml:space="preserve">Each community has exactly one membership record (enforced by UNIQUE constraint on </w:t>
+            </w:r>
+            <w:proofErr w:type="spellStart"/>
+            <w:r>
+              <w:rPr>
+                <w:color w:val="404040"/>
+                <w:sz w:val="20"/>
+                <w:szCs w:val="20"/>
+              </w:rPr>
+              <w:t>community_id</w:t>
+            </w:r>
+            <w:proofErr w:type="spellEnd"/>
+            <w:r>
+              <w:rPr>
+                <w:color w:val="404040"/>
+                <w:sz w:val="20"/>
+                <w:szCs w:val="20"/>
+              </w:rPr>
+              <w:t>).</w:t>
             </w:r>
           </w:p>
         </w:tc>
@@ -28325,6 +29370,7 @@
       <w:pPr>
         <w:ind w:left="360"/>
       </w:pPr>
+      <w:proofErr w:type="spellStart"/>
       <w:r>
         <w:rPr>
           <w:rFonts w:ascii="Courier New" w:hAnsi="Courier New" w:cs="Courier New"/>
@@ -28332,13 +29378,9 @@
           <w:sz w:val="18"/>
           <w:szCs w:val="18"/>
         </w:rPr>
-        <w:t>community_id → community_name, year_founded, member_count, active_players</w:t>
-      </w:r>
-    </w:p>
-    <w:p>
-      <w:pPr>
-        <w:ind w:left="360"/>
-      </w:pPr>
+        <w:t>community_id</w:t>
+      </w:r>
+      <w:proofErr w:type="spellEnd"/>
       <w:r>
         <w:rPr>
           <w:rFonts w:ascii="Courier New" w:hAnsi="Courier New" w:cs="Courier New"/>
@@ -28346,13 +29388,9 @@
           <w:sz w:val="18"/>
           <w:szCs w:val="18"/>
         </w:rPr>
-        <w:t>community_id → avg_member_age, community_tier, tournaments_hosted, top_player_rank</w:t>
-      </w:r>
-    </w:p>
-    <w:p>
-      <w:pPr>
-        <w:ind w:left="360"/>
-      </w:pPr>
+        <w:t xml:space="preserve"> → </w:t>
+      </w:r>
+      <w:proofErr w:type="spellStart"/>
       <w:r>
         <w:rPr>
           <w:rFonts w:ascii="Courier New" w:hAnsi="Courier New" w:cs="Courier New"/>
@@ -28360,13 +29398,9 @@
           <w:sz w:val="18"/>
           <w:szCs w:val="18"/>
         </w:rPr>
-        <w:t>community_id → coaching_staff, content_creators, discord_server_size, reddit_community_size</w:t>
-      </w:r>
-    </w:p>
-    <w:p>
-      <w:pPr>
-        <w:ind w:left="360"/>
-      </w:pPr>
+        <w:t>community_name</w:t>
+      </w:r>
+      <w:proofErr w:type="spellEnd"/>
       <w:r>
         <w:rPr>
           <w:rFonts w:ascii="Courier New" w:hAnsi="Courier New" w:cs="Courier New"/>
@@ -28374,8 +29408,327 @@
           <w:sz w:val="18"/>
           <w:szCs w:val="18"/>
         </w:rPr>
-        <w:t>community_id → social_media_platforms, location_id, platform_id</w:t>
-      </w:r>
+        <w:t xml:space="preserve">, </w:t>
+      </w:r>
+      <w:proofErr w:type="spellStart"/>
+      <w:r>
+        <w:rPr>
+          <w:rFonts w:ascii="Courier New" w:hAnsi="Courier New" w:cs="Courier New"/>
+          <w:color w:val="2E4057"/>
+          <w:sz w:val="18"/>
+          <w:szCs w:val="18"/>
+        </w:rPr>
+        <w:t>year_founded</w:t>
+      </w:r>
+      <w:proofErr w:type="spellEnd"/>
+      <w:r>
+        <w:rPr>
+          <w:rFonts w:ascii="Courier New" w:hAnsi="Courier New" w:cs="Courier New"/>
+          <w:color w:val="2E4057"/>
+          <w:sz w:val="18"/>
+          <w:szCs w:val="18"/>
+        </w:rPr>
+        <w:t xml:space="preserve">, </w:t>
+      </w:r>
+      <w:proofErr w:type="spellStart"/>
+      <w:r>
+        <w:rPr>
+          <w:rFonts w:ascii="Courier New" w:hAnsi="Courier New" w:cs="Courier New"/>
+          <w:color w:val="2E4057"/>
+          <w:sz w:val="18"/>
+          <w:szCs w:val="18"/>
+        </w:rPr>
+        <w:t>member_count</w:t>
+      </w:r>
+      <w:proofErr w:type="spellEnd"/>
+      <w:r>
+        <w:rPr>
+          <w:rFonts w:ascii="Courier New" w:hAnsi="Courier New" w:cs="Courier New"/>
+          <w:color w:val="2E4057"/>
+          <w:sz w:val="18"/>
+          <w:szCs w:val="18"/>
+        </w:rPr>
+        <w:t xml:space="preserve">, </w:t>
+      </w:r>
+      <w:proofErr w:type="spellStart"/>
+      <w:r>
+        <w:rPr>
+          <w:rFonts w:ascii="Courier New" w:hAnsi="Courier New" w:cs="Courier New"/>
+          <w:color w:val="2E4057"/>
+          <w:sz w:val="18"/>
+          <w:szCs w:val="18"/>
+        </w:rPr>
+        <w:t>active_players</w:t>
+      </w:r>
+      <w:proofErr w:type="spellEnd"/>
+    </w:p>
+    <w:p>
+      <w:pPr>
+        <w:ind w:left="360"/>
+      </w:pPr>
+      <w:proofErr w:type="spellStart"/>
+      <w:r>
+        <w:rPr>
+          <w:rFonts w:ascii="Courier New" w:hAnsi="Courier New" w:cs="Courier New"/>
+          <w:color w:val="2E4057"/>
+          <w:sz w:val="18"/>
+          <w:szCs w:val="18"/>
+        </w:rPr>
+        <w:t>community_id</w:t>
+      </w:r>
+      <w:proofErr w:type="spellEnd"/>
+      <w:r>
+        <w:rPr>
+          <w:rFonts w:ascii="Courier New" w:hAnsi="Courier New" w:cs="Courier New"/>
+          <w:color w:val="2E4057"/>
+          <w:sz w:val="18"/>
+          <w:szCs w:val="18"/>
+        </w:rPr>
+        <w:t xml:space="preserve"> → </w:t>
+      </w:r>
+      <w:proofErr w:type="spellStart"/>
+      <w:r>
+        <w:rPr>
+          <w:rFonts w:ascii="Courier New" w:hAnsi="Courier New" w:cs="Courier New"/>
+          <w:color w:val="2E4057"/>
+          <w:sz w:val="18"/>
+          <w:szCs w:val="18"/>
+        </w:rPr>
+        <w:t>avg_member_age</w:t>
+      </w:r>
+      <w:proofErr w:type="spellEnd"/>
+      <w:r>
+        <w:rPr>
+          <w:rFonts w:ascii="Courier New" w:hAnsi="Courier New" w:cs="Courier New"/>
+          <w:color w:val="2E4057"/>
+          <w:sz w:val="18"/>
+          <w:szCs w:val="18"/>
+        </w:rPr>
+        <w:t xml:space="preserve">, </w:t>
+      </w:r>
+      <w:proofErr w:type="spellStart"/>
+      <w:r>
+        <w:rPr>
+          <w:rFonts w:ascii="Courier New" w:hAnsi="Courier New" w:cs="Courier New"/>
+          <w:color w:val="2E4057"/>
+          <w:sz w:val="18"/>
+          <w:szCs w:val="18"/>
+        </w:rPr>
+        <w:t>community_tier</w:t>
+      </w:r>
+      <w:proofErr w:type="spellEnd"/>
+      <w:r>
+        <w:rPr>
+          <w:rFonts w:ascii="Courier New" w:hAnsi="Courier New" w:cs="Courier New"/>
+          <w:color w:val="2E4057"/>
+          <w:sz w:val="18"/>
+          <w:szCs w:val="18"/>
+        </w:rPr>
+        <w:t xml:space="preserve">, </w:t>
+      </w:r>
+      <w:proofErr w:type="spellStart"/>
+      <w:r>
+        <w:rPr>
+          <w:rFonts w:ascii="Courier New" w:hAnsi="Courier New" w:cs="Courier New"/>
+          <w:color w:val="2E4057"/>
+          <w:sz w:val="18"/>
+          <w:szCs w:val="18"/>
+        </w:rPr>
+        <w:t>tournaments_hosted</w:t>
+      </w:r>
+      <w:proofErr w:type="spellEnd"/>
+      <w:r>
+        <w:rPr>
+          <w:rFonts w:ascii="Courier New" w:hAnsi="Courier New" w:cs="Courier New"/>
+          <w:color w:val="2E4057"/>
+          <w:sz w:val="18"/>
+          <w:szCs w:val="18"/>
+        </w:rPr>
+        <w:t xml:space="preserve">, </w:t>
+      </w:r>
+      <w:proofErr w:type="spellStart"/>
+      <w:r>
+        <w:rPr>
+          <w:rFonts w:ascii="Courier New" w:hAnsi="Courier New" w:cs="Courier New"/>
+          <w:color w:val="2E4057"/>
+          <w:sz w:val="18"/>
+          <w:szCs w:val="18"/>
+        </w:rPr>
+        <w:t>top_player_rank</w:t>
+      </w:r>
+      <w:proofErr w:type="spellEnd"/>
+    </w:p>
+    <w:p>
+      <w:pPr>
+        <w:ind w:left="360"/>
+      </w:pPr>
+      <w:proofErr w:type="spellStart"/>
+      <w:r>
+        <w:rPr>
+          <w:rFonts w:ascii="Courier New" w:hAnsi="Courier New" w:cs="Courier New"/>
+          <w:color w:val="2E4057"/>
+          <w:sz w:val="18"/>
+          <w:szCs w:val="18"/>
+        </w:rPr>
+        <w:t>community_id</w:t>
+      </w:r>
+      <w:proofErr w:type="spellEnd"/>
+      <w:r>
+        <w:rPr>
+          <w:rFonts w:ascii="Courier New" w:hAnsi="Courier New" w:cs="Courier New"/>
+          <w:color w:val="2E4057"/>
+          <w:sz w:val="18"/>
+          <w:szCs w:val="18"/>
+        </w:rPr>
+        <w:t xml:space="preserve"> → </w:t>
+      </w:r>
+      <w:proofErr w:type="spellStart"/>
+      <w:r>
+        <w:rPr>
+          <w:rFonts w:ascii="Courier New" w:hAnsi="Courier New" w:cs="Courier New"/>
+          <w:color w:val="2E4057"/>
+          <w:sz w:val="18"/>
+          <w:szCs w:val="18"/>
+        </w:rPr>
+        <w:t>coaching_staff</w:t>
+      </w:r>
+      <w:proofErr w:type="spellEnd"/>
+      <w:r>
+        <w:rPr>
+          <w:rFonts w:ascii="Courier New" w:hAnsi="Courier New" w:cs="Courier New"/>
+          <w:color w:val="2E4057"/>
+          <w:sz w:val="18"/>
+          <w:szCs w:val="18"/>
+        </w:rPr>
+        <w:t xml:space="preserve">, </w:t>
+      </w:r>
+      <w:proofErr w:type="spellStart"/>
+      <w:r>
+        <w:rPr>
+          <w:rFonts w:ascii="Courier New" w:hAnsi="Courier New" w:cs="Courier New"/>
+          <w:color w:val="2E4057"/>
+          <w:sz w:val="18"/>
+          <w:szCs w:val="18"/>
+        </w:rPr>
+        <w:t>content_creators</w:t>
+      </w:r>
+      <w:proofErr w:type="spellEnd"/>
+      <w:r>
+        <w:rPr>
+          <w:rFonts w:ascii="Courier New" w:hAnsi="Courier New" w:cs="Courier New"/>
+          <w:color w:val="2E4057"/>
+          <w:sz w:val="18"/>
+          <w:szCs w:val="18"/>
+        </w:rPr>
+        <w:t xml:space="preserve">, </w:t>
+      </w:r>
+      <w:proofErr w:type="spellStart"/>
+      <w:r>
+        <w:rPr>
+          <w:rFonts w:ascii="Courier New" w:hAnsi="Courier New" w:cs="Courier New"/>
+          <w:color w:val="2E4057"/>
+          <w:sz w:val="18"/>
+          <w:szCs w:val="18"/>
+        </w:rPr>
+        <w:t>discord_server_size</w:t>
+      </w:r>
+      <w:proofErr w:type="spellEnd"/>
+      <w:r>
+        <w:rPr>
+          <w:rFonts w:ascii="Courier New" w:hAnsi="Courier New" w:cs="Courier New"/>
+          <w:color w:val="2E4057"/>
+          <w:sz w:val="18"/>
+          <w:szCs w:val="18"/>
+        </w:rPr>
+        <w:t xml:space="preserve">, </w:t>
+      </w:r>
+      <w:proofErr w:type="spellStart"/>
+      <w:r>
+        <w:rPr>
+          <w:rFonts w:ascii="Courier New" w:hAnsi="Courier New" w:cs="Courier New"/>
+          <w:color w:val="2E4057"/>
+          <w:sz w:val="18"/>
+          <w:szCs w:val="18"/>
+        </w:rPr>
+        <w:t>reddit_community_size</w:t>
+      </w:r>
+      <w:proofErr w:type="spellEnd"/>
+    </w:p>
+    <w:p>
+      <w:pPr>
+        <w:ind w:left="360"/>
+      </w:pPr>
+      <w:proofErr w:type="spellStart"/>
+      <w:r>
+        <w:rPr>
+          <w:rFonts w:ascii="Courier New" w:hAnsi="Courier New" w:cs="Courier New"/>
+          <w:color w:val="2E4057"/>
+          <w:sz w:val="18"/>
+          <w:szCs w:val="18"/>
+        </w:rPr>
+        <w:t>community_id</w:t>
+      </w:r>
+      <w:proofErr w:type="spellEnd"/>
+      <w:r>
+        <w:rPr>
+          <w:rFonts w:ascii="Courier New" w:hAnsi="Courier New" w:cs="Courier New"/>
+          <w:color w:val="2E4057"/>
+          <w:sz w:val="18"/>
+          <w:szCs w:val="18"/>
+        </w:rPr>
+        <w:t xml:space="preserve"> → </w:t>
+      </w:r>
+      <w:proofErr w:type="spellStart"/>
+      <w:r>
+        <w:rPr>
+          <w:rFonts w:ascii="Courier New" w:hAnsi="Courier New" w:cs="Courier New"/>
+          <w:color w:val="2E4057"/>
+          <w:sz w:val="18"/>
+          <w:szCs w:val="18"/>
+        </w:rPr>
+        <w:t>social_media_platforms</w:t>
+      </w:r>
+      <w:proofErr w:type="spellEnd"/>
+      <w:r>
+        <w:rPr>
+          <w:rFonts w:ascii="Courier New" w:hAnsi="Courier New" w:cs="Courier New"/>
+          <w:color w:val="2E4057"/>
+          <w:sz w:val="18"/>
+          <w:szCs w:val="18"/>
+        </w:rPr>
+        <w:t xml:space="preserve">, </w:t>
+      </w:r>
+      <w:proofErr w:type="spellStart"/>
+      <w:r>
+        <w:rPr>
+          <w:rFonts w:ascii="Courier New" w:hAnsi="Courier New" w:cs="Courier New"/>
+          <w:color w:val="2E4057"/>
+          <w:sz w:val="18"/>
+          <w:szCs w:val="18"/>
+        </w:rPr>
+        <w:t>location_id</w:t>
+      </w:r>
+      <w:proofErr w:type="spellEnd"/>
+      <w:r>
+        <w:rPr>
+          <w:rFonts w:ascii="Courier New" w:hAnsi="Courier New" w:cs="Courier New"/>
+          <w:color w:val="2E4057"/>
+          <w:sz w:val="18"/>
+          <w:szCs w:val="18"/>
+        </w:rPr>
+        <w:t xml:space="preserve">, </w:t>
+      </w:r>
+      <w:proofErr w:type="spellStart"/>
+      <w:r>
+        <w:rPr>
+          <w:rFonts w:ascii="Courier New" w:hAnsi="Courier New" w:cs="Courier New"/>
+          <w:color w:val="2E4057"/>
+          <w:sz w:val="18"/>
+          <w:szCs w:val="18"/>
+        </w:rPr>
+        <w:t>platform_id</w:t>
+      </w:r>
+      <w:proofErr w:type="spellEnd"/>
     </w:p>
     <w:p>
       <w:pPr>
@@ -28410,6 +29763,7 @@
       <w:pPr>
         <w:ind w:left="360"/>
       </w:pPr>
+      <w:proofErr w:type="spellStart"/>
       <w:r>
         <w:rPr>
           <w:rFonts w:ascii="Courier New" w:hAnsi="Courier New" w:cs="Courier New"/>
@@ -28417,7 +29771,37 @@
           <w:sz w:val="18"/>
           <w:szCs w:val="18"/>
         </w:rPr>
-        <w:t>game_id → game_name, genre</w:t>
+        <w:t>game_id</w:t>
+      </w:r>
+      <w:proofErr w:type="spellEnd"/>
+      <w:r>
+        <w:rPr>
+          <w:rFonts w:ascii="Courier New" w:hAnsi="Courier New" w:cs="Courier New"/>
+          <w:color w:val="2E4057"/>
+          <w:sz w:val="18"/>
+          <w:szCs w:val="18"/>
+        </w:rPr>
+        <w:t xml:space="preserve"> → </w:t>
+      </w:r>
+      <w:proofErr w:type="spellStart"/>
+      <w:r>
+        <w:rPr>
+          <w:rFonts w:ascii="Courier New" w:hAnsi="Courier New" w:cs="Courier New"/>
+          <w:color w:val="2E4057"/>
+          <w:sz w:val="18"/>
+          <w:szCs w:val="18"/>
+        </w:rPr>
+        <w:t>game_name</w:t>
+      </w:r>
+      <w:proofErr w:type="spellEnd"/>
+      <w:r>
+        <w:rPr>
+          <w:rFonts w:ascii="Courier New" w:hAnsi="Courier New" w:cs="Courier New"/>
+          <w:color w:val="2E4057"/>
+          <w:sz w:val="18"/>
+          <w:szCs w:val="18"/>
+        </w:rPr>
+        <w:t>, genre</w:t>
       </w:r>
     </w:p>
     <w:p>
@@ -28439,6 +29823,7 @@
       <w:pPr>
         <w:ind w:left="360"/>
       </w:pPr>
+      <w:proofErr w:type="spellStart"/>
       <w:r>
         <w:rPr>
           <w:rFonts w:ascii="Courier New" w:hAnsi="Courier New" w:cs="Courier New"/>
@@ -28446,13 +29831,9 @@
           <w:sz w:val="18"/>
           <w:szCs w:val="18"/>
         </w:rPr>
-        <w:t>location_id → region, country_of_origin, language</w:t>
-      </w:r>
-    </w:p>
-    <w:p>
-      <w:pPr>
-        <w:ind w:left="360"/>
-      </w:pPr>
+        <w:t>location_id</w:t>
+      </w:r>
+      <w:proofErr w:type="spellEnd"/>
       <w:r>
         <w:rPr>
           <w:rFonts w:ascii="Courier New" w:hAnsi="Courier New" w:cs="Courier New"/>
@@ -28460,7 +29841,52 @@
           <w:sz w:val="18"/>
           <w:szCs w:val="18"/>
         </w:rPr>
-        <w:t>country_of_origin → language  (transitive dependency — triggers 3NF split)</w:t>
+        <w:t xml:space="preserve"> → region, </w:t>
+      </w:r>
+      <w:proofErr w:type="spellStart"/>
+      <w:r>
+        <w:rPr>
+          <w:rFonts w:ascii="Courier New" w:hAnsi="Courier New" w:cs="Courier New"/>
+          <w:color w:val="2E4057"/>
+          <w:sz w:val="18"/>
+          <w:szCs w:val="18"/>
+        </w:rPr>
+        <w:t>country_of_origin</w:t>
+      </w:r>
+      <w:proofErr w:type="spellEnd"/>
+      <w:r>
+        <w:rPr>
+          <w:rFonts w:ascii="Courier New" w:hAnsi="Courier New" w:cs="Courier New"/>
+          <w:color w:val="2E4057"/>
+          <w:sz w:val="18"/>
+          <w:szCs w:val="18"/>
+        </w:rPr>
+        <w:t>, language</w:t>
+      </w:r>
+    </w:p>
+    <w:p>
+      <w:pPr>
+        <w:ind w:left="360"/>
+      </w:pPr>
+      <w:proofErr w:type="spellStart"/>
+      <w:r>
+        <w:rPr>
+          <w:rFonts w:ascii="Courier New" w:hAnsi="Courier New" w:cs="Courier New"/>
+          <w:color w:val="2E4057"/>
+          <w:sz w:val="18"/>
+          <w:szCs w:val="18"/>
+        </w:rPr>
+        <w:t>country_of_origin</w:t>
+      </w:r>
+      <w:proofErr w:type="spellEnd"/>
+      <w:r>
+        <w:rPr>
+          <w:rFonts w:ascii="Courier New" w:hAnsi="Courier New" w:cs="Courier New"/>
+          <w:color w:val="2E4057"/>
+          <w:sz w:val="18"/>
+          <w:szCs w:val="18"/>
+        </w:rPr>
+        <w:t xml:space="preserve"> → language  (transitive dependency — triggers 3NF split)</w:t>
       </w:r>
     </w:p>
     <w:p>
@@ -28482,6 +29908,7 @@
       <w:pPr>
         <w:ind w:left="360"/>
       </w:pPr>
+      <w:proofErr w:type="spellStart"/>
       <w:r>
         <w:rPr>
           <w:rFonts w:ascii="Courier New" w:hAnsi="Courier New" w:cs="Courier New"/>
@@ -28489,13 +29916,9 @@
           <w:sz w:val="18"/>
           <w:szCs w:val="18"/>
         </w:rPr>
-        <w:t>platform_id → primary_platform</w:t>
-      </w:r>
-    </w:p>
-    <w:p>
-      <w:pPr>
-        <w:ind w:left="360"/>
-      </w:pPr>
+        <w:t>platform_id</w:t>
+      </w:r>
+      <w:proofErr w:type="spellEnd"/>
       <w:r>
         <w:rPr>
           <w:rFonts w:ascii="Courier New" w:hAnsi="Courier New" w:cs="Courier New"/>
@@ -28503,7 +29926,63 @@
           <w:sz w:val="18"/>
           <w:szCs w:val="18"/>
         </w:rPr>
-        <w:t>platform_id → platform_type  (implicit — triggers 3NF split)</w:t>
+        <w:t xml:space="preserve"> → </w:t>
+      </w:r>
+      <w:proofErr w:type="spellStart"/>
+      <w:r>
+        <w:rPr>
+          <w:rFonts w:ascii="Courier New" w:hAnsi="Courier New" w:cs="Courier New"/>
+          <w:color w:val="2E4057"/>
+          <w:sz w:val="18"/>
+          <w:szCs w:val="18"/>
+        </w:rPr>
+        <w:t>primary_platform</w:t>
+      </w:r>
+      <w:proofErr w:type="spellEnd"/>
+    </w:p>
+    <w:p>
+      <w:pPr>
+        <w:ind w:left="360"/>
+      </w:pPr>
+      <w:proofErr w:type="spellStart"/>
+      <w:r>
+        <w:rPr>
+          <w:rFonts w:ascii="Courier New" w:hAnsi="Courier New" w:cs="Courier New"/>
+          <w:color w:val="2E4057"/>
+          <w:sz w:val="18"/>
+          <w:szCs w:val="18"/>
+        </w:rPr>
+        <w:t>platform_id</w:t>
+      </w:r>
+      <w:proofErr w:type="spellEnd"/>
+      <w:r>
+        <w:rPr>
+          <w:rFonts w:ascii="Courier New" w:hAnsi="Courier New" w:cs="Courier New"/>
+          <w:color w:val="2E4057"/>
+          <w:sz w:val="18"/>
+          <w:szCs w:val="18"/>
+        </w:rPr>
+        <w:t xml:space="preserve"> → </w:t>
+      </w:r>
+      <w:proofErr w:type="spellStart"/>
+      <w:r>
+        <w:rPr>
+          <w:rFonts w:ascii="Courier New" w:hAnsi="Courier New" w:cs="Courier New"/>
+          <w:color w:val="2E4057"/>
+          <w:sz w:val="18"/>
+          <w:szCs w:val="18"/>
+        </w:rPr>
+        <w:t>platform_type</w:t>
+      </w:r>
+      <w:proofErr w:type="spellEnd"/>
+      <w:r>
+        <w:rPr>
+          <w:rFonts w:ascii="Courier New" w:hAnsi="Courier New" w:cs="Courier New"/>
+          <w:color w:val="2E4057"/>
+          <w:sz w:val="18"/>
+          <w:szCs w:val="18"/>
+        </w:rPr>
+        <w:t xml:space="preserve">  (implicit — triggers 3NF split)</w:t>
       </w:r>
     </w:p>
     <w:p>
@@ -28532,7 +30011,67 @@
           <w:sz w:val="18"/>
           <w:szCs w:val="18"/>
         </w:rPr>
-        <w:t>(community_id, game_id) → play_designation  (full composite key, no partial dependency)</w:t>
+        <w:t>(</w:t>
+      </w:r>
+      <w:proofErr w:type="spellStart"/>
+      <w:r>
+        <w:rPr>
+          <w:rFonts w:ascii="Courier New" w:hAnsi="Courier New" w:cs="Courier New"/>
+          <w:color w:val="2E4057"/>
+          <w:sz w:val="18"/>
+          <w:szCs w:val="18"/>
+        </w:rPr>
+        <w:t>community_id</w:t>
+      </w:r>
+      <w:proofErr w:type="spellEnd"/>
+      <w:r>
+        <w:rPr>
+          <w:rFonts w:ascii="Courier New" w:hAnsi="Courier New" w:cs="Courier New"/>
+          <w:color w:val="2E4057"/>
+          <w:sz w:val="18"/>
+          <w:szCs w:val="18"/>
+        </w:rPr>
+        <w:t xml:space="preserve">, </w:t>
+      </w:r>
+      <w:proofErr w:type="spellStart"/>
+      <w:r>
+        <w:rPr>
+          <w:rFonts w:ascii="Courier New" w:hAnsi="Courier New" w:cs="Courier New"/>
+          <w:color w:val="2E4057"/>
+          <w:sz w:val="18"/>
+          <w:szCs w:val="18"/>
+        </w:rPr>
+        <w:t>game_id</w:t>
+      </w:r>
+      <w:proofErr w:type="spellEnd"/>
+      <w:r>
+        <w:rPr>
+          <w:rFonts w:ascii="Courier New" w:hAnsi="Courier New" w:cs="Courier New"/>
+          <w:color w:val="2E4057"/>
+          <w:sz w:val="18"/>
+          <w:szCs w:val="18"/>
+        </w:rPr>
+        <w:t xml:space="preserve">) → </w:t>
+      </w:r>
+      <w:proofErr w:type="spellStart"/>
+      <w:r>
+        <w:rPr>
+          <w:rFonts w:ascii="Courier New" w:hAnsi="Courier New" w:cs="Courier New"/>
+          <w:color w:val="2E4057"/>
+          <w:sz w:val="18"/>
+          <w:szCs w:val="18"/>
+        </w:rPr>
+        <w:t>play_designation</w:t>
+      </w:r>
+      <w:proofErr w:type="spellEnd"/>
+      <w:r>
+        <w:rPr>
+          <w:rFonts w:ascii="Courier New" w:hAnsi="Courier New" w:cs="Courier New"/>
+          <w:color w:val="2E4057"/>
+          <w:sz w:val="18"/>
+          <w:szCs w:val="18"/>
+        </w:rPr>
+        <w:t xml:space="preserve">  (full composite key, no partial dependency)</w:t>
       </w:r>
     </w:p>
     <w:p>
@@ -28799,7 +30338,43 @@
                 <w:sz w:val="20"/>
                 <w:szCs w:val="20"/>
               </w:rPr>
-              <w:t>Membership statistics: member_count, active_players.</w:t>
+              <w:t xml:space="preserve">Membership statistics: </w:t>
+            </w:r>
+            <w:proofErr w:type="spellStart"/>
+            <w:r>
+              <w:rPr>
+                <w:color w:val="404040"/>
+                <w:sz w:val="20"/>
+                <w:szCs w:val="20"/>
+              </w:rPr>
+              <w:t>member_count</w:t>
+            </w:r>
+            <w:proofErr w:type="spellEnd"/>
+            <w:r>
+              <w:rPr>
+                <w:color w:val="404040"/>
+                <w:sz w:val="20"/>
+                <w:szCs w:val="20"/>
+              </w:rPr>
+              <w:t xml:space="preserve">, </w:t>
+            </w:r>
+            <w:proofErr w:type="spellStart"/>
+            <w:r>
+              <w:rPr>
+                <w:color w:val="404040"/>
+                <w:sz w:val="20"/>
+                <w:szCs w:val="20"/>
+              </w:rPr>
+              <w:t>active_players</w:t>
+            </w:r>
+            <w:proofErr w:type="spellEnd"/>
+            <w:r>
+              <w:rPr>
+                <w:color w:val="404040"/>
+                <w:sz w:val="20"/>
+                <w:szCs w:val="20"/>
+              </w:rPr>
+              <w:t>.</w:t>
             </w:r>
           </w:p>
         </w:tc>
@@ -28857,7 +30432,43 @@
                 <w:sz w:val="20"/>
                 <w:szCs w:val="20"/>
               </w:rPr>
-              <w:t>Competition stats: tournaments_hosted, top_player_rank.</w:t>
+              <w:t xml:space="preserve">Competition stats: </w:t>
+            </w:r>
+            <w:proofErr w:type="spellStart"/>
+            <w:r>
+              <w:rPr>
+                <w:color w:val="404040"/>
+                <w:sz w:val="20"/>
+                <w:szCs w:val="20"/>
+              </w:rPr>
+              <w:t>tournaments_hosted</w:t>
+            </w:r>
+            <w:proofErr w:type="spellEnd"/>
+            <w:r>
+              <w:rPr>
+                <w:color w:val="404040"/>
+                <w:sz w:val="20"/>
+                <w:szCs w:val="20"/>
+              </w:rPr>
+              <w:t xml:space="preserve">, </w:t>
+            </w:r>
+            <w:proofErr w:type="spellStart"/>
+            <w:r>
+              <w:rPr>
+                <w:color w:val="404040"/>
+                <w:sz w:val="20"/>
+                <w:szCs w:val="20"/>
+              </w:rPr>
+              <w:t>top_player_rank</w:t>
+            </w:r>
+            <w:proofErr w:type="spellEnd"/>
+            <w:r>
+              <w:rPr>
+                <w:color w:val="404040"/>
+                <w:sz w:val="20"/>
+                <w:szCs w:val="20"/>
+              </w:rPr>
+              <w:t>.</w:t>
             </w:r>
           </w:p>
         </w:tc>
@@ -28915,7 +30526,43 @@
                 <w:sz w:val="20"/>
                 <w:szCs w:val="20"/>
               </w:rPr>
-              <w:t>Staffing data: coaching_staff, content_creators.</w:t>
+              <w:t xml:space="preserve">Staffing data: </w:t>
+            </w:r>
+            <w:proofErr w:type="spellStart"/>
+            <w:r>
+              <w:rPr>
+                <w:color w:val="404040"/>
+                <w:sz w:val="20"/>
+                <w:szCs w:val="20"/>
+              </w:rPr>
+              <w:t>coaching_staff</w:t>
+            </w:r>
+            <w:proofErr w:type="spellEnd"/>
+            <w:r>
+              <w:rPr>
+                <w:color w:val="404040"/>
+                <w:sz w:val="20"/>
+                <w:szCs w:val="20"/>
+              </w:rPr>
+              <w:t xml:space="preserve">, </w:t>
+            </w:r>
+            <w:proofErr w:type="spellStart"/>
+            <w:r>
+              <w:rPr>
+                <w:color w:val="404040"/>
+                <w:sz w:val="20"/>
+                <w:szCs w:val="20"/>
+              </w:rPr>
+              <w:t>content_creators</w:t>
+            </w:r>
+            <w:proofErr w:type="spellEnd"/>
+            <w:r>
+              <w:rPr>
+                <w:color w:val="404040"/>
+                <w:sz w:val="20"/>
+                <w:szCs w:val="20"/>
+              </w:rPr>
+              <w:t>.</w:t>
             </w:r>
           </w:p>
         </w:tc>
@@ -29066,7 +30713,49 @@
           <w:color w:val="404040"/>
         </w:rPr>
         <w:lastRenderedPageBreak/>
-        <w:t>The only composite primary key in the schema exists in COMMUNITY_GAME: (community_id, game_id). Its sole non-key attribute, play_designation, depends on the full composite key — there is no partial dependency. All other tables use single-column primary keys, so partial dependencies are impossible by definition.</w:t>
+        <w:t>The only composite primary key in the schema exists in COMMUNITY_GAME: (</w:t>
+      </w:r>
+      <w:proofErr w:type="spellStart"/>
+      <w:r>
+        <w:rPr>
+          <w:color w:val="404040"/>
+        </w:rPr>
+        <w:t>community_id</w:t>
+      </w:r>
+      <w:proofErr w:type="spellEnd"/>
+      <w:r>
+        <w:rPr>
+          <w:color w:val="404040"/>
+        </w:rPr>
+        <w:t xml:space="preserve">, </w:t>
+      </w:r>
+      <w:proofErr w:type="spellStart"/>
+      <w:r>
+        <w:rPr>
+          <w:color w:val="404040"/>
+        </w:rPr>
+        <w:t>game_id</w:t>
+      </w:r>
+      <w:proofErr w:type="spellEnd"/>
+      <w:r>
+        <w:rPr>
+          <w:color w:val="404040"/>
+        </w:rPr>
+        <w:t xml:space="preserve">). Its sole non-key attribute, </w:t>
+      </w:r>
+      <w:proofErr w:type="spellStart"/>
+      <w:r>
+        <w:rPr>
+          <w:color w:val="404040"/>
+        </w:rPr>
+        <w:t>play_designation</w:t>
+      </w:r>
+      <w:proofErr w:type="spellEnd"/>
+      <w:r>
+        <w:rPr>
+          <w:color w:val="404040"/>
+        </w:rPr>
+        <w:t>, depends on the full composite key — there is no partial dependency. All other tables use single-column primary keys, so partial dependencies are impossible by definition.</w:t>
       </w:r>
     </w:p>
     <w:p>
@@ -29092,7 +30781,21 @@
         <w:rPr>
           <w:color w:val="404040"/>
         </w:rPr>
-        <w:t>The attribute social_media_platforms (a raw count) was identified as conceptually representing multiple distinct platforms. Storing only a count prevents querying individual platform sizes. Two new tables were introduced:</w:t>
+        <w:t xml:space="preserve">The attribute </w:t>
+      </w:r>
+      <w:proofErr w:type="spellStart"/>
+      <w:r>
+        <w:rPr>
+          <w:color w:val="404040"/>
+        </w:rPr>
+        <w:t>social_media_platforms</w:t>
+      </w:r>
+      <w:proofErr w:type="spellEnd"/>
+      <w:r>
+        <w:rPr>
+          <w:color w:val="404040"/>
+        </w:rPr>
+        <w:t xml:space="preserve"> (a raw count) was identified as conceptually representing multiple distinct platforms. Storing only a count prevents querying individual platform sizes. Two new tables were introduced:</w:t>
       </w:r>
     </w:p>
     <w:p>
@@ -29239,7 +30942,43 @@
                 <w:sz w:val="20"/>
                 <w:szCs w:val="20"/>
               </w:rPr>
-              <w:t>Lookup table: social_platform_id, platform_name (Discord, Reddit, etc.).</w:t>
+              <w:t xml:space="preserve">Lookup table: </w:t>
+            </w:r>
+            <w:proofErr w:type="spellStart"/>
+            <w:r>
+              <w:rPr>
+                <w:color w:val="404040"/>
+                <w:sz w:val="20"/>
+                <w:szCs w:val="20"/>
+              </w:rPr>
+              <w:t>social_platform_id</w:t>
+            </w:r>
+            <w:proofErr w:type="spellEnd"/>
+            <w:r>
+              <w:rPr>
+                <w:color w:val="404040"/>
+                <w:sz w:val="20"/>
+                <w:szCs w:val="20"/>
+              </w:rPr>
+              <w:t xml:space="preserve">, </w:t>
+            </w:r>
+            <w:proofErr w:type="spellStart"/>
+            <w:r>
+              <w:rPr>
+                <w:color w:val="404040"/>
+                <w:sz w:val="20"/>
+                <w:szCs w:val="20"/>
+              </w:rPr>
+              <w:t>platform_name</w:t>
+            </w:r>
+            <w:proofErr w:type="spellEnd"/>
+            <w:r>
+              <w:rPr>
+                <w:color w:val="404040"/>
+                <w:sz w:val="20"/>
+                <w:szCs w:val="20"/>
+              </w:rPr>
+              <w:t xml:space="preserve"> (Discord, Reddit, etc.).</w:t>
             </w:r>
           </w:p>
         </w:tc>
@@ -29297,7 +31036,61 @@
                 <w:sz w:val="20"/>
                 <w:szCs w:val="20"/>
               </w:rPr>
-              <w:t>Now stores community_id + social_platform_id FK + platform_size, enabling per-platform queries.</w:t>
+              <w:t xml:space="preserve">Now stores </w:t>
+            </w:r>
+            <w:proofErr w:type="spellStart"/>
+            <w:r>
+              <w:rPr>
+                <w:color w:val="404040"/>
+                <w:sz w:val="20"/>
+                <w:szCs w:val="20"/>
+              </w:rPr>
+              <w:t>community_id</w:t>
+            </w:r>
+            <w:proofErr w:type="spellEnd"/>
+            <w:r>
+              <w:rPr>
+                <w:color w:val="404040"/>
+                <w:sz w:val="20"/>
+                <w:szCs w:val="20"/>
+              </w:rPr>
+              <w:t xml:space="preserve"> + </w:t>
+            </w:r>
+            <w:proofErr w:type="spellStart"/>
+            <w:r>
+              <w:rPr>
+                <w:color w:val="404040"/>
+                <w:sz w:val="20"/>
+                <w:szCs w:val="20"/>
+              </w:rPr>
+              <w:t>social_platform_id</w:t>
+            </w:r>
+            <w:proofErr w:type="spellEnd"/>
+            <w:r>
+              <w:rPr>
+                <w:color w:val="404040"/>
+                <w:sz w:val="20"/>
+                <w:szCs w:val="20"/>
+              </w:rPr>
+              <w:t xml:space="preserve"> FK + </w:t>
+            </w:r>
+            <w:proofErr w:type="spellStart"/>
+            <w:r>
+              <w:rPr>
+                <w:color w:val="404040"/>
+                <w:sz w:val="20"/>
+                <w:szCs w:val="20"/>
+              </w:rPr>
+              <w:t>platform_size</w:t>
+            </w:r>
+            <w:proofErr w:type="spellEnd"/>
+            <w:r>
+              <w:rPr>
+                <w:color w:val="404040"/>
+                <w:sz w:val="20"/>
+                <w:szCs w:val="20"/>
+              </w:rPr>
+              <w:t>, enabling per-platform queries.</w:t>
             </w:r>
           </w:p>
         </w:tc>
@@ -29539,13 +31332,41 @@
             </w:tcMar>
           </w:tcPr>
           <w:p>
-            <w:r>
-              <w:rPr>
-                <w:color w:val="404040"/>
-                <w:sz w:val="20"/>
-                <w:szCs w:val="20"/>
-              </w:rPr>
-              <w:t>location_id → country_of_origin → language (country determines language)</w:t>
+            <w:proofErr w:type="spellStart"/>
+            <w:r>
+              <w:rPr>
+                <w:color w:val="404040"/>
+                <w:sz w:val="20"/>
+                <w:szCs w:val="20"/>
+              </w:rPr>
+              <w:t>location_id</w:t>
+            </w:r>
+            <w:proofErr w:type="spellEnd"/>
+            <w:r>
+              <w:rPr>
+                <w:color w:val="404040"/>
+                <w:sz w:val="20"/>
+                <w:szCs w:val="20"/>
+              </w:rPr>
+              <w:t xml:space="preserve"> → </w:t>
+            </w:r>
+            <w:proofErr w:type="spellStart"/>
+            <w:r>
+              <w:rPr>
+                <w:color w:val="404040"/>
+                <w:sz w:val="20"/>
+                <w:szCs w:val="20"/>
+              </w:rPr>
+              <w:t>country_of_origin</w:t>
+            </w:r>
+            <w:proofErr w:type="spellEnd"/>
+            <w:r>
+              <w:rPr>
+                <w:color w:val="404040"/>
+                <w:sz w:val="20"/>
+                <w:szCs w:val="20"/>
+              </w:rPr>
+              <w:t xml:space="preserve"> → language (country determines language)</w:t>
             </w:r>
           </w:p>
         </w:tc>
@@ -29573,7 +31394,133 @@
                 <w:sz w:val="20"/>
                 <w:szCs w:val="20"/>
               </w:rPr>
-              <w:t>Split into COUNTRY_LOCATION (location_id, region, country_id FK) + COUNTRY (country_id, country_name, language_id FK) + LANGUAGE (language_id, language_name).</w:t>
+              <w:t>Split into COUNTRY_LOCATION (</w:t>
+            </w:r>
+            <w:proofErr w:type="spellStart"/>
+            <w:r>
+              <w:rPr>
+                <w:color w:val="404040"/>
+                <w:sz w:val="20"/>
+                <w:szCs w:val="20"/>
+              </w:rPr>
+              <w:t>location_id</w:t>
+            </w:r>
+            <w:proofErr w:type="spellEnd"/>
+            <w:r>
+              <w:rPr>
+                <w:color w:val="404040"/>
+                <w:sz w:val="20"/>
+                <w:szCs w:val="20"/>
+              </w:rPr>
+              <w:t xml:space="preserve">, region, </w:t>
+            </w:r>
+            <w:proofErr w:type="spellStart"/>
+            <w:r>
+              <w:rPr>
+                <w:color w:val="404040"/>
+                <w:sz w:val="20"/>
+                <w:szCs w:val="20"/>
+              </w:rPr>
+              <w:t>country_id</w:t>
+            </w:r>
+            <w:proofErr w:type="spellEnd"/>
+            <w:r>
+              <w:rPr>
+                <w:color w:val="404040"/>
+                <w:sz w:val="20"/>
+                <w:szCs w:val="20"/>
+              </w:rPr>
+              <w:t xml:space="preserve"> FK) + COUNTRY (</w:t>
+            </w:r>
+            <w:proofErr w:type="spellStart"/>
+            <w:r>
+              <w:rPr>
+                <w:color w:val="404040"/>
+                <w:sz w:val="20"/>
+                <w:szCs w:val="20"/>
+              </w:rPr>
+              <w:t>country_id</w:t>
+            </w:r>
+            <w:proofErr w:type="spellEnd"/>
+            <w:r>
+              <w:rPr>
+                <w:color w:val="404040"/>
+                <w:sz w:val="20"/>
+                <w:szCs w:val="20"/>
+              </w:rPr>
+              <w:t xml:space="preserve">, </w:t>
+            </w:r>
+            <w:proofErr w:type="spellStart"/>
+            <w:r>
+              <w:rPr>
+                <w:color w:val="404040"/>
+                <w:sz w:val="20"/>
+                <w:szCs w:val="20"/>
+              </w:rPr>
+              <w:t>country_name</w:t>
+            </w:r>
+            <w:proofErr w:type="spellEnd"/>
+            <w:r>
+              <w:rPr>
+                <w:color w:val="404040"/>
+                <w:sz w:val="20"/>
+                <w:szCs w:val="20"/>
+              </w:rPr>
+              <w:t xml:space="preserve">, </w:t>
+            </w:r>
+            <w:proofErr w:type="spellStart"/>
+            <w:r>
+              <w:rPr>
+                <w:color w:val="404040"/>
+                <w:sz w:val="20"/>
+                <w:szCs w:val="20"/>
+              </w:rPr>
+              <w:t>language_id</w:t>
+            </w:r>
+            <w:proofErr w:type="spellEnd"/>
+            <w:r>
+              <w:rPr>
+                <w:color w:val="404040"/>
+                <w:sz w:val="20"/>
+                <w:szCs w:val="20"/>
+              </w:rPr>
+              <w:t xml:space="preserve"> FK) + LANGUAGE (</w:t>
+            </w:r>
+            <w:proofErr w:type="spellStart"/>
+            <w:r>
+              <w:rPr>
+                <w:color w:val="404040"/>
+                <w:sz w:val="20"/>
+                <w:szCs w:val="20"/>
+              </w:rPr>
+              <w:t>language_id</w:t>
+            </w:r>
+            <w:proofErr w:type="spellEnd"/>
+            <w:r>
+              <w:rPr>
+                <w:color w:val="404040"/>
+                <w:sz w:val="20"/>
+                <w:szCs w:val="20"/>
+              </w:rPr>
+              <w:t xml:space="preserve">, </w:t>
+            </w:r>
+            <w:proofErr w:type="spellStart"/>
+            <w:r>
+              <w:rPr>
+                <w:color w:val="404040"/>
+                <w:sz w:val="20"/>
+                <w:szCs w:val="20"/>
+              </w:rPr>
+              <w:t>language_name</w:t>
+            </w:r>
+            <w:proofErr w:type="spellEnd"/>
+            <w:r>
+              <w:rPr>
+                <w:color w:val="404040"/>
+                <w:sz w:val="20"/>
+                <w:szCs w:val="20"/>
+              </w:rPr>
+              <w:t>).</w:t>
             </w:r>
           </w:p>
         </w:tc>
@@ -29625,13 +31572,23 @@
             </w:tcMar>
           </w:tcPr>
           <w:p>
-            <w:r>
-              <w:rPr>
-                <w:color w:val="404040"/>
-                <w:sz w:val="20"/>
-                <w:szCs w:val="20"/>
-              </w:rPr>
-              <w:t>game_id → genre (many games share the same genre name, causing repeated storage)</w:t>
+            <w:proofErr w:type="spellStart"/>
+            <w:r>
+              <w:rPr>
+                <w:color w:val="404040"/>
+                <w:sz w:val="20"/>
+                <w:szCs w:val="20"/>
+              </w:rPr>
+              <w:t>game_id</w:t>
+            </w:r>
+            <w:proofErr w:type="spellEnd"/>
+            <w:r>
+              <w:rPr>
+                <w:color w:val="404040"/>
+                <w:sz w:val="20"/>
+                <w:szCs w:val="20"/>
+              </w:rPr>
+              <w:t xml:space="preserve"> → genre (many games share the same genre name, causing repeated storage)</w:t>
             </w:r>
           </w:p>
         </w:tc>
@@ -29659,7 +31616,97 @@
                 <w:sz w:val="20"/>
                 <w:szCs w:val="20"/>
               </w:rPr>
-              <w:t>Split into GAME (game_id, game_name, genre_id FK) + GENRE (genre_id, genre_name).</w:t>
+              <w:t>Split into GAME (</w:t>
+            </w:r>
+            <w:proofErr w:type="spellStart"/>
+            <w:r>
+              <w:rPr>
+                <w:color w:val="404040"/>
+                <w:sz w:val="20"/>
+                <w:szCs w:val="20"/>
+              </w:rPr>
+              <w:t>game_id</w:t>
+            </w:r>
+            <w:proofErr w:type="spellEnd"/>
+            <w:r>
+              <w:rPr>
+                <w:color w:val="404040"/>
+                <w:sz w:val="20"/>
+                <w:szCs w:val="20"/>
+              </w:rPr>
+              <w:t xml:space="preserve">, </w:t>
+            </w:r>
+            <w:proofErr w:type="spellStart"/>
+            <w:r>
+              <w:rPr>
+                <w:color w:val="404040"/>
+                <w:sz w:val="20"/>
+                <w:szCs w:val="20"/>
+              </w:rPr>
+              <w:t>game_name</w:t>
+            </w:r>
+            <w:proofErr w:type="spellEnd"/>
+            <w:r>
+              <w:rPr>
+                <w:color w:val="404040"/>
+                <w:sz w:val="20"/>
+                <w:szCs w:val="20"/>
+              </w:rPr>
+              <w:t xml:space="preserve">, </w:t>
+            </w:r>
+            <w:proofErr w:type="spellStart"/>
+            <w:r>
+              <w:rPr>
+                <w:color w:val="404040"/>
+                <w:sz w:val="20"/>
+                <w:szCs w:val="20"/>
+              </w:rPr>
+              <w:t>genre_id</w:t>
+            </w:r>
+            <w:proofErr w:type="spellEnd"/>
+            <w:r>
+              <w:rPr>
+                <w:color w:val="404040"/>
+                <w:sz w:val="20"/>
+                <w:szCs w:val="20"/>
+              </w:rPr>
+              <w:t xml:space="preserve"> FK) + GENRE (</w:t>
+            </w:r>
+            <w:proofErr w:type="spellStart"/>
+            <w:r>
+              <w:rPr>
+                <w:color w:val="404040"/>
+                <w:sz w:val="20"/>
+                <w:szCs w:val="20"/>
+              </w:rPr>
+              <w:t>genre_id</w:t>
+            </w:r>
+            <w:proofErr w:type="spellEnd"/>
+            <w:r>
+              <w:rPr>
+                <w:color w:val="404040"/>
+                <w:sz w:val="20"/>
+                <w:szCs w:val="20"/>
+              </w:rPr>
+              <w:t xml:space="preserve">, </w:t>
+            </w:r>
+            <w:proofErr w:type="spellStart"/>
+            <w:r>
+              <w:rPr>
+                <w:color w:val="404040"/>
+                <w:sz w:val="20"/>
+                <w:szCs w:val="20"/>
+              </w:rPr>
+              <w:t>genre_name</w:t>
+            </w:r>
+            <w:proofErr w:type="spellEnd"/>
+            <w:r>
+              <w:rPr>
+                <w:color w:val="404040"/>
+                <w:sz w:val="20"/>
+                <w:szCs w:val="20"/>
+              </w:rPr>
+              <w:t>).</w:t>
             </w:r>
           </w:p>
         </w:tc>
@@ -29711,13 +31758,41 @@
             </w:tcMar>
           </w:tcPr>
           <w:p>
-            <w:r>
-              <w:rPr>
-                <w:color w:val="404040"/>
-                <w:sz w:val="20"/>
-                <w:szCs w:val="20"/>
-              </w:rPr>
-              <w:t>platform_id → primary_platform, but platform type is a category shared across many platforms</w:t>
+            <w:proofErr w:type="spellStart"/>
+            <w:r>
+              <w:rPr>
+                <w:color w:val="404040"/>
+                <w:sz w:val="20"/>
+                <w:szCs w:val="20"/>
+              </w:rPr>
+              <w:t>platform_id</w:t>
+            </w:r>
+            <w:proofErr w:type="spellEnd"/>
+            <w:r>
+              <w:rPr>
+                <w:color w:val="404040"/>
+                <w:sz w:val="20"/>
+                <w:szCs w:val="20"/>
+              </w:rPr>
+              <w:t xml:space="preserve"> → </w:t>
+            </w:r>
+            <w:proofErr w:type="spellStart"/>
+            <w:r>
+              <w:rPr>
+                <w:color w:val="404040"/>
+                <w:sz w:val="20"/>
+                <w:szCs w:val="20"/>
+              </w:rPr>
+              <w:t>primary_platform</w:t>
+            </w:r>
+            <w:proofErr w:type="spellEnd"/>
+            <w:r>
+              <w:rPr>
+                <w:color w:val="404040"/>
+                <w:sz w:val="20"/>
+                <w:szCs w:val="20"/>
+              </w:rPr>
+              <w:t>, but platform type is a category shared across many platforms</w:t>
             </w:r>
           </w:p>
         </w:tc>
@@ -29745,7 +31820,97 @@
                 <w:sz w:val="20"/>
                 <w:szCs w:val="20"/>
               </w:rPr>
-              <w:t>Split into PLATFORM (platform_id, primary_platform, platform_type_id FK) + PLATFORM_TYPE (platform_type_id, type_name).</w:t>
+              <w:t>Split into PLATFORM (</w:t>
+            </w:r>
+            <w:proofErr w:type="spellStart"/>
+            <w:r>
+              <w:rPr>
+                <w:color w:val="404040"/>
+                <w:sz w:val="20"/>
+                <w:szCs w:val="20"/>
+              </w:rPr>
+              <w:t>platform_id</w:t>
+            </w:r>
+            <w:proofErr w:type="spellEnd"/>
+            <w:r>
+              <w:rPr>
+                <w:color w:val="404040"/>
+                <w:sz w:val="20"/>
+                <w:szCs w:val="20"/>
+              </w:rPr>
+              <w:t xml:space="preserve">, </w:t>
+            </w:r>
+            <w:proofErr w:type="spellStart"/>
+            <w:r>
+              <w:rPr>
+                <w:color w:val="404040"/>
+                <w:sz w:val="20"/>
+                <w:szCs w:val="20"/>
+              </w:rPr>
+              <w:t>primary_platform</w:t>
+            </w:r>
+            <w:proofErr w:type="spellEnd"/>
+            <w:r>
+              <w:rPr>
+                <w:color w:val="404040"/>
+                <w:sz w:val="20"/>
+                <w:szCs w:val="20"/>
+              </w:rPr>
+              <w:t xml:space="preserve">, </w:t>
+            </w:r>
+            <w:proofErr w:type="spellStart"/>
+            <w:r>
+              <w:rPr>
+                <w:color w:val="404040"/>
+                <w:sz w:val="20"/>
+                <w:szCs w:val="20"/>
+              </w:rPr>
+              <w:t>platform_type_id</w:t>
+            </w:r>
+            <w:proofErr w:type="spellEnd"/>
+            <w:r>
+              <w:rPr>
+                <w:color w:val="404040"/>
+                <w:sz w:val="20"/>
+                <w:szCs w:val="20"/>
+              </w:rPr>
+              <w:t xml:space="preserve"> FK) + PLATFORM_TYPE (</w:t>
+            </w:r>
+            <w:proofErr w:type="spellStart"/>
+            <w:r>
+              <w:rPr>
+                <w:color w:val="404040"/>
+                <w:sz w:val="20"/>
+                <w:szCs w:val="20"/>
+              </w:rPr>
+              <w:t>platform_type_id</w:t>
+            </w:r>
+            <w:proofErr w:type="spellEnd"/>
+            <w:r>
+              <w:rPr>
+                <w:color w:val="404040"/>
+                <w:sz w:val="20"/>
+                <w:szCs w:val="20"/>
+              </w:rPr>
+              <w:t xml:space="preserve">, </w:t>
+            </w:r>
+            <w:proofErr w:type="spellStart"/>
+            <w:r>
+              <w:rPr>
+                <w:color w:val="404040"/>
+                <w:sz w:val="20"/>
+                <w:szCs w:val="20"/>
+              </w:rPr>
+              <w:t>type_name</w:t>
+            </w:r>
+            <w:proofErr w:type="spellEnd"/>
+            <w:r>
+              <w:rPr>
+                <w:color w:val="404040"/>
+                <w:sz w:val="20"/>
+                <w:szCs w:val="20"/>
+              </w:rPr>
+              <w:t>).</w:t>
             </w:r>
           </w:p>
         </w:tc>
@@ -29813,6 +31978,7 @@
       <w:pPr>
         <w:ind w:left="360"/>
       </w:pPr>
+      <w:proofErr w:type="spellStart"/>
       <w:r>
         <w:rPr>
           <w:rFonts w:ascii="Courier New" w:hAnsi="Courier New" w:cs="Courier New"/>
@@ -29820,8 +31986,129 @@
           <w:sz w:val="18"/>
           <w:szCs w:val="18"/>
         </w:rPr>
-        <w:t>community_id → community_name, year_founded, avg_member_age, community_tier, region_id, gaming_platform_id</w:t>
-      </w:r>
+        <w:t>community_id</w:t>
+      </w:r>
+      <w:proofErr w:type="spellEnd"/>
+      <w:r>
+        <w:rPr>
+          <w:rFonts w:ascii="Courier New" w:hAnsi="Courier New" w:cs="Courier New"/>
+          <w:color w:val="2E4057"/>
+          <w:sz w:val="18"/>
+          <w:szCs w:val="18"/>
+        </w:rPr>
+        <w:t xml:space="preserve"> → </w:t>
+      </w:r>
+      <w:proofErr w:type="spellStart"/>
+      <w:r>
+        <w:rPr>
+          <w:rFonts w:ascii="Courier New" w:hAnsi="Courier New" w:cs="Courier New"/>
+          <w:color w:val="2E4057"/>
+          <w:sz w:val="18"/>
+          <w:szCs w:val="18"/>
+        </w:rPr>
+        <w:t>community_name</w:t>
+      </w:r>
+      <w:proofErr w:type="spellEnd"/>
+      <w:r>
+        <w:rPr>
+          <w:rFonts w:ascii="Courier New" w:hAnsi="Courier New" w:cs="Courier New"/>
+          <w:color w:val="2E4057"/>
+          <w:sz w:val="18"/>
+          <w:szCs w:val="18"/>
+        </w:rPr>
+        <w:t xml:space="preserve">, </w:t>
+      </w:r>
+      <w:proofErr w:type="spellStart"/>
+      <w:r>
+        <w:rPr>
+          <w:rFonts w:ascii="Courier New" w:hAnsi="Courier New" w:cs="Courier New"/>
+          <w:color w:val="2E4057"/>
+          <w:sz w:val="18"/>
+          <w:szCs w:val="18"/>
+        </w:rPr>
+        <w:t>year_founded</w:t>
+      </w:r>
+      <w:proofErr w:type="spellEnd"/>
+      <w:r>
+        <w:rPr>
+          <w:rFonts w:ascii="Courier New" w:hAnsi="Courier New" w:cs="Courier New"/>
+          <w:color w:val="2E4057"/>
+          <w:sz w:val="18"/>
+          <w:szCs w:val="18"/>
+        </w:rPr>
+        <w:t xml:space="preserve">, </w:t>
+      </w:r>
+      <w:proofErr w:type="spellStart"/>
+      <w:r>
+        <w:rPr>
+          <w:rFonts w:ascii="Courier New" w:hAnsi="Courier New" w:cs="Courier New"/>
+          <w:color w:val="2E4057"/>
+          <w:sz w:val="18"/>
+          <w:szCs w:val="18"/>
+        </w:rPr>
+        <w:t>avg_member_age</w:t>
+      </w:r>
+      <w:proofErr w:type="spellEnd"/>
+      <w:r>
+        <w:rPr>
+          <w:rFonts w:ascii="Courier New" w:hAnsi="Courier New" w:cs="Courier New"/>
+          <w:color w:val="2E4057"/>
+          <w:sz w:val="18"/>
+          <w:szCs w:val="18"/>
+        </w:rPr>
+        <w:t xml:space="preserve">, </w:t>
+      </w:r>
+      <w:proofErr w:type="spellStart"/>
+      <w:r>
+        <w:rPr>
+          <w:rFonts w:ascii="Courier New" w:hAnsi="Courier New" w:cs="Courier New"/>
+          <w:color w:val="2E4057"/>
+          <w:sz w:val="18"/>
+          <w:szCs w:val="18"/>
+        </w:rPr>
+        <w:t>community_tier</w:t>
+      </w:r>
+      <w:proofErr w:type="spellEnd"/>
+      <w:r>
+        <w:rPr>
+          <w:rFonts w:ascii="Courier New" w:hAnsi="Courier New" w:cs="Courier New"/>
+          <w:color w:val="2E4057"/>
+          <w:sz w:val="18"/>
+          <w:szCs w:val="18"/>
+        </w:rPr>
+        <w:t xml:space="preserve">, </w:t>
+      </w:r>
+      <w:proofErr w:type="spellStart"/>
+      <w:r>
+        <w:rPr>
+          <w:rFonts w:ascii="Courier New" w:hAnsi="Courier New" w:cs="Courier New"/>
+          <w:color w:val="2E4057"/>
+          <w:sz w:val="18"/>
+          <w:szCs w:val="18"/>
+        </w:rPr>
+        <w:t>region_id</w:t>
+      </w:r>
+      <w:proofErr w:type="spellEnd"/>
+      <w:r>
+        <w:rPr>
+          <w:rFonts w:ascii="Courier New" w:hAnsi="Courier New" w:cs="Courier New"/>
+          <w:color w:val="2E4057"/>
+          <w:sz w:val="18"/>
+          <w:szCs w:val="18"/>
+        </w:rPr>
+        <w:t xml:space="preserve">, </w:t>
+      </w:r>
+      <w:proofErr w:type="spellStart"/>
+      <w:r>
+        <w:rPr>
+          <w:rFonts w:ascii="Courier New" w:hAnsi="Courier New" w:cs="Courier New"/>
+          <w:color w:val="2E4057"/>
+          <w:sz w:val="18"/>
+          <w:szCs w:val="18"/>
+        </w:rPr>
+        <w:t>gaming_platform_id</w:t>
+      </w:r>
+      <w:proofErr w:type="spellEnd"/>
     </w:p>
     <w:p>
       <w:pPr>
@@ -29842,6 +32129,7 @@
       <w:pPr>
         <w:ind w:left="360"/>
       </w:pPr>
+      <w:proofErr w:type="spellStart"/>
       <w:r>
         <w:rPr>
           <w:rFonts w:ascii="Courier New" w:hAnsi="Courier New" w:cs="Courier New"/>
@@ -29849,8 +32137,69 @@
           <w:sz w:val="18"/>
           <w:szCs w:val="18"/>
         </w:rPr>
-        <w:t>membership_id → community_id, member_count, active_players</w:t>
-      </w:r>
+        <w:t>membership_id</w:t>
+      </w:r>
+      <w:proofErr w:type="spellEnd"/>
+      <w:r>
+        <w:rPr>
+          <w:rFonts w:ascii="Courier New" w:hAnsi="Courier New" w:cs="Courier New"/>
+          <w:color w:val="2E4057"/>
+          <w:sz w:val="18"/>
+          <w:szCs w:val="18"/>
+        </w:rPr>
+        <w:t xml:space="preserve"> → </w:t>
+      </w:r>
+      <w:proofErr w:type="spellStart"/>
+      <w:r>
+        <w:rPr>
+          <w:rFonts w:ascii="Courier New" w:hAnsi="Courier New" w:cs="Courier New"/>
+          <w:color w:val="2E4057"/>
+          <w:sz w:val="18"/>
+          <w:szCs w:val="18"/>
+        </w:rPr>
+        <w:t>community_id</w:t>
+      </w:r>
+      <w:proofErr w:type="spellEnd"/>
+      <w:r>
+        <w:rPr>
+          <w:rFonts w:ascii="Courier New" w:hAnsi="Courier New" w:cs="Courier New"/>
+          <w:color w:val="2E4057"/>
+          <w:sz w:val="18"/>
+          <w:szCs w:val="18"/>
+        </w:rPr>
+        <w:t xml:space="preserve">, </w:t>
+      </w:r>
+      <w:proofErr w:type="spellStart"/>
+      <w:r>
+        <w:rPr>
+          <w:rFonts w:ascii="Courier New" w:hAnsi="Courier New" w:cs="Courier New"/>
+          <w:color w:val="2E4057"/>
+          <w:sz w:val="18"/>
+          <w:szCs w:val="18"/>
+        </w:rPr>
+        <w:t>member_count</w:t>
+      </w:r>
+      <w:proofErr w:type="spellEnd"/>
+      <w:r>
+        <w:rPr>
+          <w:rFonts w:ascii="Courier New" w:hAnsi="Courier New" w:cs="Courier New"/>
+          <w:color w:val="2E4057"/>
+          <w:sz w:val="18"/>
+          <w:szCs w:val="18"/>
+        </w:rPr>
+        <w:t xml:space="preserve">, </w:t>
+      </w:r>
+      <w:proofErr w:type="spellStart"/>
+      <w:r>
+        <w:rPr>
+          <w:rFonts w:ascii="Courier New" w:hAnsi="Courier New" w:cs="Courier New"/>
+          <w:color w:val="2E4057"/>
+          <w:sz w:val="18"/>
+          <w:szCs w:val="18"/>
+        </w:rPr>
+        <w:t>active_players</w:t>
+      </w:r>
+      <w:proofErr w:type="spellEnd"/>
     </w:p>
     <w:p>
       <w:pPr>
@@ -29871,6 +32220,7 @@
       <w:pPr>
         <w:ind w:left="360"/>
       </w:pPr>
+      <w:proofErr w:type="spellStart"/>
       <w:r>
         <w:rPr>
           <w:rFonts w:ascii="Courier New" w:hAnsi="Courier New" w:cs="Courier New"/>
@@ -29878,8 +32228,69 @@
           <w:sz w:val="18"/>
           <w:szCs w:val="18"/>
         </w:rPr>
-        <w:t>competition_id → community_id, tournaments_hosted, top_player_rank</w:t>
-      </w:r>
+        <w:t>competition_id</w:t>
+      </w:r>
+      <w:proofErr w:type="spellEnd"/>
+      <w:r>
+        <w:rPr>
+          <w:rFonts w:ascii="Courier New" w:hAnsi="Courier New" w:cs="Courier New"/>
+          <w:color w:val="2E4057"/>
+          <w:sz w:val="18"/>
+          <w:szCs w:val="18"/>
+        </w:rPr>
+        <w:t xml:space="preserve"> → </w:t>
+      </w:r>
+      <w:proofErr w:type="spellStart"/>
+      <w:r>
+        <w:rPr>
+          <w:rFonts w:ascii="Courier New" w:hAnsi="Courier New" w:cs="Courier New"/>
+          <w:color w:val="2E4057"/>
+          <w:sz w:val="18"/>
+          <w:szCs w:val="18"/>
+        </w:rPr>
+        <w:t>community_id</w:t>
+      </w:r>
+      <w:proofErr w:type="spellEnd"/>
+      <w:r>
+        <w:rPr>
+          <w:rFonts w:ascii="Courier New" w:hAnsi="Courier New" w:cs="Courier New"/>
+          <w:color w:val="2E4057"/>
+          <w:sz w:val="18"/>
+          <w:szCs w:val="18"/>
+        </w:rPr>
+        <w:t xml:space="preserve">, </w:t>
+      </w:r>
+      <w:proofErr w:type="spellStart"/>
+      <w:r>
+        <w:rPr>
+          <w:rFonts w:ascii="Courier New" w:hAnsi="Courier New" w:cs="Courier New"/>
+          <w:color w:val="2E4057"/>
+          <w:sz w:val="18"/>
+          <w:szCs w:val="18"/>
+        </w:rPr>
+        <w:t>tournaments_hosted</w:t>
+      </w:r>
+      <w:proofErr w:type="spellEnd"/>
+      <w:r>
+        <w:rPr>
+          <w:rFonts w:ascii="Courier New" w:hAnsi="Courier New" w:cs="Courier New"/>
+          <w:color w:val="2E4057"/>
+          <w:sz w:val="18"/>
+          <w:szCs w:val="18"/>
+        </w:rPr>
+        <w:t xml:space="preserve">, </w:t>
+      </w:r>
+      <w:proofErr w:type="spellStart"/>
+      <w:r>
+        <w:rPr>
+          <w:rFonts w:ascii="Courier New" w:hAnsi="Courier New" w:cs="Courier New"/>
+          <w:color w:val="2E4057"/>
+          <w:sz w:val="18"/>
+          <w:szCs w:val="18"/>
+        </w:rPr>
+        <w:t>top_player_rank</w:t>
+      </w:r>
+      <w:proofErr w:type="spellEnd"/>
     </w:p>
     <w:p>
       <w:pPr>
@@ -29900,6 +32311,7 @@
       <w:pPr>
         <w:ind w:left="360"/>
       </w:pPr>
+      <w:proofErr w:type="spellStart"/>
       <w:r>
         <w:rPr>
           <w:rFonts w:ascii="Courier New" w:hAnsi="Courier New" w:cs="Courier New"/>
@@ -29907,8 +32319,69 @@
           <w:sz w:val="18"/>
           <w:szCs w:val="18"/>
         </w:rPr>
-        <w:t>staff_id → community_id, coaching_staff, content_creators</w:t>
-      </w:r>
+        <w:t>staff_id</w:t>
+      </w:r>
+      <w:proofErr w:type="spellEnd"/>
+      <w:r>
+        <w:rPr>
+          <w:rFonts w:ascii="Courier New" w:hAnsi="Courier New" w:cs="Courier New"/>
+          <w:color w:val="2E4057"/>
+          <w:sz w:val="18"/>
+          <w:szCs w:val="18"/>
+        </w:rPr>
+        <w:t xml:space="preserve"> → </w:t>
+      </w:r>
+      <w:proofErr w:type="spellStart"/>
+      <w:r>
+        <w:rPr>
+          <w:rFonts w:ascii="Courier New" w:hAnsi="Courier New" w:cs="Courier New"/>
+          <w:color w:val="2E4057"/>
+          <w:sz w:val="18"/>
+          <w:szCs w:val="18"/>
+        </w:rPr>
+        <w:t>community_id</w:t>
+      </w:r>
+      <w:proofErr w:type="spellEnd"/>
+      <w:r>
+        <w:rPr>
+          <w:rFonts w:ascii="Courier New" w:hAnsi="Courier New" w:cs="Courier New"/>
+          <w:color w:val="2E4057"/>
+          <w:sz w:val="18"/>
+          <w:szCs w:val="18"/>
+        </w:rPr>
+        <w:t xml:space="preserve">, </w:t>
+      </w:r>
+      <w:proofErr w:type="spellStart"/>
+      <w:r>
+        <w:rPr>
+          <w:rFonts w:ascii="Courier New" w:hAnsi="Courier New" w:cs="Courier New"/>
+          <w:color w:val="2E4057"/>
+          <w:sz w:val="18"/>
+          <w:szCs w:val="18"/>
+        </w:rPr>
+        <w:t>coaching_staff</w:t>
+      </w:r>
+      <w:proofErr w:type="spellEnd"/>
+      <w:r>
+        <w:rPr>
+          <w:rFonts w:ascii="Courier New" w:hAnsi="Courier New" w:cs="Courier New"/>
+          <w:color w:val="2E4057"/>
+          <w:sz w:val="18"/>
+          <w:szCs w:val="18"/>
+        </w:rPr>
+        <w:t xml:space="preserve">, </w:t>
+      </w:r>
+      <w:proofErr w:type="spellStart"/>
+      <w:r>
+        <w:rPr>
+          <w:rFonts w:ascii="Courier New" w:hAnsi="Courier New" w:cs="Courier New"/>
+          <w:color w:val="2E4057"/>
+          <w:sz w:val="18"/>
+          <w:szCs w:val="18"/>
+        </w:rPr>
+        <w:t>content_creators</w:t>
+      </w:r>
+      <w:proofErr w:type="spellEnd"/>
     </w:p>
     <w:p>
       <w:pPr>
@@ -29929,6 +32402,7 @@
       <w:pPr>
         <w:ind w:left="360"/>
       </w:pPr>
+      <w:proofErr w:type="spellStart"/>
       <w:r>
         <w:rPr>
           <w:rFonts w:ascii="Courier New" w:hAnsi="Courier New" w:cs="Courier New"/>
@@ -29936,8 +32410,69 @@
           <w:sz w:val="18"/>
           <w:szCs w:val="18"/>
         </w:rPr>
-        <w:t>community_social_id → community_id, social_platform_id, platform_size</w:t>
-      </w:r>
+        <w:t>community_social_id</w:t>
+      </w:r>
+      <w:proofErr w:type="spellEnd"/>
+      <w:r>
+        <w:rPr>
+          <w:rFonts w:ascii="Courier New" w:hAnsi="Courier New" w:cs="Courier New"/>
+          <w:color w:val="2E4057"/>
+          <w:sz w:val="18"/>
+          <w:szCs w:val="18"/>
+        </w:rPr>
+        <w:t xml:space="preserve"> → </w:t>
+      </w:r>
+      <w:proofErr w:type="spellStart"/>
+      <w:r>
+        <w:rPr>
+          <w:rFonts w:ascii="Courier New" w:hAnsi="Courier New" w:cs="Courier New"/>
+          <w:color w:val="2E4057"/>
+          <w:sz w:val="18"/>
+          <w:szCs w:val="18"/>
+        </w:rPr>
+        <w:t>community_id</w:t>
+      </w:r>
+      <w:proofErr w:type="spellEnd"/>
+      <w:r>
+        <w:rPr>
+          <w:rFonts w:ascii="Courier New" w:hAnsi="Courier New" w:cs="Courier New"/>
+          <w:color w:val="2E4057"/>
+          <w:sz w:val="18"/>
+          <w:szCs w:val="18"/>
+        </w:rPr>
+        <w:t xml:space="preserve">, </w:t>
+      </w:r>
+      <w:proofErr w:type="spellStart"/>
+      <w:r>
+        <w:rPr>
+          <w:rFonts w:ascii="Courier New" w:hAnsi="Courier New" w:cs="Courier New"/>
+          <w:color w:val="2E4057"/>
+          <w:sz w:val="18"/>
+          <w:szCs w:val="18"/>
+        </w:rPr>
+        <w:t>social_platform_id</w:t>
+      </w:r>
+      <w:proofErr w:type="spellEnd"/>
+      <w:r>
+        <w:rPr>
+          <w:rFonts w:ascii="Courier New" w:hAnsi="Courier New" w:cs="Courier New"/>
+          <w:color w:val="2E4057"/>
+          <w:sz w:val="18"/>
+          <w:szCs w:val="18"/>
+        </w:rPr>
+        <w:t xml:space="preserve">, </w:t>
+      </w:r>
+      <w:proofErr w:type="spellStart"/>
+      <w:r>
+        <w:rPr>
+          <w:rFonts w:ascii="Courier New" w:hAnsi="Courier New" w:cs="Courier New"/>
+          <w:color w:val="2E4057"/>
+          <w:sz w:val="18"/>
+          <w:szCs w:val="18"/>
+        </w:rPr>
+        <w:t>platform_size</w:t>
+      </w:r>
+      <w:proofErr w:type="spellEnd"/>
     </w:p>
     <w:p>
       <w:pPr>
@@ -29965,8 +32500,59 @@
           <w:sz w:val="18"/>
           <w:szCs w:val="18"/>
         </w:rPr>
-        <w:t>(community_id, game_id) → play_designation</w:t>
-      </w:r>
+        <w:t>(</w:t>
+      </w:r>
+      <w:proofErr w:type="spellStart"/>
+      <w:r>
+        <w:rPr>
+          <w:rFonts w:ascii="Courier New" w:hAnsi="Courier New" w:cs="Courier New"/>
+          <w:color w:val="2E4057"/>
+          <w:sz w:val="18"/>
+          <w:szCs w:val="18"/>
+        </w:rPr>
+        <w:t>community_id</w:t>
+      </w:r>
+      <w:proofErr w:type="spellEnd"/>
+      <w:r>
+        <w:rPr>
+          <w:rFonts w:ascii="Courier New" w:hAnsi="Courier New" w:cs="Courier New"/>
+          <w:color w:val="2E4057"/>
+          <w:sz w:val="18"/>
+          <w:szCs w:val="18"/>
+        </w:rPr>
+        <w:t xml:space="preserve">, </w:t>
+      </w:r>
+      <w:proofErr w:type="spellStart"/>
+      <w:r>
+        <w:rPr>
+          <w:rFonts w:ascii="Courier New" w:hAnsi="Courier New" w:cs="Courier New"/>
+          <w:color w:val="2E4057"/>
+          <w:sz w:val="18"/>
+          <w:szCs w:val="18"/>
+        </w:rPr>
+        <w:t>game_id</w:t>
+      </w:r>
+      <w:proofErr w:type="spellEnd"/>
+      <w:r>
+        <w:rPr>
+          <w:rFonts w:ascii="Courier New" w:hAnsi="Courier New" w:cs="Courier New"/>
+          <w:color w:val="2E4057"/>
+          <w:sz w:val="18"/>
+          <w:szCs w:val="18"/>
+        </w:rPr>
+        <w:t xml:space="preserve">) → </w:t>
+      </w:r>
+      <w:proofErr w:type="spellStart"/>
+      <w:r>
+        <w:rPr>
+          <w:rFonts w:ascii="Courier New" w:hAnsi="Courier New" w:cs="Courier New"/>
+          <w:color w:val="2E4057"/>
+          <w:sz w:val="18"/>
+          <w:szCs w:val="18"/>
+        </w:rPr>
+        <w:t>play_designation</w:t>
+      </w:r>
+      <w:proofErr w:type="spellEnd"/>
     </w:p>
     <w:p>
       <w:pPr>
@@ -29987,6 +32573,7 @@
       <w:pPr>
         <w:ind w:left="360"/>
       </w:pPr>
+      <w:proofErr w:type="spellStart"/>
       <w:r>
         <w:rPr>
           <w:rFonts w:ascii="Courier New" w:hAnsi="Courier New" w:cs="Courier New"/>
@@ -29994,8 +32581,49 @@
           <w:sz w:val="18"/>
           <w:szCs w:val="18"/>
         </w:rPr>
-        <w:t>game_id → game_name, genre_id</w:t>
-      </w:r>
+        <w:t>game_id</w:t>
+      </w:r>
+      <w:proofErr w:type="spellEnd"/>
+      <w:r>
+        <w:rPr>
+          <w:rFonts w:ascii="Courier New" w:hAnsi="Courier New" w:cs="Courier New"/>
+          <w:color w:val="2E4057"/>
+          <w:sz w:val="18"/>
+          <w:szCs w:val="18"/>
+        </w:rPr>
+        <w:t xml:space="preserve"> → </w:t>
+      </w:r>
+      <w:proofErr w:type="spellStart"/>
+      <w:r>
+        <w:rPr>
+          <w:rFonts w:ascii="Courier New" w:hAnsi="Courier New" w:cs="Courier New"/>
+          <w:color w:val="2E4057"/>
+          <w:sz w:val="18"/>
+          <w:szCs w:val="18"/>
+        </w:rPr>
+        <w:t>game_name</w:t>
+      </w:r>
+      <w:proofErr w:type="spellEnd"/>
+      <w:r>
+        <w:rPr>
+          <w:rFonts w:ascii="Courier New" w:hAnsi="Courier New" w:cs="Courier New"/>
+          <w:color w:val="2E4057"/>
+          <w:sz w:val="18"/>
+          <w:szCs w:val="18"/>
+        </w:rPr>
+        <w:t xml:space="preserve">, </w:t>
+      </w:r>
+      <w:proofErr w:type="spellStart"/>
+      <w:r>
+        <w:rPr>
+          <w:rFonts w:ascii="Courier New" w:hAnsi="Courier New" w:cs="Courier New"/>
+          <w:color w:val="2E4057"/>
+          <w:sz w:val="18"/>
+          <w:szCs w:val="18"/>
+        </w:rPr>
+        <w:t>genre_id</w:t>
+      </w:r>
+      <w:proofErr w:type="spellEnd"/>
     </w:p>
     <w:p>
       <w:pPr>
@@ -30016,6 +32644,7 @@
       <w:pPr>
         <w:ind w:left="360"/>
       </w:pPr>
+      <w:proofErr w:type="spellStart"/>
       <w:r>
         <w:rPr>
           <w:rFonts w:ascii="Courier New" w:hAnsi="Courier New" w:cs="Courier New"/>
@@ -30023,8 +32652,29 @@
           <w:sz w:val="18"/>
           <w:szCs w:val="18"/>
         </w:rPr>
-        <w:t>genre_id → genre_name</w:t>
-      </w:r>
+        <w:t>genre_id</w:t>
+      </w:r>
+      <w:proofErr w:type="spellEnd"/>
+      <w:r>
+        <w:rPr>
+          <w:rFonts w:ascii="Courier New" w:hAnsi="Courier New" w:cs="Courier New"/>
+          <w:color w:val="2E4057"/>
+          <w:sz w:val="18"/>
+          <w:szCs w:val="18"/>
+        </w:rPr>
+        <w:t xml:space="preserve"> → </w:t>
+      </w:r>
+      <w:proofErr w:type="spellStart"/>
+      <w:r>
+        <w:rPr>
+          <w:rFonts w:ascii="Courier New" w:hAnsi="Courier New" w:cs="Courier New"/>
+          <w:color w:val="2E4057"/>
+          <w:sz w:val="18"/>
+          <w:szCs w:val="18"/>
+        </w:rPr>
+        <w:t>genre_name</w:t>
+      </w:r>
+      <w:proofErr w:type="spellEnd"/>
     </w:p>
     <w:p>
       <w:pPr>
@@ -30045,6 +32695,7 @@
       <w:pPr>
         <w:ind w:left="360"/>
       </w:pPr>
+      <w:proofErr w:type="spellStart"/>
       <w:r>
         <w:rPr>
           <w:rFonts w:ascii="Courier New" w:hAnsi="Courier New" w:cs="Courier New"/>
@@ -30052,8 +32703,29 @@
           <w:sz w:val="18"/>
           <w:szCs w:val="18"/>
         </w:rPr>
-        <w:t>social_platform_id → platform_name</w:t>
-      </w:r>
+        <w:t>social_platform_id</w:t>
+      </w:r>
+      <w:proofErr w:type="spellEnd"/>
+      <w:r>
+        <w:rPr>
+          <w:rFonts w:ascii="Courier New" w:hAnsi="Courier New" w:cs="Courier New"/>
+          <w:color w:val="2E4057"/>
+          <w:sz w:val="18"/>
+          <w:szCs w:val="18"/>
+        </w:rPr>
+        <w:t xml:space="preserve"> → </w:t>
+      </w:r>
+      <w:proofErr w:type="spellStart"/>
+      <w:r>
+        <w:rPr>
+          <w:rFonts w:ascii="Courier New" w:hAnsi="Courier New" w:cs="Courier New"/>
+          <w:color w:val="2E4057"/>
+          <w:sz w:val="18"/>
+          <w:szCs w:val="18"/>
+        </w:rPr>
+        <w:t>platform_name</w:t>
+      </w:r>
+      <w:proofErr w:type="spellEnd"/>
     </w:p>
     <w:p>
       <w:pPr>
@@ -30074,6 +32746,7 @@
       <w:pPr>
         <w:ind w:left="360"/>
       </w:pPr>
+      <w:proofErr w:type="spellStart"/>
       <w:r>
         <w:rPr>
           <w:rFonts w:ascii="Courier New" w:hAnsi="Courier New" w:cs="Courier New"/>
@@ -30081,8 +32754,29 @@
           <w:sz w:val="18"/>
           <w:szCs w:val="18"/>
         </w:rPr>
-        <w:t>location_id → region, country_id</w:t>
-      </w:r>
+        <w:t>location_id</w:t>
+      </w:r>
+      <w:proofErr w:type="spellEnd"/>
+      <w:r>
+        <w:rPr>
+          <w:rFonts w:ascii="Courier New" w:hAnsi="Courier New" w:cs="Courier New"/>
+          <w:color w:val="2E4057"/>
+          <w:sz w:val="18"/>
+          <w:szCs w:val="18"/>
+        </w:rPr>
+        <w:t xml:space="preserve"> → region, </w:t>
+      </w:r>
+      <w:proofErr w:type="spellStart"/>
+      <w:r>
+        <w:rPr>
+          <w:rFonts w:ascii="Courier New" w:hAnsi="Courier New" w:cs="Courier New"/>
+          <w:color w:val="2E4057"/>
+          <w:sz w:val="18"/>
+          <w:szCs w:val="18"/>
+        </w:rPr>
+        <w:t>country_id</w:t>
+      </w:r>
+      <w:proofErr w:type="spellEnd"/>
     </w:p>
     <w:p>
       <w:pPr>
@@ -30103,6 +32797,7 @@
       <w:pPr>
         <w:ind w:left="360"/>
       </w:pPr>
+      <w:proofErr w:type="spellStart"/>
       <w:r>
         <w:rPr>
           <w:rFonts w:ascii="Courier New" w:hAnsi="Courier New" w:cs="Courier New"/>
@@ -30110,8 +32805,49 @@
           <w:sz w:val="18"/>
           <w:szCs w:val="18"/>
         </w:rPr>
-        <w:t>country_id → country_name, language_id</w:t>
-      </w:r>
+        <w:t>country_id</w:t>
+      </w:r>
+      <w:proofErr w:type="spellEnd"/>
+      <w:r>
+        <w:rPr>
+          <w:rFonts w:ascii="Courier New" w:hAnsi="Courier New" w:cs="Courier New"/>
+          <w:color w:val="2E4057"/>
+          <w:sz w:val="18"/>
+          <w:szCs w:val="18"/>
+        </w:rPr>
+        <w:t xml:space="preserve"> → </w:t>
+      </w:r>
+      <w:proofErr w:type="spellStart"/>
+      <w:r>
+        <w:rPr>
+          <w:rFonts w:ascii="Courier New" w:hAnsi="Courier New" w:cs="Courier New"/>
+          <w:color w:val="2E4057"/>
+          <w:sz w:val="18"/>
+          <w:szCs w:val="18"/>
+        </w:rPr>
+        <w:t>country_name</w:t>
+      </w:r>
+      <w:proofErr w:type="spellEnd"/>
+      <w:r>
+        <w:rPr>
+          <w:rFonts w:ascii="Courier New" w:hAnsi="Courier New" w:cs="Courier New"/>
+          <w:color w:val="2E4057"/>
+          <w:sz w:val="18"/>
+          <w:szCs w:val="18"/>
+        </w:rPr>
+        <w:t xml:space="preserve">, </w:t>
+      </w:r>
+      <w:proofErr w:type="spellStart"/>
+      <w:r>
+        <w:rPr>
+          <w:rFonts w:ascii="Courier New" w:hAnsi="Courier New" w:cs="Courier New"/>
+          <w:color w:val="2E4057"/>
+          <w:sz w:val="18"/>
+          <w:szCs w:val="18"/>
+        </w:rPr>
+        <w:t>language_id</w:t>
+      </w:r>
+      <w:proofErr w:type="spellEnd"/>
     </w:p>
     <w:p>
       <w:pPr>
@@ -30132,6 +32868,7 @@
       <w:pPr>
         <w:ind w:left="360"/>
       </w:pPr>
+      <w:proofErr w:type="spellStart"/>
       <w:r>
         <w:rPr>
           <w:rFonts w:ascii="Courier New" w:hAnsi="Courier New" w:cs="Courier New"/>
@@ -30139,8 +32876,29 @@
           <w:sz w:val="18"/>
           <w:szCs w:val="18"/>
         </w:rPr>
-        <w:t>language_id → language_name</w:t>
-      </w:r>
+        <w:t>language_id</w:t>
+      </w:r>
+      <w:proofErr w:type="spellEnd"/>
+      <w:r>
+        <w:rPr>
+          <w:rFonts w:ascii="Courier New" w:hAnsi="Courier New" w:cs="Courier New"/>
+          <w:color w:val="2E4057"/>
+          <w:sz w:val="18"/>
+          <w:szCs w:val="18"/>
+        </w:rPr>
+        <w:t xml:space="preserve"> → </w:t>
+      </w:r>
+      <w:proofErr w:type="spellStart"/>
+      <w:r>
+        <w:rPr>
+          <w:rFonts w:ascii="Courier New" w:hAnsi="Courier New" w:cs="Courier New"/>
+          <w:color w:val="2E4057"/>
+          <w:sz w:val="18"/>
+          <w:szCs w:val="18"/>
+        </w:rPr>
+        <w:t>language_name</w:t>
+      </w:r>
+      <w:proofErr w:type="spellEnd"/>
     </w:p>
     <w:p>
       <w:pPr>
@@ -30161,6 +32919,7 @@
       <w:pPr>
         <w:ind w:left="360"/>
       </w:pPr>
+      <w:proofErr w:type="spellStart"/>
       <w:r>
         <w:rPr>
           <w:rFonts w:ascii="Courier New" w:hAnsi="Courier New" w:cs="Courier New"/>
@@ -30169,8 +32928,49 @@
           <w:szCs w:val="18"/>
         </w:rPr>
         <w:lastRenderedPageBreak/>
-        <w:t>platform_id → primary_platform, platform_type_id</w:t>
-      </w:r>
+        <w:t>platform_id</w:t>
+      </w:r>
+      <w:proofErr w:type="spellEnd"/>
+      <w:r>
+        <w:rPr>
+          <w:rFonts w:ascii="Courier New" w:hAnsi="Courier New" w:cs="Courier New"/>
+          <w:color w:val="2E4057"/>
+          <w:sz w:val="18"/>
+          <w:szCs w:val="18"/>
+        </w:rPr>
+        <w:t xml:space="preserve"> → </w:t>
+      </w:r>
+      <w:proofErr w:type="spellStart"/>
+      <w:r>
+        <w:rPr>
+          <w:rFonts w:ascii="Courier New" w:hAnsi="Courier New" w:cs="Courier New"/>
+          <w:color w:val="2E4057"/>
+          <w:sz w:val="18"/>
+          <w:szCs w:val="18"/>
+        </w:rPr>
+        <w:t>primary_platform</w:t>
+      </w:r>
+      <w:proofErr w:type="spellEnd"/>
+      <w:r>
+        <w:rPr>
+          <w:rFonts w:ascii="Courier New" w:hAnsi="Courier New" w:cs="Courier New"/>
+          <w:color w:val="2E4057"/>
+          <w:sz w:val="18"/>
+          <w:szCs w:val="18"/>
+        </w:rPr>
+        <w:t xml:space="preserve">, </w:t>
+      </w:r>
+      <w:proofErr w:type="spellStart"/>
+      <w:r>
+        <w:rPr>
+          <w:rFonts w:ascii="Courier New" w:hAnsi="Courier New" w:cs="Courier New"/>
+          <w:color w:val="2E4057"/>
+          <w:sz w:val="18"/>
+          <w:szCs w:val="18"/>
+        </w:rPr>
+        <w:t>platform_type_id</w:t>
+      </w:r>
+      <w:proofErr w:type="spellEnd"/>
     </w:p>
     <w:p>
       <w:pPr>
@@ -30191,6 +32991,7 @@
       <w:pPr>
         <w:ind w:left="360"/>
       </w:pPr>
+      <w:proofErr w:type="spellStart"/>
       <w:r>
         <w:rPr>
           <w:rFonts w:ascii="Courier New" w:hAnsi="Courier New" w:cs="Courier New"/>
@@ -30198,8 +32999,29 @@
           <w:sz w:val="18"/>
           <w:szCs w:val="18"/>
         </w:rPr>
-        <w:t>platform_type_id → type_name</w:t>
-      </w:r>
+        <w:t>platform_type_id</w:t>
+      </w:r>
+      <w:proofErr w:type="spellEnd"/>
+      <w:r>
+        <w:rPr>
+          <w:rFonts w:ascii="Courier New" w:hAnsi="Courier New" w:cs="Courier New"/>
+          <w:color w:val="2E4057"/>
+          <w:sz w:val="18"/>
+          <w:szCs w:val="18"/>
+        </w:rPr>
+        <w:t xml:space="preserve"> → </w:t>
+      </w:r>
+      <w:proofErr w:type="spellStart"/>
+      <w:r>
+        <w:rPr>
+          <w:rFonts w:ascii="Courier New" w:hAnsi="Courier New" w:cs="Courier New"/>
+          <w:color w:val="2E4057"/>
+          <w:sz w:val="18"/>
+          <w:szCs w:val="18"/>
+        </w:rPr>
+        <w:t>type_name</w:t>
+      </w:r>
+      <w:proofErr w:type="spellEnd"/>
     </w:p>
     <w:p>
       <w:pPr>
@@ -30586,7 +33408,25 @@
                 <w:sz w:val="20"/>
                 <w:szCs w:val="20"/>
               </w:rPr>
-              <w:t>SOCIAL_PLATFORM introduced; social media data made queryable per platform.</w:t>
+              <w:t xml:space="preserve">SOCIAL_PLATFORM introduced; social media data made </w:t>
+            </w:r>
+            <w:proofErr w:type="spellStart"/>
+            <w:r>
+              <w:rPr>
+                <w:color w:val="404040"/>
+                <w:sz w:val="20"/>
+                <w:szCs w:val="20"/>
+              </w:rPr>
+              <w:t>queryable</w:t>
+            </w:r>
+            <w:proofErr w:type="spellEnd"/>
+            <w:r>
+              <w:rPr>
+                <w:color w:val="404040"/>
+                <w:sz w:val="20"/>
+                <w:szCs w:val="20"/>
+              </w:rPr>
+              <w:t xml:space="preserve"> per platform.</w:t>
             </w:r>
           </w:p>
         </w:tc>
@@ -31454,7 +34294,21 @@
         <w:rPr>
           <w:color w:val="404040"/>
         </w:rPr>
-        <w:t>GAME references GENRE via genre_id FK (ON DELETE SET NULL), allowing a genre to be deleted without losing game records.</w:t>
+        <w:t xml:space="preserve">GAME references GENRE via </w:t>
+      </w:r>
+      <w:proofErr w:type="spellStart"/>
+      <w:r>
+        <w:rPr>
+          <w:color w:val="404040"/>
+        </w:rPr>
+        <w:t>genre_id</w:t>
+      </w:r>
+      <w:proofErr w:type="spellEnd"/>
+      <w:r>
+        <w:rPr>
+          <w:color w:val="404040"/>
+        </w:rPr>
+        <w:t xml:space="preserve"> FK (ON DELETE SET NULL), allowing a genre to be deleted without losing game records.</w:t>
       </w:r>
     </w:p>
     <w:p>
@@ -31748,7 +34602,49 @@
         <w:rPr>
           <w:color w:val="404040"/>
         </w:rPr>
-        <w:t>COMMUNITY_MEMBERSHIP, COMMUNITY_COMPETITION, and COMMUNITY_STAFF each use a surrogate PK (membership_id, competition_id, staff_id) with a NOT NULL FK to COMMUNITY. This is the 1NF decomposition of the original overloaded COMMUNITY entity.</w:t>
+        <w:t>COMMUNITY_MEMBERSHIP, COMMUNITY_COMPETITION, and COMMUNITY_STAFF each use a surrogate PK (</w:t>
+      </w:r>
+      <w:proofErr w:type="spellStart"/>
+      <w:r>
+        <w:rPr>
+          <w:color w:val="404040"/>
+        </w:rPr>
+        <w:t>membership_id</w:t>
+      </w:r>
+      <w:proofErr w:type="spellEnd"/>
+      <w:r>
+        <w:rPr>
+          <w:color w:val="404040"/>
+        </w:rPr>
+        <w:t xml:space="preserve">, </w:t>
+      </w:r>
+      <w:proofErr w:type="spellStart"/>
+      <w:r>
+        <w:rPr>
+          <w:color w:val="404040"/>
+        </w:rPr>
+        <w:t>competition_id</w:t>
+      </w:r>
+      <w:proofErr w:type="spellEnd"/>
+      <w:r>
+        <w:rPr>
+          <w:color w:val="404040"/>
+        </w:rPr>
+        <w:t xml:space="preserve">, </w:t>
+      </w:r>
+      <w:proofErr w:type="spellStart"/>
+      <w:r>
+        <w:rPr>
+          <w:color w:val="404040"/>
+        </w:rPr>
+        <w:t>staff_id</w:t>
+      </w:r>
+      <w:proofErr w:type="spellEnd"/>
+      <w:r>
+        <w:rPr>
+          <w:color w:val="404040"/>
+        </w:rPr>
+        <w:t>) with a NOT NULL FK to COMMUNITY. This is the 1NF decomposition of the original overloaded COMMUNITY entity.</w:t>
       </w:r>
     </w:p>
     <w:p>
@@ -31763,7 +34659,49 @@
         <w:rPr>
           <w:color w:val="404040"/>
         </w:rPr>
-        <w:t>COMMUNITY_SOCIAL_MEDIA uses a composite logical key (community_id + social_platform_id) but a surrogate PK (community_social_id) for simplicity. A FK to SOCIAL_PLATFORM was added as a bug fix (missing in the original design).</w:t>
+        <w:t>COMMUNITY_SOCIAL_MEDIA uses a composite logical key (</w:t>
+      </w:r>
+      <w:proofErr w:type="spellStart"/>
+      <w:r>
+        <w:rPr>
+          <w:color w:val="404040"/>
+        </w:rPr>
+        <w:t>community_id</w:t>
+      </w:r>
+      <w:proofErr w:type="spellEnd"/>
+      <w:r>
+        <w:rPr>
+          <w:color w:val="404040"/>
+        </w:rPr>
+        <w:t xml:space="preserve"> + </w:t>
+      </w:r>
+      <w:proofErr w:type="spellStart"/>
+      <w:r>
+        <w:rPr>
+          <w:color w:val="404040"/>
+        </w:rPr>
+        <w:t>social_platform_id</w:t>
+      </w:r>
+      <w:proofErr w:type="spellEnd"/>
+      <w:r>
+        <w:rPr>
+          <w:color w:val="404040"/>
+        </w:rPr>
+        <w:t>) but a surrogate PK (</w:t>
+      </w:r>
+      <w:proofErr w:type="spellStart"/>
+      <w:r>
+        <w:rPr>
+          <w:color w:val="404040"/>
+        </w:rPr>
+        <w:t>community_social_id</w:t>
+      </w:r>
+      <w:proofErr w:type="spellEnd"/>
+      <w:r>
+        <w:rPr>
+          <w:color w:val="404040"/>
+        </w:rPr>
+        <w:t>) for simplicity. A FK to SOCIAL_PLATFORM was added as a bug fix (missing in the original design).</w:t>
       </w:r>
     </w:p>
     <w:p>
@@ -31778,7 +34716,35 @@
         <w:rPr>
           <w:color w:val="404040"/>
         </w:rPr>
-        <w:t>COMMUNITY_GAME uses a true composite PK (community_id, game_id), making it impossible to insert the same community-game pair twice. A FK to GAME was added as a bug fix.</w:t>
+        <w:t>COMMUNITY_GAME uses a true composite PK (</w:t>
+      </w:r>
+      <w:proofErr w:type="spellStart"/>
+      <w:r>
+        <w:rPr>
+          <w:color w:val="404040"/>
+        </w:rPr>
+        <w:t>community_id</w:t>
+      </w:r>
+      <w:proofErr w:type="spellEnd"/>
+      <w:r>
+        <w:rPr>
+          <w:color w:val="404040"/>
+        </w:rPr>
+        <w:t xml:space="preserve">, </w:t>
+      </w:r>
+      <w:proofErr w:type="spellStart"/>
+      <w:r>
+        <w:rPr>
+          <w:color w:val="404040"/>
+        </w:rPr>
+        <w:t>game_id</w:t>
+      </w:r>
+      <w:proofErr w:type="spellEnd"/>
+      <w:r>
+        <w:rPr>
+          <w:color w:val="404040"/>
+        </w:rPr>
+        <w:t>), making it impossible to insert the same community-game pair twice. A FK to GAME was added as a bug fix.</w:t>
       </w:r>
     </w:p>
     <w:p>
@@ -31933,6 +34899,7 @@
             </w:tcMar>
           </w:tcPr>
           <w:p>
+            <w:proofErr w:type="spellStart"/>
             <w:r>
               <w:rPr>
                 <w:color w:val="404040"/>
@@ -31941,6 +34908,7 @@
               </w:rPr>
               <w:t>vw_complete_community_profiles</w:t>
             </w:r>
+            <w:proofErr w:type="spellEnd"/>
           </w:p>
         </w:tc>
         <w:tc>
@@ -31991,6 +34959,7 @@
             </w:tcMar>
           </w:tcPr>
           <w:p>
+            <w:proofErr w:type="spellStart"/>
             <w:r>
               <w:rPr>
                 <w:color w:val="404040"/>
@@ -31999,6 +34968,7 @@
               </w:rPr>
               <w:t>vw_community_metrics_dashboard</w:t>
             </w:r>
+            <w:proofErr w:type="spellEnd"/>
           </w:p>
         </w:tc>
         <w:tc>
@@ -32025,7 +34995,25 @@
                 <w:sz w:val="20"/>
                 <w:szCs w:val="20"/>
               </w:rPr>
-              <w:t>Extends the profile view with INNER JOINs to COMMUNITY_MEMBERSHIP, COMMUNITY_COMPETITION, and COMMUNITY_STAFF — providing a full operational dashboard row per community.</w:t>
+              <w:t xml:space="preserve">Extends the profile view with INNER </w:t>
+            </w:r>
+            <w:proofErr w:type="spellStart"/>
+            <w:r>
+              <w:rPr>
+                <w:color w:val="404040"/>
+                <w:sz w:val="20"/>
+                <w:szCs w:val="20"/>
+              </w:rPr>
+              <w:t>JOINs</w:t>
+            </w:r>
+            <w:proofErr w:type="spellEnd"/>
+            <w:r>
+              <w:rPr>
+                <w:color w:val="404040"/>
+                <w:sz w:val="20"/>
+                <w:szCs w:val="20"/>
+              </w:rPr>
+              <w:t xml:space="preserve"> to COMMUNITY_MEMBERSHIP, COMMUNITY_COMPETITION, and COMMUNITY_STAFF — providing a full operational dashboard row per community.</w:t>
             </w:r>
           </w:p>
         </w:tc>
@@ -32049,6 +35037,7 @@
             </w:tcMar>
           </w:tcPr>
           <w:p>
+            <w:proofErr w:type="spellStart"/>
             <w:r>
               <w:rPr>
                 <w:color w:val="404040"/>
@@ -32057,6 +35046,7 @@
               </w:rPr>
               <w:t>vw_community_game_assignments</w:t>
             </w:r>
+            <w:proofErr w:type="spellEnd"/>
           </w:p>
         </w:tc>
         <w:tc>
@@ -32920,7 +35910,43 @@
                 <w:sz w:val="20"/>
                 <w:szCs w:val="20"/>
               </w:rPr>
-              <w:t>Ranks communities by active players within each tier using RANK() OVER (PARTITION BY community_tier ORDER BY active_players DESC).</w:t>
+              <w:t xml:space="preserve">Ranks communities by active players within each tier using RANK() OVER (PARTITION BY </w:t>
+            </w:r>
+            <w:proofErr w:type="spellStart"/>
+            <w:r>
+              <w:rPr>
+                <w:color w:val="404040"/>
+                <w:sz w:val="20"/>
+                <w:szCs w:val="20"/>
+              </w:rPr>
+              <w:t>community_tier</w:t>
+            </w:r>
+            <w:proofErr w:type="spellEnd"/>
+            <w:r>
+              <w:rPr>
+                <w:color w:val="404040"/>
+                <w:sz w:val="20"/>
+                <w:szCs w:val="20"/>
+              </w:rPr>
+              <w:t xml:space="preserve"> ORDER BY </w:t>
+            </w:r>
+            <w:proofErr w:type="spellStart"/>
+            <w:r>
+              <w:rPr>
+                <w:color w:val="404040"/>
+                <w:sz w:val="20"/>
+                <w:szCs w:val="20"/>
+              </w:rPr>
+              <w:t>active_players</w:t>
+            </w:r>
+            <w:proofErr w:type="spellEnd"/>
+            <w:r>
+              <w:rPr>
+                <w:color w:val="404040"/>
+                <w:sz w:val="20"/>
+                <w:szCs w:val="20"/>
+              </w:rPr>
+              <w:t xml:space="preserve"> DESC).</w:t>
             </w:r>
           </w:p>
         </w:tc>
@@ -33006,7 +36032,43 @@
                 <w:sz w:val="20"/>
                 <w:szCs w:val="20"/>
               </w:rPr>
-              <w:t>Computes total social media presence (Discord + Reddit) per community using two LEFT JOINs on COMMUNITY_SOCIAL_MEDIA with different social_platform_id conditions.</w:t>
+              <w:t xml:space="preserve">Computes total social media presence (Discord + Reddit) per community using two LEFT </w:t>
+            </w:r>
+            <w:proofErr w:type="spellStart"/>
+            <w:r>
+              <w:rPr>
+                <w:color w:val="404040"/>
+                <w:sz w:val="20"/>
+                <w:szCs w:val="20"/>
+              </w:rPr>
+              <w:t>JOINs</w:t>
+            </w:r>
+            <w:proofErr w:type="spellEnd"/>
+            <w:r>
+              <w:rPr>
+                <w:color w:val="404040"/>
+                <w:sz w:val="20"/>
+                <w:szCs w:val="20"/>
+              </w:rPr>
+              <w:t xml:space="preserve"> on COMMUNITY_SOCIAL_MEDIA with different </w:t>
+            </w:r>
+            <w:proofErr w:type="spellStart"/>
+            <w:r>
+              <w:rPr>
+                <w:color w:val="404040"/>
+                <w:sz w:val="20"/>
+                <w:szCs w:val="20"/>
+              </w:rPr>
+              <w:t>social_platform_id</w:t>
+            </w:r>
+            <w:proofErr w:type="spellEnd"/>
+            <w:r>
+              <w:rPr>
+                <w:color w:val="404040"/>
+                <w:sz w:val="20"/>
+                <w:szCs w:val="20"/>
+              </w:rPr>
+              <w:t xml:space="preserve"> conditions.</w:t>
             </w:r>
           </w:p>
         </w:tc>
@@ -33265,7 +36327,25 @@
                 <w:sz w:val="20"/>
                 <w:szCs w:val="20"/>
               </w:rPr>
-              <w:t>Identifies pairs of communities that share the same primary game by self-joining COMMUNITY_GAME on game_id with cg1.community_id &lt; cg2.community_id to avoid duplicate pairs.</w:t>
+              <w:t xml:space="preserve">Identifies pairs of communities that share the same primary game by self-joining COMMUNITY_GAME on </w:t>
+            </w:r>
+            <w:proofErr w:type="spellStart"/>
+            <w:r>
+              <w:rPr>
+                <w:color w:val="404040"/>
+                <w:sz w:val="20"/>
+                <w:szCs w:val="20"/>
+              </w:rPr>
+              <w:t>game_id</w:t>
+            </w:r>
+            <w:proofErr w:type="spellEnd"/>
+            <w:r>
+              <w:rPr>
+                <w:color w:val="404040"/>
+                <w:sz w:val="20"/>
+                <w:szCs w:val="20"/>
+              </w:rPr>
+              <w:t xml:space="preserve"> with cg1.community_id &lt; cg2.community_id to avoid duplicate pairs.</w:t>
             </w:r>
           </w:p>
         </w:tc>
@@ -33433,6 +36513,7 @@
             </w:tcMar>
           </w:tcPr>
           <w:p>
+            <w:proofErr w:type="spellStart"/>
             <w:r>
               <w:rPr>
                 <w:color w:val="404040"/>
@@ -33441,6 +36522,7 @@
               </w:rPr>
               <w:t>chk_community_tier</w:t>
             </w:r>
+            <w:proofErr w:type="spellEnd"/>
           </w:p>
         </w:tc>
         <w:tc>
@@ -33461,13 +36543,23 @@
             </w:tcMar>
           </w:tcPr>
           <w:p>
-            <w:r>
-              <w:rPr>
-                <w:color w:val="404040"/>
-                <w:sz w:val="20"/>
-                <w:szCs w:val="20"/>
-              </w:rPr>
-              <w:t>community_tier must be one of: Amateur, Semi-Pro, Professional, Elite.</w:t>
+            <w:proofErr w:type="spellStart"/>
+            <w:r>
+              <w:rPr>
+                <w:color w:val="404040"/>
+                <w:sz w:val="20"/>
+                <w:szCs w:val="20"/>
+              </w:rPr>
+              <w:t>community_tier</w:t>
+            </w:r>
+            <w:proofErr w:type="spellEnd"/>
+            <w:r>
+              <w:rPr>
+                <w:color w:val="404040"/>
+                <w:sz w:val="20"/>
+                <w:szCs w:val="20"/>
+              </w:rPr>
+              <w:t xml:space="preserve"> must be one of: Amateur, Semi-Pro, Professional, Elite.</w:t>
             </w:r>
           </w:p>
         </w:tc>
@@ -33491,6 +36583,7 @@
             </w:tcMar>
           </w:tcPr>
           <w:p>
+            <w:proofErr w:type="spellStart"/>
             <w:r>
               <w:rPr>
                 <w:color w:val="404040"/>
@@ -33499,6 +36592,7 @@
               </w:rPr>
               <w:t>chk_avg_member_age</w:t>
             </w:r>
+            <w:proofErr w:type="spellEnd"/>
           </w:p>
         </w:tc>
         <w:tc>
@@ -33519,13 +36613,23 @@
             </w:tcMar>
           </w:tcPr>
           <w:p>
-            <w:r>
-              <w:rPr>
-                <w:color w:val="404040"/>
-                <w:sz w:val="20"/>
-                <w:szCs w:val="20"/>
-              </w:rPr>
-              <w:t>avg_member_age must be BETWEEN 0 AND 100.</w:t>
+            <w:proofErr w:type="spellStart"/>
+            <w:r>
+              <w:rPr>
+                <w:color w:val="404040"/>
+                <w:sz w:val="20"/>
+                <w:szCs w:val="20"/>
+              </w:rPr>
+              <w:t>avg_member_age</w:t>
+            </w:r>
+            <w:proofErr w:type="spellEnd"/>
+            <w:r>
+              <w:rPr>
+                <w:color w:val="404040"/>
+                <w:sz w:val="20"/>
+                <w:szCs w:val="20"/>
+              </w:rPr>
+              <w:t xml:space="preserve"> must be BETWEEN 0 AND 100.</w:t>
             </w:r>
           </w:p>
         </w:tc>
@@ -33549,6 +36653,7 @@
             </w:tcMar>
           </w:tcPr>
           <w:p>
+            <w:proofErr w:type="spellStart"/>
             <w:r>
               <w:rPr>
                 <w:color w:val="404040"/>
@@ -33557,6 +36662,7 @@
               </w:rPr>
               <w:t>chk_year_founded</w:t>
             </w:r>
+            <w:proofErr w:type="spellEnd"/>
           </w:p>
         </w:tc>
         <w:tc>
@@ -33577,13 +36683,23 @@
             </w:tcMar>
           </w:tcPr>
           <w:p>
-            <w:r>
-              <w:rPr>
-                <w:color w:val="404040"/>
-                <w:sz w:val="20"/>
-                <w:szCs w:val="20"/>
-              </w:rPr>
-              <w:t>year_founded must be BETWEEN 1900 AND YEAR(CURDATE()) + 1.</w:t>
+            <w:proofErr w:type="spellStart"/>
+            <w:r>
+              <w:rPr>
+                <w:color w:val="404040"/>
+                <w:sz w:val="20"/>
+                <w:szCs w:val="20"/>
+              </w:rPr>
+              <w:t>year_founded</w:t>
+            </w:r>
+            <w:proofErr w:type="spellEnd"/>
+            <w:r>
+              <w:rPr>
+                <w:color w:val="404040"/>
+                <w:sz w:val="20"/>
+                <w:szCs w:val="20"/>
+              </w:rPr>
+              <w:t xml:space="preserve"> must be BETWEEN 1900 AND YEAR(CURDATE()) + 1.</w:t>
             </w:r>
           </w:p>
         </w:tc>
@@ -33607,6 +36723,7 @@
             </w:tcMar>
           </w:tcPr>
           <w:p>
+            <w:proofErr w:type="spellStart"/>
             <w:r>
               <w:rPr>
                 <w:color w:val="404040"/>
@@ -33615,6 +36732,7 @@
               </w:rPr>
               <w:t>chk_member_count_nonneg</w:t>
             </w:r>
+            <w:proofErr w:type="spellEnd"/>
           </w:p>
         </w:tc>
         <w:tc>
@@ -33635,13 +36753,23 @@
             </w:tcMar>
           </w:tcPr>
           <w:p>
-            <w:r>
-              <w:rPr>
-                <w:color w:val="404040"/>
-                <w:sz w:val="20"/>
-                <w:szCs w:val="20"/>
-              </w:rPr>
-              <w:t>member_count &gt;= 0 (cannot be negative).</w:t>
+            <w:proofErr w:type="spellStart"/>
+            <w:r>
+              <w:rPr>
+                <w:color w:val="404040"/>
+                <w:sz w:val="20"/>
+                <w:szCs w:val="20"/>
+              </w:rPr>
+              <w:t>member_count</w:t>
+            </w:r>
+            <w:proofErr w:type="spellEnd"/>
+            <w:r>
+              <w:rPr>
+                <w:color w:val="404040"/>
+                <w:sz w:val="20"/>
+                <w:szCs w:val="20"/>
+              </w:rPr>
+              <w:t xml:space="preserve"> &gt;= 0 (cannot be negative).</w:t>
             </w:r>
           </w:p>
         </w:tc>
@@ -33665,6 +36793,7 @@
             </w:tcMar>
           </w:tcPr>
           <w:p>
+            <w:proofErr w:type="spellStart"/>
             <w:r>
               <w:rPr>
                 <w:color w:val="404040"/>
@@ -33673,6 +36802,7 @@
               </w:rPr>
               <w:t>chk_active_players_nonneg</w:t>
             </w:r>
+            <w:proofErr w:type="spellEnd"/>
           </w:p>
         </w:tc>
         <w:tc>
@@ -33693,13 +36823,23 @@
             </w:tcMar>
           </w:tcPr>
           <w:p>
-            <w:r>
-              <w:rPr>
-                <w:color w:val="404040"/>
-                <w:sz w:val="20"/>
-                <w:szCs w:val="20"/>
-              </w:rPr>
-              <w:t>active_players &gt;= 0 (cannot be negative).</w:t>
+            <w:proofErr w:type="spellStart"/>
+            <w:r>
+              <w:rPr>
+                <w:color w:val="404040"/>
+                <w:sz w:val="20"/>
+                <w:szCs w:val="20"/>
+              </w:rPr>
+              <w:t>active_players</w:t>
+            </w:r>
+            <w:proofErr w:type="spellEnd"/>
+            <w:r>
+              <w:rPr>
+                <w:color w:val="404040"/>
+                <w:sz w:val="20"/>
+                <w:szCs w:val="20"/>
+              </w:rPr>
+              <w:t xml:space="preserve"> &gt;= 0 (cannot be negative).</w:t>
             </w:r>
           </w:p>
         </w:tc>
@@ -33723,6 +36863,7 @@
             </w:tcMar>
           </w:tcPr>
           <w:p>
+            <w:proofErr w:type="spellStart"/>
             <w:r>
               <w:rPr>
                 <w:color w:val="404040"/>
@@ -33731,6 +36872,7 @@
               </w:rPr>
               <w:t>chk_tournaments_hosted_nonneg</w:t>
             </w:r>
+            <w:proofErr w:type="spellEnd"/>
           </w:p>
         </w:tc>
         <w:tc>
@@ -33751,13 +36893,23 @@
             </w:tcMar>
           </w:tcPr>
           <w:p>
-            <w:r>
-              <w:rPr>
-                <w:color w:val="404040"/>
-                <w:sz w:val="20"/>
-                <w:szCs w:val="20"/>
-              </w:rPr>
-              <w:t>tournaments_hosted &gt;= 0 (cannot be negative).</w:t>
+            <w:proofErr w:type="spellStart"/>
+            <w:r>
+              <w:rPr>
+                <w:color w:val="404040"/>
+                <w:sz w:val="20"/>
+                <w:szCs w:val="20"/>
+              </w:rPr>
+              <w:t>tournaments_hosted</w:t>
+            </w:r>
+            <w:proofErr w:type="spellEnd"/>
+            <w:r>
+              <w:rPr>
+                <w:color w:val="404040"/>
+                <w:sz w:val="20"/>
+                <w:szCs w:val="20"/>
+              </w:rPr>
+              <w:t xml:space="preserve"> &gt;= 0 (cannot be negative).</w:t>
             </w:r>
           </w:p>
         </w:tc>
@@ -33781,6 +36933,7 @@
             </w:tcMar>
           </w:tcPr>
           <w:p>
+            <w:proofErr w:type="spellStart"/>
             <w:r>
               <w:rPr>
                 <w:color w:val="404040"/>
@@ -33789,6 +36942,7 @@
               </w:rPr>
               <w:t>chk_top_player_rank_nonneg</w:t>
             </w:r>
+            <w:proofErr w:type="spellEnd"/>
           </w:p>
         </w:tc>
         <w:tc>
@@ -33809,13 +36963,23 @@
             </w:tcMar>
           </w:tcPr>
           <w:p>
-            <w:r>
-              <w:rPr>
-                <w:color w:val="404040"/>
-                <w:sz w:val="20"/>
-                <w:szCs w:val="20"/>
-              </w:rPr>
-              <w:t>top_player_rank &gt;= 0 (cannot be negative).</w:t>
+            <w:proofErr w:type="spellStart"/>
+            <w:r>
+              <w:rPr>
+                <w:color w:val="404040"/>
+                <w:sz w:val="20"/>
+                <w:szCs w:val="20"/>
+              </w:rPr>
+              <w:t>top_player_rank</w:t>
+            </w:r>
+            <w:proofErr w:type="spellEnd"/>
+            <w:r>
+              <w:rPr>
+                <w:color w:val="404040"/>
+                <w:sz w:val="20"/>
+                <w:szCs w:val="20"/>
+              </w:rPr>
+              <w:t xml:space="preserve"> &gt;= 0 (cannot be negative).</w:t>
             </w:r>
           </w:p>
         </w:tc>
@@ -33839,6 +37003,7 @@
             </w:tcMar>
           </w:tcPr>
           <w:p>
+            <w:proofErr w:type="spellStart"/>
             <w:r>
               <w:rPr>
                 <w:color w:val="404040"/>
@@ -33847,6 +37012,7 @@
               </w:rPr>
               <w:t>chk_coaching_staff_nonneg</w:t>
             </w:r>
+            <w:proofErr w:type="spellEnd"/>
           </w:p>
         </w:tc>
         <w:tc>
@@ -33867,13 +37033,23 @@
             </w:tcMar>
           </w:tcPr>
           <w:p>
-            <w:r>
-              <w:rPr>
-                <w:color w:val="404040"/>
-                <w:sz w:val="20"/>
-                <w:szCs w:val="20"/>
-              </w:rPr>
-              <w:t>coaching_staff &gt;= 0 (cannot be negative).</w:t>
+            <w:proofErr w:type="spellStart"/>
+            <w:r>
+              <w:rPr>
+                <w:color w:val="404040"/>
+                <w:sz w:val="20"/>
+                <w:szCs w:val="20"/>
+              </w:rPr>
+              <w:t>coaching_staff</w:t>
+            </w:r>
+            <w:proofErr w:type="spellEnd"/>
+            <w:r>
+              <w:rPr>
+                <w:color w:val="404040"/>
+                <w:sz w:val="20"/>
+                <w:szCs w:val="20"/>
+              </w:rPr>
+              <w:t xml:space="preserve"> &gt;= 0 (cannot be negative).</w:t>
             </w:r>
           </w:p>
         </w:tc>
@@ -33897,6 +37073,7 @@
             </w:tcMar>
           </w:tcPr>
           <w:p>
+            <w:proofErr w:type="spellStart"/>
             <w:r>
               <w:rPr>
                 <w:color w:val="404040"/>
@@ -33905,6 +37082,7 @@
               </w:rPr>
               <w:t>chk_content_creators_nonneg</w:t>
             </w:r>
+            <w:proofErr w:type="spellEnd"/>
           </w:p>
         </w:tc>
         <w:tc>
@@ -33925,13 +37103,23 @@
             </w:tcMar>
           </w:tcPr>
           <w:p>
-            <w:r>
-              <w:rPr>
-                <w:color w:val="404040"/>
-                <w:sz w:val="20"/>
-                <w:szCs w:val="20"/>
-              </w:rPr>
-              <w:t>content_creators &gt;= 0 (cannot be negative).</w:t>
+            <w:proofErr w:type="spellStart"/>
+            <w:r>
+              <w:rPr>
+                <w:color w:val="404040"/>
+                <w:sz w:val="20"/>
+                <w:szCs w:val="20"/>
+              </w:rPr>
+              <w:t>content_creators</w:t>
+            </w:r>
+            <w:proofErr w:type="spellEnd"/>
+            <w:r>
+              <w:rPr>
+                <w:color w:val="404040"/>
+                <w:sz w:val="20"/>
+                <w:szCs w:val="20"/>
+              </w:rPr>
+              <w:t xml:space="preserve"> &gt;= 0 (cannot be negative).</w:t>
             </w:r>
           </w:p>
         </w:tc>
@@ -33955,6 +37143,7 @@
             </w:tcMar>
           </w:tcPr>
           <w:p>
+            <w:proofErr w:type="spellStart"/>
             <w:r>
               <w:rPr>
                 <w:color w:val="404040"/>
@@ -33963,6 +37152,7 @@
               </w:rPr>
               <w:t>chk_platform_size_nonneg</w:t>
             </w:r>
+            <w:proofErr w:type="spellEnd"/>
           </w:p>
         </w:tc>
         <w:tc>
@@ -33983,13 +37173,23 @@
             </w:tcMar>
           </w:tcPr>
           <w:p>
-            <w:r>
-              <w:rPr>
-                <w:color w:val="404040"/>
-                <w:sz w:val="20"/>
-                <w:szCs w:val="20"/>
-              </w:rPr>
-              <w:t>platform_size &gt;= 0 (cannot be negative).</w:t>
+            <w:proofErr w:type="spellStart"/>
+            <w:r>
+              <w:rPr>
+                <w:color w:val="404040"/>
+                <w:sz w:val="20"/>
+                <w:szCs w:val="20"/>
+              </w:rPr>
+              <w:t>platform_size</w:t>
+            </w:r>
+            <w:proofErr w:type="spellEnd"/>
+            <w:r>
+              <w:rPr>
+                <w:color w:val="404040"/>
+                <w:sz w:val="20"/>
+                <w:szCs w:val="20"/>
+              </w:rPr>
+              <w:t xml:space="preserve"> &gt;= 0 (cannot be negative).</w:t>
             </w:r>
           </w:p>
         </w:tc>
@@ -34013,6 +37213,7 @@
             </w:tcMar>
           </w:tcPr>
           <w:p>
+            <w:proofErr w:type="spellStart"/>
             <w:r>
               <w:rPr>
                 <w:color w:val="404040"/>
@@ -34021,6 +37222,7 @@
               </w:rPr>
               <w:t>chk_play_designation</w:t>
             </w:r>
+            <w:proofErr w:type="spellEnd"/>
           </w:p>
         </w:tc>
         <w:tc>
@@ -34041,13 +37243,23 @@
             </w:tcMar>
           </w:tcPr>
           <w:p>
-            <w:r>
-              <w:rPr>
-                <w:color w:val="404040"/>
-                <w:sz w:val="20"/>
-                <w:szCs w:val="20"/>
-              </w:rPr>
-              <w:t>play_designation must be either Primary or Secondary.</w:t>
+            <w:proofErr w:type="spellStart"/>
+            <w:r>
+              <w:rPr>
+                <w:color w:val="404040"/>
+                <w:sz w:val="20"/>
+                <w:szCs w:val="20"/>
+              </w:rPr>
+              <w:t>play_designation</w:t>
+            </w:r>
+            <w:proofErr w:type="spellEnd"/>
+            <w:r>
+              <w:rPr>
+                <w:color w:val="404040"/>
+                <w:sz w:val="20"/>
+                <w:szCs w:val="20"/>
+              </w:rPr>
+              <w:t xml:space="preserve"> must be either Primary or Secondary.</w:t>
             </w:r>
           </w:p>
         </w:tc>
@@ -34076,7 +37288,21 @@
         <w:rPr>
           <w:color w:val="404040"/>
         </w:rPr>
-        <w:t>NOT NULL constraints are applied to all meaningful columns across all 16 tables, ensuring no critical data can be omitted during insertion. A new Phase 2B adds UNIQUE constraints on community_id in the three satellite tables to enforce the intended one-to-one relationship:</w:t>
+        <w:t xml:space="preserve">NOT NULL constraints are applied to all meaningful columns across all 16 tables, ensuring no critical data can be omitted during insertion. A new Phase 2B adds UNIQUE constraints on </w:t>
+      </w:r>
+      <w:proofErr w:type="spellStart"/>
+      <w:r>
+        <w:rPr>
+          <w:color w:val="404040"/>
+        </w:rPr>
+        <w:t>community_id</w:t>
+      </w:r>
+      <w:proofErr w:type="spellEnd"/>
+      <w:r>
+        <w:rPr>
+          <w:color w:val="404040"/>
+        </w:rPr>
+        <w:t xml:space="preserve"> in the three satellite tables to enforce the intended one-to-one relationship:</w:t>
       </w:r>
     </w:p>
     <w:p>
@@ -34189,13 +37415,23 @@
             </w:tcMar>
           </w:tcPr>
           <w:p>
-            <w:r>
-              <w:rPr>
-                <w:color w:val="404040"/>
-                <w:sz w:val="20"/>
-                <w:szCs w:val="20"/>
-              </w:rPr>
-              <w:t>uq_membership_community (COMMUNITY_MEMBERSHIP)</w:t>
+            <w:proofErr w:type="spellStart"/>
+            <w:r>
+              <w:rPr>
+                <w:color w:val="404040"/>
+                <w:sz w:val="20"/>
+                <w:szCs w:val="20"/>
+              </w:rPr>
+              <w:t>uq_membership_community</w:t>
+            </w:r>
+            <w:proofErr w:type="spellEnd"/>
+            <w:r>
+              <w:rPr>
+                <w:color w:val="404040"/>
+                <w:sz w:val="20"/>
+                <w:szCs w:val="20"/>
+              </w:rPr>
+              <w:t xml:space="preserve"> (COMMUNITY_MEMBERSHIP)</w:t>
             </w:r>
           </w:p>
         </w:tc>
@@ -34247,13 +37483,23 @@
             </w:tcMar>
           </w:tcPr>
           <w:p>
-            <w:r>
-              <w:rPr>
-                <w:color w:val="404040"/>
-                <w:sz w:val="20"/>
-                <w:szCs w:val="20"/>
-              </w:rPr>
-              <w:t>uq_competition_community (COMMUNITY_COMPETITION)</w:t>
+            <w:proofErr w:type="spellStart"/>
+            <w:r>
+              <w:rPr>
+                <w:color w:val="404040"/>
+                <w:sz w:val="20"/>
+                <w:szCs w:val="20"/>
+              </w:rPr>
+              <w:t>uq_competition_community</w:t>
+            </w:r>
+            <w:proofErr w:type="spellEnd"/>
+            <w:r>
+              <w:rPr>
+                <w:color w:val="404040"/>
+                <w:sz w:val="20"/>
+                <w:szCs w:val="20"/>
+              </w:rPr>
+              <w:t xml:space="preserve"> (COMMUNITY_COMPETITION)</w:t>
             </w:r>
           </w:p>
         </w:tc>
@@ -34305,6 +37551,7 @@
             </w:tcMar>
           </w:tcPr>
           <w:p>
+            <w:proofErr w:type="spellStart"/>
             <w:r>
               <w:rPr>
                 <w:color w:val="404040"/>
@@ -34312,7 +37559,16 @@
                 <w:szCs w:val="20"/>
               </w:rPr>
               <w:lastRenderedPageBreak/>
-              <w:t>uq_staff_community (COMMUNITY_STAFF)</w:t>
+              <w:t>uq_staff_community</w:t>
+            </w:r>
+            <w:proofErr w:type="spellEnd"/>
+            <w:r>
+              <w:rPr>
+                <w:color w:val="404040"/>
+                <w:sz w:val="20"/>
+                <w:szCs w:val="20"/>
+              </w:rPr>
+              <w:t xml:space="preserve"> (COMMUNITY_STAFF)</w:t>
             </w:r>
           </w:p>
         </w:tc>
@@ -34510,13 +37766,167 @@
             </w:tcMar>
           </w:tcPr>
           <w:p>
-            <w:r>
-              <w:rPr>
-                <w:color w:val="404040"/>
-                <w:sz w:val="20"/>
-                <w:szCs w:val="20"/>
-              </w:rPr>
-              <w:t>idx_community_region, idx_community_gaming_platform, idx_community_membership_comm, idx_community_competition_comm, idx_community_staff_comm, idx_community_social_comm, idx_community_social_platform, idx_community_game_comm, idx_community_game_game — speed up all JOIN operations.</w:t>
+            <w:proofErr w:type="spellStart"/>
+            <w:r>
+              <w:rPr>
+                <w:color w:val="404040"/>
+                <w:sz w:val="20"/>
+                <w:szCs w:val="20"/>
+              </w:rPr>
+              <w:t>idx_community_region</w:t>
+            </w:r>
+            <w:proofErr w:type="spellEnd"/>
+            <w:r>
+              <w:rPr>
+                <w:color w:val="404040"/>
+                <w:sz w:val="20"/>
+                <w:szCs w:val="20"/>
+              </w:rPr>
+              <w:t xml:space="preserve">, </w:t>
+            </w:r>
+            <w:proofErr w:type="spellStart"/>
+            <w:r>
+              <w:rPr>
+                <w:color w:val="404040"/>
+                <w:sz w:val="20"/>
+                <w:szCs w:val="20"/>
+              </w:rPr>
+              <w:t>idx_community_gaming_platform</w:t>
+            </w:r>
+            <w:proofErr w:type="spellEnd"/>
+            <w:r>
+              <w:rPr>
+                <w:color w:val="404040"/>
+                <w:sz w:val="20"/>
+                <w:szCs w:val="20"/>
+              </w:rPr>
+              <w:t xml:space="preserve">, </w:t>
+            </w:r>
+            <w:proofErr w:type="spellStart"/>
+            <w:r>
+              <w:rPr>
+                <w:color w:val="404040"/>
+                <w:sz w:val="20"/>
+                <w:szCs w:val="20"/>
+              </w:rPr>
+              <w:t>idx_community_membership_comm</w:t>
+            </w:r>
+            <w:proofErr w:type="spellEnd"/>
+            <w:r>
+              <w:rPr>
+                <w:color w:val="404040"/>
+                <w:sz w:val="20"/>
+                <w:szCs w:val="20"/>
+              </w:rPr>
+              <w:t xml:space="preserve">, </w:t>
+            </w:r>
+            <w:proofErr w:type="spellStart"/>
+            <w:r>
+              <w:rPr>
+                <w:color w:val="404040"/>
+                <w:sz w:val="20"/>
+                <w:szCs w:val="20"/>
+              </w:rPr>
+              <w:t>idx_community_competition_comm</w:t>
+            </w:r>
+            <w:proofErr w:type="spellEnd"/>
+            <w:r>
+              <w:rPr>
+                <w:color w:val="404040"/>
+                <w:sz w:val="20"/>
+                <w:szCs w:val="20"/>
+              </w:rPr>
+              <w:t xml:space="preserve">, </w:t>
+            </w:r>
+            <w:proofErr w:type="spellStart"/>
+            <w:r>
+              <w:rPr>
+                <w:color w:val="404040"/>
+                <w:sz w:val="20"/>
+                <w:szCs w:val="20"/>
+              </w:rPr>
+              <w:t>idx_community_staff_comm</w:t>
+            </w:r>
+            <w:proofErr w:type="spellEnd"/>
+            <w:r>
+              <w:rPr>
+                <w:color w:val="404040"/>
+                <w:sz w:val="20"/>
+                <w:szCs w:val="20"/>
+              </w:rPr>
+              <w:t xml:space="preserve">, </w:t>
+            </w:r>
+            <w:proofErr w:type="spellStart"/>
+            <w:r>
+              <w:rPr>
+                <w:color w:val="404040"/>
+                <w:sz w:val="20"/>
+                <w:szCs w:val="20"/>
+              </w:rPr>
+              <w:t>idx_community_social_comm</w:t>
+            </w:r>
+            <w:proofErr w:type="spellEnd"/>
+            <w:r>
+              <w:rPr>
+                <w:color w:val="404040"/>
+                <w:sz w:val="20"/>
+                <w:szCs w:val="20"/>
+              </w:rPr>
+              <w:t xml:space="preserve">, </w:t>
+            </w:r>
+            <w:proofErr w:type="spellStart"/>
+            <w:r>
+              <w:rPr>
+                <w:color w:val="404040"/>
+                <w:sz w:val="20"/>
+                <w:szCs w:val="20"/>
+              </w:rPr>
+              <w:t>idx_community_social_platform</w:t>
+            </w:r>
+            <w:proofErr w:type="spellEnd"/>
+            <w:r>
+              <w:rPr>
+                <w:color w:val="404040"/>
+                <w:sz w:val="20"/>
+                <w:szCs w:val="20"/>
+              </w:rPr>
+              <w:t xml:space="preserve">, </w:t>
+            </w:r>
+            <w:proofErr w:type="spellStart"/>
+            <w:r>
+              <w:rPr>
+                <w:color w:val="404040"/>
+                <w:sz w:val="20"/>
+                <w:szCs w:val="20"/>
+              </w:rPr>
+              <w:t>idx_community_game_comm</w:t>
+            </w:r>
+            <w:proofErr w:type="spellEnd"/>
+            <w:r>
+              <w:rPr>
+                <w:color w:val="404040"/>
+                <w:sz w:val="20"/>
+                <w:szCs w:val="20"/>
+              </w:rPr>
+              <w:t xml:space="preserve">, </w:t>
+            </w:r>
+            <w:proofErr w:type="spellStart"/>
+            <w:r>
+              <w:rPr>
+                <w:color w:val="404040"/>
+                <w:sz w:val="20"/>
+                <w:szCs w:val="20"/>
+              </w:rPr>
+              <w:t>idx_community_game_game</w:t>
+            </w:r>
+            <w:proofErr w:type="spellEnd"/>
+            <w:r>
+              <w:rPr>
+                <w:color w:val="404040"/>
+                <w:sz w:val="20"/>
+                <w:szCs w:val="20"/>
+              </w:rPr>
+              <w:t xml:space="preserve"> — speed up all JOIN operations.</w:t>
             </w:r>
           </w:p>
         </w:tc>
@@ -34568,13 +37978,113 @@
             </w:tcMar>
           </w:tcPr>
           <w:p>
-            <w:r>
-              <w:rPr>
-                <w:color w:val="404040"/>
-                <w:sz w:val="20"/>
-                <w:szCs w:val="20"/>
-              </w:rPr>
-              <w:t>idx_community_tier, idx_community_year, idx_membership_member_count, idx_membership_active_players, idx_competition_tournaments, idx_competition_top_rank — speed up WHERE and HAVING clauses.</w:t>
+            <w:proofErr w:type="spellStart"/>
+            <w:r>
+              <w:rPr>
+                <w:color w:val="404040"/>
+                <w:sz w:val="20"/>
+                <w:szCs w:val="20"/>
+              </w:rPr>
+              <w:t>idx_community_tier</w:t>
+            </w:r>
+            <w:proofErr w:type="spellEnd"/>
+            <w:r>
+              <w:rPr>
+                <w:color w:val="404040"/>
+                <w:sz w:val="20"/>
+                <w:szCs w:val="20"/>
+              </w:rPr>
+              <w:t xml:space="preserve">, </w:t>
+            </w:r>
+            <w:proofErr w:type="spellStart"/>
+            <w:r>
+              <w:rPr>
+                <w:color w:val="404040"/>
+                <w:sz w:val="20"/>
+                <w:szCs w:val="20"/>
+              </w:rPr>
+              <w:t>idx_community_year</w:t>
+            </w:r>
+            <w:proofErr w:type="spellEnd"/>
+            <w:r>
+              <w:rPr>
+                <w:color w:val="404040"/>
+                <w:sz w:val="20"/>
+                <w:szCs w:val="20"/>
+              </w:rPr>
+              <w:t xml:space="preserve">, </w:t>
+            </w:r>
+            <w:proofErr w:type="spellStart"/>
+            <w:r>
+              <w:rPr>
+                <w:color w:val="404040"/>
+                <w:sz w:val="20"/>
+                <w:szCs w:val="20"/>
+              </w:rPr>
+              <w:t>idx_membership_member_count</w:t>
+            </w:r>
+            <w:proofErr w:type="spellEnd"/>
+            <w:r>
+              <w:rPr>
+                <w:color w:val="404040"/>
+                <w:sz w:val="20"/>
+                <w:szCs w:val="20"/>
+              </w:rPr>
+              <w:t xml:space="preserve">, </w:t>
+            </w:r>
+            <w:proofErr w:type="spellStart"/>
+            <w:r>
+              <w:rPr>
+                <w:color w:val="404040"/>
+                <w:sz w:val="20"/>
+                <w:szCs w:val="20"/>
+              </w:rPr>
+              <w:t>idx_membership_active_players</w:t>
+            </w:r>
+            <w:proofErr w:type="spellEnd"/>
+            <w:r>
+              <w:rPr>
+                <w:color w:val="404040"/>
+                <w:sz w:val="20"/>
+                <w:szCs w:val="20"/>
+              </w:rPr>
+              <w:t xml:space="preserve">, </w:t>
+            </w:r>
+            <w:proofErr w:type="spellStart"/>
+            <w:r>
+              <w:rPr>
+                <w:color w:val="404040"/>
+                <w:sz w:val="20"/>
+                <w:szCs w:val="20"/>
+              </w:rPr>
+              <w:t>idx_competition_tournaments</w:t>
+            </w:r>
+            <w:proofErr w:type="spellEnd"/>
+            <w:r>
+              <w:rPr>
+                <w:color w:val="404040"/>
+                <w:sz w:val="20"/>
+                <w:szCs w:val="20"/>
+              </w:rPr>
+              <w:t xml:space="preserve">, </w:t>
+            </w:r>
+            <w:proofErr w:type="spellStart"/>
+            <w:r>
+              <w:rPr>
+                <w:color w:val="404040"/>
+                <w:sz w:val="20"/>
+                <w:szCs w:val="20"/>
+              </w:rPr>
+              <w:t>idx_competition_top_rank</w:t>
+            </w:r>
+            <w:proofErr w:type="spellEnd"/>
+            <w:r>
+              <w:rPr>
+                <w:color w:val="404040"/>
+                <w:sz w:val="20"/>
+                <w:szCs w:val="20"/>
+              </w:rPr>
+              <w:t xml:space="preserve"> — speed up WHERE and HAVING clauses.</w:t>
             </w:r>
           </w:p>
         </w:tc>
@@ -34626,13 +38136,95 @@
             </w:tcMar>
           </w:tcPr>
           <w:p>
-            <w:r>
-              <w:rPr>
-                <w:color w:val="404040"/>
-                <w:sz w:val="20"/>
-                <w:szCs w:val="20"/>
-              </w:rPr>
-              <w:t>idx_region_name, idx_game_name, idx_genre_name, idx_country_name, idx_language_name — speed up name-based searches.</w:t>
+            <w:proofErr w:type="spellStart"/>
+            <w:r>
+              <w:rPr>
+                <w:color w:val="404040"/>
+                <w:sz w:val="20"/>
+                <w:szCs w:val="20"/>
+              </w:rPr>
+              <w:t>idx_region_name</w:t>
+            </w:r>
+            <w:proofErr w:type="spellEnd"/>
+            <w:r>
+              <w:rPr>
+                <w:color w:val="404040"/>
+                <w:sz w:val="20"/>
+                <w:szCs w:val="20"/>
+              </w:rPr>
+              <w:t xml:space="preserve">, </w:t>
+            </w:r>
+            <w:proofErr w:type="spellStart"/>
+            <w:r>
+              <w:rPr>
+                <w:color w:val="404040"/>
+                <w:sz w:val="20"/>
+                <w:szCs w:val="20"/>
+              </w:rPr>
+              <w:t>idx_game_name</w:t>
+            </w:r>
+            <w:proofErr w:type="spellEnd"/>
+            <w:r>
+              <w:rPr>
+                <w:color w:val="404040"/>
+                <w:sz w:val="20"/>
+                <w:szCs w:val="20"/>
+              </w:rPr>
+              <w:t xml:space="preserve">, </w:t>
+            </w:r>
+            <w:proofErr w:type="spellStart"/>
+            <w:r>
+              <w:rPr>
+                <w:color w:val="404040"/>
+                <w:sz w:val="20"/>
+                <w:szCs w:val="20"/>
+              </w:rPr>
+              <w:t>idx_genre_name</w:t>
+            </w:r>
+            <w:proofErr w:type="spellEnd"/>
+            <w:r>
+              <w:rPr>
+                <w:color w:val="404040"/>
+                <w:sz w:val="20"/>
+                <w:szCs w:val="20"/>
+              </w:rPr>
+              <w:t xml:space="preserve">, </w:t>
+            </w:r>
+            <w:proofErr w:type="spellStart"/>
+            <w:r>
+              <w:rPr>
+                <w:color w:val="404040"/>
+                <w:sz w:val="20"/>
+                <w:szCs w:val="20"/>
+              </w:rPr>
+              <w:t>idx_country_name</w:t>
+            </w:r>
+            <w:proofErr w:type="spellEnd"/>
+            <w:r>
+              <w:rPr>
+                <w:color w:val="404040"/>
+                <w:sz w:val="20"/>
+                <w:szCs w:val="20"/>
+              </w:rPr>
+              <w:t xml:space="preserve">, </w:t>
+            </w:r>
+            <w:proofErr w:type="spellStart"/>
+            <w:r>
+              <w:rPr>
+                <w:color w:val="404040"/>
+                <w:sz w:val="20"/>
+                <w:szCs w:val="20"/>
+              </w:rPr>
+              <w:t>idx_language_name</w:t>
+            </w:r>
+            <w:proofErr w:type="spellEnd"/>
+            <w:r>
+              <w:rPr>
+                <w:color w:val="404040"/>
+                <w:sz w:val="20"/>
+                <w:szCs w:val="20"/>
+              </w:rPr>
+              <w:t xml:space="preserve"> — speed up name-based searches.</w:t>
             </w:r>
           </w:p>
         </w:tc>
@@ -34684,13 +38276,59 @@
             </w:tcMar>
           </w:tcPr>
           <w:p>
-            <w:r>
-              <w:rPr>
-                <w:color w:val="404040"/>
-                <w:sz w:val="20"/>
-                <w:szCs w:val="20"/>
-              </w:rPr>
-              <w:t>idx_community_tier_region — a composite index on (community_tier, region_id) optimises the common pattern of filtering by tier and region simultaneously (used in Q2, Q5, Q7, Q8).</w:t>
+            <w:proofErr w:type="spellStart"/>
+            <w:r>
+              <w:rPr>
+                <w:color w:val="404040"/>
+                <w:sz w:val="20"/>
+                <w:szCs w:val="20"/>
+              </w:rPr>
+              <w:t>idx_community_tier_region</w:t>
+            </w:r>
+            <w:proofErr w:type="spellEnd"/>
+            <w:r>
+              <w:rPr>
+                <w:color w:val="404040"/>
+                <w:sz w:val="20"/>
+                <w:szCs w:val="20"/>
+              </w:rPr>
+              <w:t xml:space="preserve"> — a composite index on (</w:t>
+            </w:r>
+            <w:proofErr w:type="spellStart"/>
+            <w:r>
+              <w:rPr>
+                <w:color w:val="404040"/>
+                <w:sz w:val="20"/>
+                <w:szCs w:val="20"/>
+              </w:rPr>
+              <w:t>community_tier</w:t>
+            </w:r>
+            <w:proofErr w:type="spellEnd"/>
+            <w:r>
+              <w:rPr>
+                <w:color w:val="404040"/>
+                <w:sz w:val="20"/>
+                <w:szCs w:val="20"/>
+              </w:rPr>
+              <w:t xml:space="preserve">, </w:t>
+            </w:r>
+            <w:proofErr w:type="spellStart"/>
+            <w:r>
+              <w:rPr>
+                <w:color w:val="404040"/>
+                <w:sz w:val="20"/>
+                <w:szCs w:val="20"/>
+              </w:rPr>
+              <w:t>region_id</w:t>
+            </w:r>
+            <w:proofErr w:type="spellEnd"/>
+            <w:r>
+              <w:rPr>
+                <w:color w:val="404040"/>
+                <w:sz w:val="20"/>
+                <w:szCs w:val="20"/>
+              </w:rPr>
+              <w:t>) optimises the common pattern of filtering by tier and region simultaneously (used in Q2, Q5, Q7, Q8).</w:t>
             </w:r>
           </w:p>
         </w:tc>
@@ -34924,7 +38562,61 @@
                 <w:sz w:val="20"/>
                 <w:szCs w:val="20"/>
               </w:rPr>
-              <w:t>3 reporting views (vw_complete_community_profiles, vw_community_metrics_dashboard, vw_community_game_assignments)</w:t>
+              <w:t>3 reporting views (</w:t>
+            </w:r>
+            <w:proofErr w:type="spellStart"/>
+            <w:r>
+              <w:rPr>
+                <w:color w:val="404040"/>
+                <w:sz w:val="20"/>
+                <w:szCs w:val="20"/>
+              </w:rPr>
+              <w:t>vw_complete_community_profiles</w:t>
+            </w:r>
+            <w:proofErr w:type="spellEnd"/>
+            <w:r>
+              <w:rPr>
+                <w:color w:val="404040"/>
+                <w:sz w:val="20"/>
+                <w:szCs w:val="20"/>
+              </w:rPr>
+              <w:t xml:space="preserve">, </w:t>
+            </w:r>
+            <w:proofErr w:type="spellStart"/>
+            <w:r>
+              <w:rPr>
+                <w:color w:val="404040"/>
+                <w:sz w:val="20"/>
+                <w:szCs w:val="20"/>
+              </w:rPr>
+              <w:t>vw_community_metrics_dashboard</w:t>
+            </w:r>
+            <w:proofErr w:type="spellEnd"/>
+            <w:r>
+              <w:rPr>
+                <w:color w:val="404040"/>
+                <w:sz w:val="20"/>
+                <w:szCs w:val="20"/>
+              </w:rPr>
+              <w:t xml:space="preserve">, </w:t>
+            </w:r>
+            <w:proofErr w:type="spellStart"/>
+            <w:r>
+              <w:rPr>
+                <w:color w:val="404040"/>
+                <w:sz w:val="20"/>
+                <w:szCs w:val="20"/>
+              </w:rPr>
+              <w:t>vw_community_game_assignments</w:t>
+            </w:r>
+            <w:proofErr w:type="spellEnd"/>
+            <w:r>
+              <w:rPr>
+                <w:color w:val="404040"/>
+                <w:sz w:val="20"/>
+                <w:szCs w:val="20"/>
+              </w:rPr>
+              <w:t>)</w:t>
             </w:r>
           </w:p>
         </w:tc>
@@ -35279,6 +38971,49 @@
       </w:tr>
     </w:tbl>
     <w:p/>
+    <w:p/>
+    <w:p/>
+    <w:p/>
+    <w:p/>
+    <w:p>
+      <w:r>
+        <w:lastRenderedPageBreak/>
+        <w:t>Output file order:</w:t>
+      </w:r>
+    </w:p>
+    <w:p>
+      <w:r>
+        <w:t>1. Platforms and games -&gt; output</w:t>
+      </w:r>
+    </w:p>
+    <w:p>
+      <w:r>
+        <w:t>2. locations and countries -&gt; output</w:t>
+      </w:r>
+    </w:p>
+    <w:p>
+      <w:r>
+        <w:t>3. communities -&gt; output (sample)</w:t>
+      </w:r>
+    </w:p>
+    <w:p>
+      <w:r>
+        <w:t xml:space="preserve">4. </w:t>
+      </w:r>
+      <w:proofErr w:type="spellStart"/>
+      <w:r>
+        <w:t>dml</w:t>
+      </w:r>
+      <w:proofErr w:type="spellEnd"/>
+      <w:r>
+        <w:t xml:space="preserve"> queries -&gt; output (sample: 7 of 12)</w:t>
+      </w:r>
+    </w:p>
+    <w:p>
+      <w:r>
+        <w:t>5. adding and checking constraints</w:t>
+      </w:r>
+    </w:p>
     <w:sectPr>
       <w:headerReference w:type="default" r:id="rId8"/>
       <w:footerReference w:type="default" r:id="rId9"/>
@@ -35326,43 +39061,7 @@
         <w:sz w:val="18"/>
         <w:szCs w:val="18"/>
       </w:rPr>
-      <w:t xml:space="preserve">DBMS </w:t>
-    </w:r>
-    <w:proofErr w:type="gramStart"/>
-    <w:r>
-      <w:rPr>
-        <w:color w:val="767676"/>
-        <w:sz w:val="18"/>
-        <w:szCs w:val="18"/>
-      </w:rPr>
-      <w:t>Project  |</w:t>
-    </w:r>
-    <w:proofErr w:type="gramEnd"/>
-    <w:r>
-      <w:rPr>
-        <w:color w:val="767676"/>
-        <w:sz w:val="18"/>
-        <w:szCs w:val="18"/>
-      </w:rPr>
-      <w:t xml:space="preserve">  May </w:t>
-    </w:r>
-    <w:proofErr w:type="gramStart"/>
-    <w:r>
-      <w:rPr>
-        <w:color w:val="767676"/>
-        <w:sz w:val="18"/>
-        <w:szCs w:val="18"/>
-      </w:rPr>
-      <w:t>2026  |</w:t>
-    </w:r>
-    <w:proofErr w:type="gramEnd"/>
-    <w:r>
-      <w:rPr>
-        <w:color w:val="767676"/>
-        <w:sz w:val="18"/>
-        <w:szCs w:val="18"/>
-      </w:rPr>
-      <w:t xml:space="preserve">  Page </w:t>
+      <w:t xml:space="preserve">DBMS Project  |  May 2026  |  Page </w:t>
     </w:r>
     <w:r>
       <w:rPr>
@@ -36320,7 +40019,6 @@
       <w:kern w:val="2"/>
       <w:sz w:val="24"/>
       <w:szCs w:val="24"/>
-      <w:lang w:val="en-PK" w:eastAsia="en-PK"/>
       <w14:ligatures w14:val="standardContextual"/>
     </w:rPr>
   </w:style>
@@ -36341,7 +40039,6 @@
       <w:kern w:val="2"/>
       <w:sz w:val="24"/>
       <w:szCs w:val="24"/>
-      <w:lang w:val="en-PK" w:eastAsia="en-PK"/>
       <w14:ligatures w14:val="standardContextual"/>
     </w:rPr>
   </w:style>
@@ -36362,7 +40059,6 @@
       <w:kern w:val="2"/>
       <w:sz w:val="24"/>
       <w:szCs w:val="24"/>
-      <w:lang w:val="en-PK" w:eastAsia="en-PK"/>
       <w14:ligatures w14:val="standardContextual"/>
     </w:rPr>
   </w:style>
@@ -36383,7 +40079,6 @@
       <w:kern w:val="2"/>
       <w:sz w:val="24"/>
       <w:szCs w:val="24"/>
-      <w:lang w:val="en-PK" w:eastAsia="en-PK"/>
       <w14:ligatures w14:val="standardContextual"/>
     </w:rPr>
   </w:style>
@@ -36404,7 +40099,6 @@
       <w:kern w:val="2"/>
       <w:sz w:val="24"/>
       <w:szCs w:val="24"/>
-      <w:lang w:val="en-PK" w:eastAsia="en-PK"/>
       <w14:ligatures w14:val="standardContextual"/>
     </w:rPr>
   </w:style>
@@ -36425,7 +40119,6 @@
       <w:kern w:val="2"/>
       <w:sz w:val="24"/>
       <w:szCs w:val="24"/>
-      <w:lang w:val="en-PK" w:eastAsia="en-PK"/>
       <w14:ligatures w14:val="standardContextual"/>
     </w:rPr>
   </w:style>
@@ -36440,6 +40133,95 @@
       <w:color w:val="605E5C"/>
       <w:shd w:val="clear" w:color="auto" w:fill="E1DFDD"/>
     </w:rPr>
+  </w:style>
+  <w:style w:type="table" w:styleId="TableGrid">
+    <w:name w:val="Table Grid"/>
+    <w:basedOn w:val="TableNormal"/>
+    <w:uiPriority w:val="39"/>
+    <w:rsid w:val="00460751"/>
+    <w:tblPr>
+      <w:tblBorders>
+        <w:top w:val="single" w:sz="4" w:space="0" w:color="auto"/>
+        <w:left w:val="single" w:sz="4" w:space="0" w:color="auto"/>
+        <w:bottom w:val="single" w:sz="4" w:space="0" w:color="auto"/>
+        <w:right w:val="single" w:sz="4" w:space="0" w:color="auto"/>
+        <w:insideH w:val="single" w:sz="4" w:space="0" w:color="auto"/>
+        <w:insideV w:val="single" w:sz="4" w:space="0" w:color="auto"/>
+      </w:tblBorders>
+    </w:tblPr>
+  </w:style>
+  <w:style w:type="table" w:styleId="GridTable4-Accent5">
+    <w:name w:val="Grid Table 4 Accent 5"/>
+    <w:basedOn w:val="TableNormal"/>
+    <w:uiPriority w:val="49"/>
+    <w:rsid w:val="00460751"/>
+    <w:tblPr>
+      <w:tblStyleRowBandSize w:val="1"/>
+      <w:tblStyleColBandSize w:val="1"/>
+      <w:tblBorders>
+        <w:top w:val="single" w:sz="4" w:space="0" w:color="9CC2E5" w:themeColor="accent5" w:themeTint="99"/>
+        <w:left w:val="single" w:sz="4" w:space="0" w:color="9CC2E5" w:themeColor="accent5" w:themeTint="99"/>
+        <w:bottom w:val="single" w:sz="4" w:space="0" w:color="9CC2E5" w:themeColor="accent5" w:themeTint="99"/>
+        <w:right w:val="single" w:sz="4" w:space="0" w:color="9CC2E5" w:themeColor="accent5" w:themeTint="99"/>
+        <w:insideH w:val="single" w:sz="4" w:space="0" w:color="9CC2E5" w:themeColor="accent5" w:themeTint="99"/>
+        <w:insideV w:val="single" w:sz="4" w:space="0" w:color="9CC2E5" w:themeColor="accent5" w:themeTint="99"/>
+      </w:tblBorders>
+    </w:tblPr>
+    <w:tblStylePr w:type="firstRow">
+      <w:rPr>
+        <w:b/>
+        <w:bCs/>
+        <w:color w:val="FFFFFF" w:themeColor="background1"/>
+      </w:rPr>
+      <w:tblPr/>
+      <w:tcPr>
+        <w:tcBorders>
+          <w:top w:val="single" w:sz="4" w:space="0" w:color="5B9BD5" w:themeColor="accent5"/>
+          <w:left w:val="single" w:sz="4" w:space="0" w:color="5B9BD5" w:themeColor="accent5"/>
+          <w:bottom w:val="single" w:sz="4" w:space="0" w:color="5B9BD5" w:themeColor="accent5"/>
+          <w:right w:val="single" w:sz="4" w:space="0" w:color="5B9BD5" w:themeColor="accent5"/>
+          <w:insideH w:val="nil"/>
+          <w:insideV w:val="nil"/>
+        </w:tcBorders>
+        <w:shd w:val="clear" w:color="auto" w:fill="5B9BD5" w:themeFill="accent5"/>
+      </w:tcPr>
+    </w:tblStylePr>
+    <w:tblStylePr w:type="lastRow">
+      <w:rPr>
+        <w:b/>
+        <w:bCs/>
+      </w:rPr>
+      <w:tblPr/>
+      <w:tcPr>
+        <w:tcBorders>
+          <w:top w:val="double" w:sz="4" w:space="0" w:color="5B9BD5" w:themeColor="accent5"/>
+        </w:tcBorders>
+      </w:tcPr>
+    </w:tblStylePr>
+    <w:tblStylePr w:type="firstCol">
+      <w:rPr>
+        <w:b/>
+        <w:bCs/>
+      </w:rPr>
+    </w:tblStylePr>
+    <w:tblStylePr w:type="lastCol">
+      <w:rPr>
+        <w:b/>
+        <w:bCs/>
+      </w:rPr>
+    </w:tblStylePr>
+    <w:tblStylePr w:type="band1Vert">
+      <w:tblPr/>
+      <w:tcPr>
+        <w:shd w:val="clear" w:color="auto" w:fill="DEEAF6" w:themeFill="accent5" w:themeFillTint="33"/>
+      </w:tcPr>
+    </w:tblStylePr>
+    <w:tblStylePr w:type="band1Horz">
+      <w:tblPr/>
+      <w:tcPr>
+        <w:shd w:val="clear" w:color="auto" w:fill="DEEAF6" w:themeFill="accent5" w:themeFillTint="33"/>
+      </w:tcPr>
+    </w:tblStylePr>
   </w:style>
 </w:styles>
 </file>
